--- a/report/MBA680_Steps1to6_Report.docx
+++ b/report/MBA680_Steps1to6_Report.docx
@@ -12467,6 +12467,11 @@
       </w:r>
     </w:p>
     <w:p>
+      <w:r>
+        <w:br w:type="page"/>
+      </w:r>
+    </w:p>
+    <w:p>
       <w:pPr>
         <w:pStyle w:val="Heading1"/>
         <w:keepNext/>
@@ -12480,7 +12485,8917 @@
           <w:sz w:val="28"/>
           <w:szCs w:val="28"/>
         </w:rPr>
-        <w:t xml:space="preserve">Appendix. Reproducing every number</w:t>
+        <w:t xml:space="preserve">Appendix A. The survey, as administered</w:t>
+      </w:r>
+    </w:p>
+    <w:p>
+      <w:pPr>
+        <w:spacing w:after="120" w:line="300"/>
+      </w:pPr>
+      <w:r>
+        <w:rPr>
+          <w:color w:val="1A1A1A"/>
+          <w:sz w:val="20"/>
+          <w:szCs w:val="20"/>
+        </w:rPr>
+        <w:t xml:space="preserve">Reproduced exactly as respondents saw it. Sections A.1 to A.5 are the class form. Section A.6 holds the four added questions, which are marked as extensions in the portal so a respondent can see which part of the form is standard and which is not.</w:t>
+      </w:r>
+    </w:p>
+    <w:p>
+      <w:pPr>
+        <w:pStyle w:val="Heading2"/>
+        <w:keepNext/>
+        <w:spacing w:after="110" w:before="300"/>
+      </w:pPr>
+      <w:r>
+        <w:rPr>
+          <w:b/>
+          <w:bCs/>
+          <w:color w:val="1A1A1A"/>
+          <w:sz w:val="23"/>
+          <w:szCs w:val="23"/>
+        </w:rPr>
+        <w:t xml:space="preserve">A.1 Participant information</w:t>
+      </w:r>
+    </w:p>
+    <w:p>
+      <w:pPr>
+        <w:spacing w:after="120" w:line="300"/>
+      </w:pPr>
+      <w:r>
+        <w:rPr>
+          <w:color w:val="1A1A1A"/>
+          <w:sz w:val="20"/>
+          <w:szCs w:val="20"/>
+        </w:rPr>
+        <w:t xml:space="preserve">Roll number (used instead of a name so the data set stays anonymous), age, monthly income band, amount available to invest, investing experience (none, limited, moderate or substantial), horizon in years, primary goal (wealth creation, capital preservation, liquidity or a specific goal), and any constraint or liquidity need.</w:t>
+      </w:r>
+    </w:p>
+    <w:p>
+      <w:pPr>
+        <w:pStyle w:val="Heading2"/>
+        <w:keepNext/>
+        <w:spacing w:after="110" w:before="300"/>
+      </w:pPr>
+      <w:r>
+        <w:rPr>
+          <w:b/>
+          <w:bCs/>
+          <w:color w:val="1A1A1A"/>
+          <w:sz w:val="23"/>
+          <w:szCs w:val="23"/>
+        </w:rPr>
+        <w:t xml:space="preserve">A.2 Risk preference, R1 to R8</w:t>
+      </w:r>
+    </w:p>
+    <w:p>
+      <w:pPr>
+        <w:spacing w:after="120" w:line="300"/>
+      </w:pPr>
+      <w:r>
+        <w:rPr>
+          <w:color w:val="1A1A1A"/>
+          <w:sz w:val="19"/>
+          <w:szCs w:val="19"/>
+        </w:rPr>
+        <w:t xml:space="preserve">For each row, pick exactly one.</w:t>
+      </w:r>
+    </w:p>
+    <w:tbl>
+      <w:tblPr>
+        <w:tblW w:type="dxa" w:w="7500"/>
+        <w:tblBorders>
+          <w:top w:val="single" w:color="auto" w:sz="4"/>
+          <w:left w:val="single" w:color="auto" w:sz="4"/>
+          <w:bottom w:val="single" w:color="auto" w:sz="4"/>
+          <w:right w:val="single" w:color="auto" w:sz="4"/>
+          <w:insideH w:val="single" w:color="auto" w:sz="4"/>
+          <w:insideV w:val="single" w:color="auto" w:sz="4"/>
+        </w:tblBorders>
+      </w:tblPr>
+      <w:tblGrid>
+        <w:gridCol w:w="700"/>
+        <w:gridCol w:w="2700"/>
+        <w:gridCol w:w="4100"/>
+      </w:tblGrid>
+      <w:tr>
+        <w:trPr>
+          <w:tblHeader/>
+        </w:trPr>
+        <w:tc>
+          <w:tcPr>
+            <w:tcW w:type="dxa" w:w="700"/>
+            <w:tcBorders>
+              <w:top w:val="single" w:color="D8D6D0" w:sz="2"/>
+              <w:left w:val="none"/>
+              <w:bottom w:val="single" w:color="D8D6D0" w:sz="8"/>
+              <w:right w:val="none"/>
+            </w:tcBorders>
+            <w:tcMar>
+              <w:top w:type="dxa" w:w="70"/>
+              <w:left w:type="dxa" w:w="100"/>
+              <w:bottom w:type="dxa" w:w="70"/>
+              <w:right w:type="dxa" w:w="100"/>
+            </w:tcMar>
+          </w:tcPr>
+          <w:p>
+            <w:pPr>
+              <w:spacing w:after="0" w:line="260"/>
+            </w:pPr>
+            <w:r>
+              <w:rPr>
+                <w:b/>
+                <w:bCs/>
+                <w:color w:val="56554F"/>
+                <w:sz w:val="17"/>
+                <w:szCs w:val="17"/>
+              </w:rPr>
+              <w:t xml:space="preserve">Q</w:t>
+            </w:r>
+          </w:p>
+        </w:tc>
+        <w:tc>
+          <w:tcPr>
+            <w:tcW w:type="dxa" w:w="2700"/>
+            <w:tcBorders>
+              <w:top w:val="single" w:color="D8D6D0" w:sz="2"/>
+              <w:left w:val="none"/>
+              <w:bottom w:val="single" w:color="D8D6D0" w:sz="8"/>
+              <w:right w:val="none"/>
+            </w:tcBorders>
+            <w:tcMar>
+              <w:top w:type="dxa" w:w="70"/>
+              <w:left w:type="dxa" w:w="100"/>
+              <w:bottom w:type="dxa" w:w="70"/>
+              <w:right w:type="dxa" w:w="100"/>
+            </w:tcMar>
+          </w:tcPr>
+          <w:p>
+            <w:pPr>
+              <w:spacing w:after="0" w:line="260"/>
+            </w:pPr>
+            <w:r>
+              <w:rPr>
+                <w:b/>
+                <w:bCs/>
+                <w:color w:val="56554F"/>
+                <w:sz w:val="17"/>
+                <w:szCs w:val="17"/>
+              </w:rPr>
+              <w:t xml:space="preserve">A: certain</w:t>
+            </w:r>
+          </w:p>
+        </w:tc>
+        <w:tc>
+          <w:tcPr>
+            <w:tcW w:type="dxa" w:w="4100"/>
+            <w:tcBorders>
+              <w:top w:val="single" w:color="D8D6D0" w:sz="2"/>
+              <w:left w:val="none"/>
+              <w:bottom w:val="single" w:color="D8D6D0" w:sz="8"/>
+              <w:right w:val="none"/>
+            </w:tcBorders>
+            <w:tcMar>
+              <w:top w:type="dxa" w:w="70"/>
+              <w:left w:type="dxa" w:w="100"/>
+              <w:bottom w:type="dxa" w:w="70"/>
+              <w:right w:type="dxa" w:w="100"/>
+            </w:tcMar>
+          </w:tcPr>
+          <w:p>
+            <w:pPr>
+              <w:spacing w:after="0" w:line="260"/>
+            </w:pPr>
+            <w:r>
+              <w:rPr>
+                <w:b/>
+                <w:bCs/>
+                <w:color w:val="56554F"/>
+                <w:sz w:val="17"/>
+                <w:szCs w:val="17"/>
+              </w:rPr>
+              <w:t xml:space="preserve">B: coin flip</w:t>
+            </w:r>
+          </w:p>
+        </w:tc>
+      </w:tr>
+      <w:tr>
+        <w:tc>
+          <w:tcPr>
+            <w:tcW w:type="dxa" w:w="700"/>
+            <w:tcBorders>
+              <w:top w:val="single" w:color="D8D6D0" w:sz="2"/>
+              <w:left w:val="none"/>
+              <w:bottom w:val="single" w:color="D8D6D0" w:sz="2"/>
+              <w:right w:val="none"/>
+            </w:tcBorders>
+            <w:tcMar>
+              <w:top w:type="dxa" w:w="70"/>
+              <w:left w:type="dxa" w:w="100"/>
+              <w:bottom w:type="dxa" w:w="70"/>
+              <w:right w:type="dxa" w:w="100"/>
+            </w:tcMar>
+          </w:tcPr>
+          <w:p>
+            <w:pPr>
+              <w:spacing w:after="0" w:line="260"/>
+            </w:pPr>
+            <w:r>
+              <w:rPr>
+                <w:b w:val="false"/>
+                <w:bCs w:val="false"/>
+                <w:color w:val="1A1A1A"/>
+                <w:sz w:val="18"/>
+                <w:szCs w:val="18"/>
+              </w:rPr>
+              <w:t xml:space="preserve">R1</w:t>
+            </w:r>
+          </w:p>
+        </w:tc>
+        <w:tc>
+          <w:tcPr>
+            <w:tcW w:type="dxa" w:w="2700"/>
+            <w:tcBorders>
+              <w:top w:val="single" w:color="D8D6D0" w:sz="2"/>
+              <w:left w:val="none"/>
+              <w:bottom w:val="single" w:color="D8D6D0" w:sz="2"/>
+              <w:right w:val="none"/>
+            </w:tcBorders>
+            <w:tcMar>
+              <w:top w:type="dxa" w:w="70"/>
+              <w:left w:type="dxa" w:w="100"/>
+              <w:bottom w:type="dxa" w:w="70"/>
+              <w:right w:type="dxa" w:w="100"/>
+            </w:tcMar>
+          </w:tcPr>
+          <w:p>
+            <w:pPr>
+              <w:spacing w:after="0" w:line="260"/>
+            </w:pPr>
+            <w:r>
+              <w:rPr>
+                <w:b w:val="false"/>
+                <w:bCs w:val="false"/>
+                <w:color w:val="1A1A1A"/>
+                <w:sz w:val="18"/>
+                <w:szCs w:val="18"/>
+              </w:rPr>
+              <w:t xml:space="preserve">Rs 10,000 guaranteed</w:t>
+            </w:r>
+          </w:p>
+        </w:tc>
+        <w:tc>
+          <w:tcPr>
+            <w:tcW w:type="dxa" w:w="4100"/>
+            <w:tcBorders>
+              <w:top w:val="single" w:color="D8D6D0" w:sz="2"/>
+              <w:left w:val="none"/>
+              <w:bottom w:val="single" w:color="D8D6D0" w:sz="2"/>
+              <w:right w:val="none"/>
+            </w:tcBorders>
+            <w:tcMar>
+              <w:top w:type="dxa" w:w="70"/>
+              <w:left w:type="dxa" w:w="100"/>
+              <w:bottom w:type="dxa" w:w="70"/>
+              <w:right w:type="dxa" w:w="100"/>
+            </w:tcMar>
+          </w:tcPr>
+          <w:p>
+            <w:pPr>
+              <w:spacing w:after="0" w:line="260"/>
+            </w:pPr>
+            <w:r>
+              <w:rPr>
+                <w:b w:val="false"/>
+                <w:bCs w:val="false"/>
+                <w:color w:val="1A1A1A"/>
+                <w:sz w:val="18"/>
+                <w:szCs w:val="18"/>
+              </w:rPr>
+              <w:t xml:space="preserve">50% Rs 20,000, 50% Rs 0</w:t>
+            </w:r>
+          </w:p>
+        </w:tc>
+      </w:tr>
+      <w:tr>
+        <w:tc>
+          <w:tcPr>
+            <w:tcW w:type="dxa" w:w="700"/>
+            <w:tcBorders>
+              <w:top w:val="single" w:color="D8D6D0" w:sz="2"/>
+              <w:left w:val="none"/>
+              <w:bottom w:val="single" w:color="D8D6D0" w:sz="2"/>
+              <w:right w:val="none"/>
+            </w:tcBorders>
+            <w:shd w:fill="F4F3F0" w:color="auto" w:val="clear"/>
+            <w:tcMar>
+              <w:top w:type="dxa" w:w="70"/>
+              <w:left w:type="dxa" w:w="100"/>
+              <w:bottom w:type="dxa" w:w="70"/>
+              <w:right w:type="dxa" w:w="100"/>
+            </w:tcMar>
+          </w:tcPr>
+          <w:p>
+            <w:pPr>
+              <w:spacing w:after="0" w:line="260"/>
+            </w:pPr>
+            <w:r>
+              <w:rPr>
+                <w:b w:val="false"/>
+                <w:bCs w:val="false"/>
+                <w:color w:val="1A1A1A"/>
+                <w:sz w:val="18"/>
+                <w:szCs w:val="18"/>
+              </w:rPr>
+              <w:t xml:space="preserve">R2</w:t>
+            </w:r>
+          </w:p>
+        </w:tc>
+        <w:tc>
+          <w:tcPr>
+            <w:tcW w:type="dxa" w:w="2700"/>
+            <w:tcBorders>
+              <w:top w:val="single" w:color="D8D6D0" w:sz="2"/>
+              <w:left w:val="none"/>
+              <w:bottom w:val="single" w:color="D8D6D0" w:sz="2"/>
+              <w:right w:val="none"/>
+            </w:tcBorders>
+            <w:shd w:fill="F4F3F0" w:color="auto" w:val="clear"/>
+            <w:tcMar>
+              <w:top w:type="dxa" w:w="70"/>
+              <w:left w:type="dxa" w:w="100"/>
+              <w:bottom w:type="dxa" w:w="70"/>
+              <w:right w:type="dxa" w:w="100"/>
+            </w:tcMar>
+          </w:tcPr>
+          <w:p>
+            <w:pPr>
+              <w:spacing w:after="0" w:line="260"/>
+            </w:pPr>
+            <w:r>
+              <w:rPr>
+                <w:b w:val="false"/>
+                <w:bCs w:val="false"/>
+                <w:color w:val="1A1A1A"/>
+                <w:sz w:val="18"/>
+                <w:szCs w:val="18"/>
+              </w:rPr>
+              <w:t xml:space="preserve">Rs 12,000 guaranteed</w:t>
+            </w:r>
+          </w:p>
+        </w:tc>
+        <w:tc>
+          <w:tcPr>
+            <w:tcW w:type="dxa" w:w="4100"/>
+            <w:tcBorders>
+              <w:top w:val="single" w:color="D8D6D0" w:sz="2"/>
+              <w:left w:val="none"/>
+              <w:bottom w:val="single" w:color="D8D6D0" w:sz="2"/>
+              <w:right w:val="none"/>
+            </w:tcBorders>
+            <w:shd w:fill="F4F3F0" w:color="auto" w:val="clear"/>
+            <w:tcMar>
+              <w:top w:type="dxa" w:w="70"/>
+              <w:left w:type="dxa" w:w="100"/>
+              <w:bottom w:type="dxa" w:w="70"/>
+              <w:right w:type="dxa" w:w="100"/>
+            </w:tcMar>
+          </w:tcPr>
+          <w:p>
+            <w:pPr>
+              <w:spacing w:after="0" w:line="260"/>
+            </w:pPr>
+            <w:r>
+              <w:rPr>
+                <w:b w:val="false"/>
+                <w:bCs w:val="false"/>
+                <w:color w:val="1A1A1A"/>
+                <w:sz w:val="18"/>
+                <w:szCs w:val="18"/>
+              </w:rPr>
+              <w:t xml:space="preserve">50% Rs 24,000, 50% Rs 0</w:t>
+            </w:r>
+          </w:p>
+        </w:tc>
+      </w:tr>
+      <w:tr>
+        <w:tc>
+          <w:tcPr>
+            <w:tcW w:type="dxa" w:w="700"/>
+            <w:tcBorders>
+              <w:top w:val="single" w:color="D8D6D0" w:sz="2"/>
+              <w:left w:val="none"/>
+              <w:bottom w:val="single" w:color="D8D6D0" w:sz="2"/>
+              <w:right w:val="none"/>
+            </w:tcBorders>
+            <w:tcMar>
+              <w:top w:type="dxa" w:w="70"/>
+              <w:left w:type="dxa" w:w="100"/>
+              <w:bottom w:type="dxa" w:w="70"/>
+              <w:right w:type="dxa" w:w="100"/>
+            </w:tcMar>
+          </w:tcPr>
+          <w:p>
+            <w:pPr>
+              <w:spacing w:after="0" w:line="260"/>
+            </w:pPr>
+            <w:r>
+              <w:rPr>
+                <w:b w:val="false"/>
+                <w:bCs w:val="false"/>
+                <w:color w:val="1A1A1A"/>
+                <w:sz w:val="18"/>
+                <w:szCs w:val="18"/>
+              </w:rPr>
+              <w:t xml:space="preserve">R3</w:t>
+            </w:r>
+          </w:p>
+        </w:tc>
+        <w:tc>
+          <w:tcPr>
+            <w:tcW w:type="dxa" w:w="2700"/>
+            <w:tcBorders>
+              <w:top w:val="single" w:color="D8D6D0" w:sz="2"/>
+              <w:left w:val="none"/>
+              <w:bottom w:val="single" w:color="D8D6D0" w:sz="2"/>
+              <w:right w:val="none"/>
+            </w:tcBorders>
+            <w:tcMar>
+              <w:top w:type="dxa" w:w="70"/>
+              <w:left w:type="dxa" w:w="100"/>
+              <w:bottom w:type="dxa" w:w="70"/>
+              <w:right w:type="dxa" w:w="100"/>
+            </w:tcMar>
+          </w:tcPr>
+          <w:p>
+            <w:pPr>
+              <w:spacing w:after="0" w:line="260"/>
+            </w:pPr>
+            <w:r>
+              <w:rPr>
+                <w:b w:val="false"/>
+                <w:bCs w:val="false"/>
+                <w:color w:val="1A1A1A"/>
+                <w:sz w:val="18"/>
+                <w:szCs w:val="18"/>
+              </w:rPr>
+              <w:t xml:space="preserve">Rs 15,000 guaranteed</w:t>
+            </w:r>
+          </w:p>
+        </w:tc>
+        <w:tc>
+          <w:tcPr>
+            <w:tcW w:type="dxa" w:w="4100"/>
+            <w:tcBorders>
+              <w:top w:val="single" w:color="D8D6D0" w:sz="2"/>
+              <w:left w:val="none"/>
+              <w:bottom w:val="single" w:color="D8D6D0" w:sz="2"/>
+              <w:right w:val="none"/>
+            </w:tcBorders>
+            <w:tcMar>
+              <w:top w:type="dxa" w:w="70"/>
+              <w:left w:type="dxa" w:w="100"/>
+              <w:bottom w:type="dxa" w:w="70"/>
+              <w:right w:type="dxa" w:w="100"/>
+            </w:tcMar>
+          </w:tcPr>
+          <w:p>
+            <w:pPr>
+              <w:spacing w:after="0" w:line="260"/>
+            </w:pPr>
+            <w:r>
+              <w:rPr>
+                <w:b w:val="false"/>
+                <w:bCs w:val="false"/>
+                <w:color w:val="1A1A1A"/>
+                <w:sz w:val="18"/>
+                <w:szCs w:val="18"/>
+              </w:rPr>
+              <w:t xml:space="preserve">50% Rs 30,000, 50% Rs 0</w:t>
+            </w:r>
+          </w:p>
+        </w:tc>
+      </w:tr>
+      <w:tr>
+        <w:tc>
+          <w:tcPr>
+            <w:tcW w:type="dxa" w:w="700"/>
+            <w:tcBorders>
+              <w:top w:val="single" w:color="D8D6D0" w:sz="2"/>
+              <w:left w:val="none"/>
+              <w:bottom w:val="single" w:color="D8D6D0" w:sz="2"/>
+              <w:right w:val="none"/>
+            </w:tcBorders>
+            <w:shd w:fill="F4F3F0" w:color="auto" w:val="clear"/>
+            <w:tcMar>
+              <w:top w:type="dxa" w:w="70"/>
+              <w:left w:type="dxa" w:w="100"/>
+              <w:bottom w:type="dxa" w:w="70"/>
+              <w:right w:type="dxa" w:w="100"/>
+            </w:tcMar>
+          </w:tcPr>
+          <w:p>
+            <w:pPr>
+              <w:spacing w:after="0" w:line="260"/>
+            </w:pPr>
+            <w:r>
+              <w:rPr>
+                <w:b w:val="false"/>
+                <w:bCs w:val="false"/>
+                <w:color w:val="1A1A1A"/>
+                <w:sz w:val="18"/>
+                <w:szCs w:val="18"/>
+              </w:rPr>
+              <w:t xml:space="preserve">R4</w:t>
+            </w:r>
+          </w:p>
+        </w:tc>
+        <w:tc>
+          <w:tcPr>
+            <w:tcW w:type="dxa" w:w="2700"/>
+            <w:tcBorders>
+              <w:top w:val="single" w:color="D8D6D0" w:sz="2"/>
+              <w:left w:val="none"/>
+              <w:bottom w:val="single" w:color="D8D6D0" w:sz="2"/>
+              <w:right w:val="none"/>
+            </w:tcBorders>
+            <w:shd w:fill="F4F3F0" w:color="auto" w:val="clear"/>
+            <w:tcMar>
+              <w:top w:type="dxa" w:w="70"/>
+              <w:left w:type="dxa" w:w="100"/>
+              <w:bottom w:type="dxa" w:w="70"/>
+              <w:right w:type="dxa" w:w="100"/>
+            </w:tcMar>
+          </w:tcPr>
+          <w:p>
+            <w:pPr>
+              <w:spacing w:after="0" w:line="260"/>
+            </w:pPr>
+            <w:r>
+              <w:rPr>
+                <w:b w:val="false"/>
+                <w:bCs w:val="false"/>
+                <w:color w:val="1A1A1A"/>
+                <w:sz w:val="18"/>
+                <w:szCs w:val="18"/>
+              </w:rPr>
+              <w:t xml:space="preserve">Rs 20,000 guaranteed</w:t>
+            </w:r>
+          </w:p>
+        </w:tc>
+        <w:tc>
+          <w:tcPr>
+            <w:tcW w:type="dxa" w:w="4100"/>
+            <w:tcBorders>
+              <w:top w:val="single" w:color="D8D6D0" w:sz="2"/>
+              <w:left w:val="none"/>
+              <w:bottom w:val="single" w:color="D8D6D0" w:sz="2"/>
+              <w:right w:val="none"/>
+            </w:tcBorders>
+            <w:shd w:fill="F4F3F0" w:color="auto" w:val="clear"/>
+            <w:tcMar>
+              <w:top w:type="dxa" w:w="70"/>
+              <w:left w:type="dxa" w:w="100"/>
+              <w:bottom w:type="dxa" w:w="70"/>
+              <w:right w:type="dxa" w:w="100"/>
+            </w:tcMar>
+          </w:tcPr>
+          <w:p>
+            <w:pPr>
+              <w:spacing w:after="0" w:line="260"/>
+            </w:pPr>
+            <w:r>
+              <w:rPr>
+                <w:b w:val="false"/>
+                <w:bCs w:val="false"/>
+                <w:color w:val="1A1A1A"/>
+                <w:sz w:val="18"/>
+                <w:szCs w:val="18"/>
+              </w:rPr>
+              <w:t xml:space="preserve">50% Rs 40,000, 50% Rs 0</w:t>
+            </w:r>
+          </w:p>
+        </w:tc>
+      </w:tr>
+      <w:tr>
+        <w:tc>
+          <w:tcPr>
+            <w:tcW w:type="dxa" w:w="700"/>
+            <w:tcBorders>
+              <w:top w:val="single" w:color="D8D6D0" w:sz="2"/>
+              <w:left w:val="none"/>
+              <w:bottom w:val="single" w:color="D8D6D0" w:sz="2"/>
+              <w:right w:val="none"/>
+            </w:tcBorders>
+            <w:tcMar>
+              <w:top w:type="dxa" w:w="70"/>
+              <w:left w:type="dxa" w:w="100"/>
+              <w:bottom w:type="dxa" w:w="70"/>
+              <w:right w:type="dxa" w:w="100"/>
+            </w:tcMar>
+          </w:tcPr>
+          <w:p>
+            <w:pPr>
+              <w:spacing w:after="0" w:line="260"/>
+            </w:pPr>
+            <w:r>
+              <w:rPr>
+                <w:b w:val="false"/>
+                <w:bCs w:val="false"/>
+                <w:color w:val="1A1A1A"/>
+                <w:sz w:val="18"/>
+                <w:szCs w:val="18"/>
+              </w:rPr>
+              <w:t xml:space="preserve">R5</w:t>
+            </w:r>
+          </w:p>
+        </w:tc>
+        <w:tc>
+          <w:tcPr>
+            <w:tcW w:type="dxa" w:w="2700"/>
+            <w:tcBorders>
+              <w:top w:val="single" w:color="D8D6D0" w:sz="2"/>
+              <w:left w:val="none"/>
+              <w:bottom w:val="single" w:color="D8D6D0" w:sz="2"/>
+              <w:right w:val="none"/>
+            </w:tcBorders>
+            <w:tcMar>
+              <w:top w:type="dxa" w:w="70"/>
+              <w:left w:type="dxa" w:w="100"/>
+              <w:bottom w:type="dxa" w:w="70"/>
+              <w:right w:type="dxa" w:w="100"/>
+            </w:tcMar>
+          </w:tcPr>
+          <w:p>
+            <w:pPr>
+              <w:spacing w:after="0" w:line="260"/>
+            </w:pPr>
+            <w:r>
+              <w:rPr>
+                <w:b w:val="false"/>
+                <w:bCs w:val="false"/>
+                <w:color w:val="1A1A1A"/>
+                <w:sz w:val="18"/>
+                <w:szCs w:val="18"/>
+              </w:rPr>
+              <w:t xml:space="preserve">Rs 25,000 guaranteed</w:t>
+            </w:r>
+          </w:p>
+        </w:tc>
+        <w:tc>
+          <w:tcPr>
+            <w:tcW w:type="dxa" w:w="4100"/>
+            <w:tcBorders>
+              <w:top w:val="single" w:color="D8D6D0" w:sz="2"/>
+              <w:left w:val="none"/>
+              <w:bottom w:val="single" w:color="D8D6D0" w:sz="2"/>
+              <w:right w:val="none"/>
+            </w:tcBorders>
+            <w:tcMar>
+              <w:top w:type="dxa" w:w="70"/>
+              <w:left w:type="dxa" w:w="100"/>
+              <w:bottom w:type="dxa" w:w="70"/>
+              <w:right w:type="dxa" w:w="100"/>
+            </w:tcMar>
+          </w:tcPr>
+          <w:p>
+            <w:pPr>
+              <w:spacing w:after="0" w:line="260"/>
+            </w:pPr>
+            <w:r>
+              <w:rPr>
+                <w:b w:val="false"/>
+                <w:bCs w:val="false"/>
+                <w:color w:val="1A1A1A"/>
+                <w:sz w:val="18"/>
+                <w:szCs w:val="18"/>
+              </w:rPr>
+              <w:t xml:space="preserve">50% Rs 50,000, 50% Rs 0</w:t>
+            </w:r>
+          </w:p>
+        </w:tc>
+      </w:tr>
+      <w:tr>
+        <w:tc>
+          <w:tcPr>
+            <w:tcW w:type="dxa" w:w="700"/>
+            <w:tcBorders>
+              <w:top w:val="single" w:color="D8D6D0" w:sz="2"/>
+              <w:left w:val="none"/>
+              <w:bottom w:val="single" w:color="D8D6D0" w:sz="2"/>
+              <w:right w:val="none"/>
+            </w:tcBorders>
+            <w:shd w:fill="F4F3F0" w:color="auto" w:val="clear"/>
+            <w:tcMar>
+              <w:top w:type="dxa" w:w="70"/>
+              <w:left w:type="dxa" w:w="100"/>
+              <w:bottom w:type="dxa" w:w="70"/>
+              <w:right w:type="dxa" w:w="100"/>
+            </w:tcMar>
+          </w:tcPr>
+          <w:p>
+            <w:pPr>
+              <w:spacing w:after="0" w:line="260"/>
+            </w:pPr>
+            <w:r>
+              <w:rPr>
+                <w:b w:val="false"/>
+                <w:bCs w:val="false"/>
+                <w:color w:val="1A1A1A"/>
+                <w:sz w:val="18"/>
+                <w:szCs w:val="18"/>
+              </w:rPr>
+              <w:t xml:space="preserve">R6</w:t>
+            </w:r>
+          </w:p>
+        </w:tc>
+        <w:tc>
+          <w:tcPr>
+            <w:tcW w:type="dxa" w:w="2700"/>
+            <w:tcBorders>
+              <w:top w:val="single" w:color="D8D6D0" w:sz="2"/>
+              <w:left w:val="none"/>
+              <w:bottom w:val="single" w:color="D8D6D0" w:sz="2"/>
+              <w:right w:val="none"/>
+            </w:tcBorders>
+            <w:shd w:fill="F4F3F0" w:color="auto" w:val="clear"/>
+            <w:tcMar>
+              <w:top w:type="dxa" w:w="70"/>
+              <w:left w:type="dxa" w:w="100"/>
+              <w:bottom w:type="dxa" w:w="70"/>
+              <w:right w:type="dxa" w:w="100"/>
+            </w:tcMar>
+          </w:tcPr>
+          <w:p>
+            <w:pPr>
+              <w:spacing w:after="0" w:line="260"/>
+            </w:pPr>
+            <w:r>
+              <w:rPr>
+                <w:b w:val="false"/>
+                <w:bCs w:val="false"/>
+                <w:color w:val="1A1A1A"/>
+                <w:sz w:val="18"/>
+                <w:szCs w:val="18"/>
+              </w:rPr>
+              <w:t xml:space="preserve">Rs 30,000 guaranteed</w:t>
+            </w:r>
+          </w:p>
+        </w:tc>
+        <w:tc>
+          <w:tcPr>
+            <w:tcW w:type="dxa" w:w="4100"/>
+            <w:tcBorders>
+              <w:top w:val="single" w:color="D8D6D0" w:sz="2"/>
+              <w:left w:val="none"/>
+              <w:bottom w:val="single" w:color="D8D6D0" w:sz="2"/>
+              <w:right w:val="none"/>
+            </w:tcBorders>
+            <w:shd w:fill="F4F3F0" w:color="auto" w:val="clear"/>
+            <w:tcMar>
+              <w:top w:type="dxa" w:w="70"/>
+              <w:left w:type="dxa" w:w="100"/>
+              <w:bottom w:type="dxa" w:w="70"/>
+              <w:right w:type="dxa" w:w="100"/>
+            </w:tcMar>
+          </w:tcPr>
+          <w:p>
+            <w:pPr>
+              <w:spacing w:after="0" w:line="260"/>
+            </w:pPr>
+            <w:r>
+              <w:rPr>
+                <w:b w:val="false"/>
+                <w:bCs w:val="false"/>
+                <w:color w:val="1A1A1A"/>
+                <w:sz w:val="18"/>
+                <w:szCs w:val="18"/>
+              </w:rPr>
+              <w:t xml:space="preserve">50% Rs 60,000, 50% Rs 0</w:t>
+            </w:r>
+          </w:p>
+        </w:tc>
+      </w:tr>
+      <w:tr>
+        <w:tc>
+          <w:tcPr>
+            <w:tcW w:type="dxa" w:w="700"/>
+            <w:tcBorders>
+              <w:top w:val="single" w:color="D8D6D0" w:sz="2"/>
+              <w:left w:val="none"/>
+              <w:bottom w:val="single" w:color="D8D6D0" w:sz="2"/>
+              <w:right w:val="none"/>
+            </w:tcBorders>
+            <w:tcMar>
+              <w:top w:type="dxa" w:w="70"/>
+              <w:left w:type="dxa" w:w="100"/>
+              <w:bottom w:type="dxa" w:w="70"/>
+              <w:right w:type="dxa" w:w="100"/>
+            </w:tcMar>
+          </w:tcPr>
+          <w:p>
+            <w:pPr>
+              <w:spacing w:after="0" w:line="260"/>
+            </w:pPr>
+            <w:r>
+              <w:rPr>
+                <w:b w:val="false"/>
+                <w:bCs w:val="false"/>
+                <w:color w:val="1A1A1A"/>
+                <w:sz w:val="18"/>
+                <w:szCs w:val="18"/>
+              </w:rPr>
+              <w:t xml:space="preserve">R7</w:t>
+            </w:r>
+          </w:p>
+        </w:tc>
+        <w:tc>
+          <w:tcPr>
+            <w:tcW w:type="dxa" w:w="2700"/>
+            <w:tcBorders>
+              <w:top w:val="single" w:color="D8D6D0" w:sz="2"/>
+              <w:left w:val="none"/>
+              <w:bottom w:val="single" w:color="D8D6D0" w:sz="2"/>
+              <w:right w:val="none"/>
+            </w:tcBorders>
+            <w:tcMar>
+              <w:top w:type="dxa" w:w="70"/>
+              <w:left w:type="dxa" w:w="100"/>
+              <w:bottom w:type="dxa" w:w="70"/>
+              <w:right w:type="dxa" w:w="100"/>
+            </w:tcMar>
+          </w:tcPr>
+          <w:p>
+            <w:pPr>
+              <w:spacing w:after="0" w:line="260"/>
+            </w:pPr>
+            <w:r>
+              <w:rPr>
+                <w:b w:val="false"/>
+                <w:bCs w:val="false"/>
+                <w:color w:val="1A1A1A"/>
+                <w:sz w:val="18"/>
+                <w:szCs w:val="18"/>
+              </w:rPr>
+              <w:t xml:space="preserve">Rs 40,000 guaranteed</w:t>
+            </w:r>
+          </w:p>
+        </w:tc>
+        <w:tc>
+          <w:tcPr>
+            <w:tcW w:type="dxa" w:w="4100"/>
+            <w:tcBorders>
+              <w:top w:val="single" w:color="D8D6D0" w:sz="2"/>
+              <w:left w:val="none"/>
+              <w:bottom w:val="single" w:color="D8D6D0" w:sz="2"/>
+              <w:right w:val="none"/>
+            </w:tcBorders>
+            <w:tcMar>
+              <w:top w:type="dxa" w:w="70"/>
+              <w:left w:type="dxa" w:w="100"/>
+              <w:bottom w:type="dxa" w:w="70"/>
+              <w:right w:type="dxa" w:w="100"/>
+            </w:tcMar>
+          </w:tcPr>
+          <w:p>
+            <w:pPr>
+              <w:spacing w:after="0" w:line="260"/>
+            </w:pPr>
+            <w:r>
+              <w:rPr>
+                <w:b w:val="false"/>
+                <w:bCs w:val="false"/>
+                <w:color w:val="1A1A1A"/>
+                <w:sz w:val="18"/>
+                <w:szCs w:val="18"/>
+              </w:rPr>
+              <w:t xml:space="preserve">50% Rs 80,000, 50% Rs 0</w:t>
+            </w:r>
+          </w:p>
+        </w:tc>
+      </w:tr>
+      <w:tr>
+        <w:tc>
+          <w:tcPr>
+            <w:tcW w:type="dxa" w:w="700"/>
+            <w:tcBorders>
+              <w:top w:val="single" w:color="D8D6D0" w:sz="2"/>
+              <w:left w:val="none"/>
+              <w:bottom w:val="single" w:color="D8D6D0" w:sz="2"/>
+              <w:right w:val="none"/>
+            </w:tcBorders>
+            <w:shd w:fill="F4F3F0" w:color="auto" w:val="clear"/>
+            <w:tcMar>
+              <w:top w:type="dxa" w:w="70"/>
+              <w:left w:type="dxa" w:w="100"/>
+              <w:bottom w:type="dxa" w:w="70"/>
+              <w:right w:type="dxa" w:w="100"/>
+            </w:tcMar>
+          </w:tcPr>
+          <w:p>
+            <w:pPr>
+              <w:spacing w:after="0" w:line="260"/>
+            </w:pPr>
+            <w:r>
+              <w:rPr>
+                <w:b w:val="false"/>
+                <w:bCs w:val="false"/>
+                <w:color w:val="1A1A1A"/>
+                <w:sz w:val="18"/>
+                <w:szCs w:val="18"/>
+              </w:rPr>
+              <w:t xml:space="preserve">R8</w:t>
+            </w:r>
+          </w:p>
+        </w:tc>
+        <w:tc>
+          <w:tcPr>
+            <w:tcW w:type="dxa" w:w="2700"/>
+            <w:tcBorders>
+              <w:top w:val="single" w:color="D8D6D0" w:sz="2"/>
+              <w:left w:val="none"/>
+              <w:bottom w:val="single" w:color="D8D6D0" w:sz="2"/>
+              <w:right w:val="none"/>
+            </w:tcBorders>
+            <w:shd w:fill="F4F3F0" w:color="auto" w:val="clear"/>
+            <w:tcMar>
+              <w:top w:type="dxa" w:w="70"/>
+              <w:left w:type="dxa" w:w="100"/>
+              <w:bottom w:type="dxa" w:w="70"/>
+              <w:right w:type="dxa" w:w="100"/>
+            </w:tcMar>
+          </w:tcPr>
+          <w:p>
+            <w:pPr>
+              <w:spacing w:after="0" w:line="260"/>
+            </w:pPr>
+            <w:r>
+              <w:rPr>
+                <w:b w:val="false"/>
+                <w:bCs w:val="false"/>
+                <w:color w:val="1A1A1A"/>
+                <w:sz w:val="18"/>
+                <w:szCs w:val="18"/>
+              </w:rPr>
+              <w:t xml:space="preserve">Rs 50,000 guaranteed</w:t>
+            </w:r>
+          </w:p>
+        </w:tc>
+        <w:tc>
+          <w:tcPr>
+            <w:tcW w:type="dxa" w:w="4100"/>
+            <w:tcBorders>
+              <w:top w:val="single" w:color="D8D6D0" w:sz="2"/>
+              <w:left w:val="none"/>
+              <w:bottom w:val="single" w:color="D8D6D0" w:sz="2"/>
+              <w:right w:val="none"/>
+            </w:tcBorders>
+            <w:shd w:fill="F4F3F0" w:color="auto" w:val="clear"/>
+            <w:tcMar>
+              <w:top w:type="dxa" w:w="70"/>
+              <w:left w:type="dxa" w:w="100"/>
+              <w:bottom w:type="dxa" w:w="70"/>
+              <w:right w:type="dxa" w:w="100"/>
+            </w:tcMar>
+          </w:tcPr>
+          <w:p>
+            <w:pPr>
+              <w:spacing w:after="0" w:line="260"/>
+            </w:pPr>
+            <w:r>
+              <w:rPr>
+                <w:b w:val="false"/>
+                <w:bCs w:val="false"/>
+                <w:color w:val="1A1A1A"/>
+                <w:sz w:val="18"/>
+                <w:szCs w:val="18"/>
+              </w:rPr>
+              <w:t xml:space="preserve">50% Rs 1,00,000, 50% Rs 0</w:t>
+            </w:r>
+          </w:p>
+        </w:tc>
+      </w:tr>
+    </w:tbl>
+    <w:p>
+      <w:pPr>
+        <w:pStyle w:val="Heading2"/>
+        <w:keepNext/>
+        <w:spacing w:after="110" w:before="300"/>
+      </w:pPr>
+      <w:r>
+        <w:rPr>
+          <w:b/>
+          <w:bCs/>
+          <w:color w:val="1A1A1A"/>
+          <w:sz w:val="23"/>
+          <w:szCs w:val="23"/>
+        </w:rPr>
+        <w:t xml:space="preserve">A.3 Time preference, T1 to T6</w:t>
+      </w:r>
+    </w:p>
+    <w:p>
+      <w:pPr>
+        <w:spacing w:after="120" w:line="300"/>
+      </w:pPr>
+      <w:r>
+        <w:rPr>
+          <w:color w:val="1A1A1A"/>
+          <w:sz w:val="19"/>
+          <w:szCs w:val="19"/>
+        </w:rPr>
+        <w:t xml:space="preserve">For each row, pick the amount you would rather receive.</w:t>
+      </w:r>
+    </w:p>
+    <w:tbl>
+      <w:tblPr>
+        <w:tblW w:type="dxa" w:w="8200"/>
+        <w:tblBorders>
+          <w:top w:val="single" w:color="auto" w:sz="4"/>
+          <w:left w:val="single" w:color="auto" w:sz="4"/>
+          <w:bottom w:val="single" w:color="auto" w:sz="4"/>
+          <w:right w:val="single" w:color="auto" w:sz="4"/>
+          <w:insideH w:val="single" w:color="auto" w:sz="4"/>
+          <w:insideV w:val="single" w:color="auto" w:sz="4"/>
+        </w:tblBorders>
+      </w:tblPr>
+      <w:tblGrid>
+        <w:gridCol w:w="700"/>
+        <w:gridCol w:w="2100"/>
+        <w:gridCol w:w="2100"/>
+        <w:gridCol w:w="1500"/>
+        <w:gridCol w:w="1800"/>
+      </w:tblGrid>
+      <w:tr>
+        <w:trPr>
+          <w:tblHeader/>
+        </w:trPr>
+        <w:tc>
+          <w:tcPr>
+            <w:tcW w:type="dxa" w:w="700"/>
+            <w:tcBorders>
+              <w:top w:val="single" w:color="D8D6D0" w:sz="2"/>
+              <w:left w:val="none"/>
+              <w:bottom w:val="single" w:color="D8D6D0" w:sz="8"/>
+              <w:right w:val="none"/>
+            </w:tcBorders>
+            <w:tcMar>
+              <w:top w:type="dxa" w:w="70"/>
+              <w:left w:type="dxa" w:w="100"/>
+              <w:bottom w:type="dxa" w:w="70"/>
+              <w:right w:type="dxa" w:w="100"/>
+            </w:tcMar>
+          </w:tcPr>
+          <w:p>
+            <w:pPr>
+              <w:spacing w:after="0" w:line="260"/>
+            </w:pPr>
+            <w:r>
+              <w:rPr>
+                <w:b/>
+                <w:bCs/>
+                <w:color w:val="56554F"/>
+                <w:sz w:val="17"/>
+                <w:szCs w:val="17"/>
+              </w:rPr>
+              <w:t xml:space="preserve">Q</w:t>
+            </w:r>
+          </w:p>
+        </w:tc>
+        <w:tc>
+          <w:tcPr>
+            <w:tcW w:type="dxa" w:w="2100"/>
+            <w:tcBorders>
+              <w:top w:val="single" w:color="D8D6D0" w:sz="2"/>
+              <w:left w:val="none"/>
+              <w:bottom w:val="single" w:color="D8D6D0" w:sz="8"/>
+              <w:right w:val="none"/>
+            </w:tcBorders>
+            <w:tcMar>
+              <w:top w:type="dxa" w:w="70"/>
+              <w:left w:type="dxa" w:w="100"/>
+              <w:bottom w:type="dxa" w:w="70"/>
+              <w:right w:type="dxa" w:w="100"/>
+            </w:tcMar>
+          </w:tcPr>
+          <w:p>
+            <w:pPr>
+              <w:spacing w:after="0" w:line="260"/>
+            </w:pPr>
+            <w:r>
+              <w:rPr>
+                <w:b/>
+                <w:bCs/>
+                <w:color w:val="56554F"/>
+                <w:sz w:val="17"/>
+                <w:szCs w:val="17"/>
+              </w:rPr>
+              <w:t xml:space="preserve">Amount today</w:t>
+            </w:r>
+          </w:p>
+        </w:tc>
+        <w:tc>
+          <w:tcPr>
+            <w:tcW w:type="dxa" w:w="2100"/>
+            <w:tcBorders>
+              <w:top w:val="single" w:color="D8D6D0" w:sz="2"/>
+              <w:left w:val="none"/>
+              <w:bottom w:val="single" w:color="D8D6D0" w:sz="8"/>
+              <w:right w:val="none"/>
+            </w:tcBorders>
+            <w:tcMar>
+              <w:top w:type="dxa" w:w="70"/>
+              <w:left w:type="dxa" w:w="100"/>
+              <w:bottom w:type="dxa" w:w="70"/>
+              <w:right w:type="dxa" w:w="100"/>
+            </w:tcMar>
+          </w:tcPr>
+          <w:p>
+            <w:pPr>
+              <w:spacing w:after="0" w:line="260"/>
+            </w:pPr>
+            <w:r>
+              <w:rPr>
+                <w:b/>
+                <w:bCs/>
+                <w:color w:val="56554F"/>
+                <w:sz w:val="17"/>
+                <w:szCs w:val="17"/>
+              </w:rPr>
+              <w:t xml:space="preserve">Delayed amount</w:t>
+            </w:r>
+          </w:p>
+        </w:tc>
+        <w:tc>
+          <w:tcPr>
+            <w:tcW w:type="dxa" w:w="1500"/>
+            <w:tcBorders>
+              <w:top w:val="single" w:color="D8D6D0" w:sz="2"/>
+              <w:left w:val="none"/>
+              <w:bottom w:val="single" w:color="D8D6D0" w:sz="8"/>
+              <w:right w:val="none"/>
+            </w:tcBorders>
+            <w:tcMar>
+              <w:top w:type="dxa" w:w="70"/>
+              <w:left w:type="dxa" w:w="100"/>
+              <w:bottom w:type="dxa" w:w="70"/>
+              <w:right w:type="dxa" w:w="100"/>
+            </w:tcMar>
+          </w:tcPr>
+          <w:p>
+            <w:pPr>
+              <w:spacing w:after="0" w:line="260"/>
+            </w:pPr>
+            <w:r>
+              <w:rPr>
+                <w:b/>
+                <w:bCs/>
+                <w:color w:val="56554F"/>
+                <w:sz w:val="17"/>
+                <w:szCs w:val="17"/>
+              </w:rPr>
+              <w:t xml:space="preserve">Delay</w:t>
+            </w:r>
+          </w:p>
+        </w:tc>
+        <w:tc>
+          <w:tcPr>
+            <w:tcW w:type="dxa" w:w="1800"/>
+            <w:tcBorders>
+              <w:top w:val="single" w:color="D8D6D0" w:sz="2"/>
+              <w:left w:val="none"/>
+              <w:bottom w:val="single" w:color="D8D6D0" w:sz="8"/>
+              <w:right w:val="none"/>
+            </w:tcBorders>
+            <w:tcMar>
+              <w:top w:type="dxa" w:w="70"/>
+              <w:left w:type="dxa" w:w="100"/>
+              <w:bottom w:type="dxa" w:w="70"/>
+              <w:right w:type="dxa" w:w="100"/>
+            </w:tcMar>
+          </w:tcPr>
+          <w:p>
+            <w:pPr>
+              <w:spacing w:after="0" w:line="260"/>
+              <w:jc w:val="right"/>
+            </w:pPr>
+            <w:r>
+              <w:rPr>
+                <w:b/>
+                <w:bCs/>
+                <w:color w:val="56554F"/>
+                <w:sz w:val="17"/>
+                <w:szCs w:val="17"/>
+              </w:rPr>
+              <w:t xml:space="preserve">Implied annual rate</w:t>
+            </w:r>
+          </w:p>
+        </w:tc>
+      </w:tr>
+      <w:tr>
+        <w:tc>
+          <w:tcPr>
+            <w:tcW w:type="dxa" w:w="700"/>
+            <w:tcBorders>
+              <w:top w:val="single" w:color="D8D6D0" w:sz="2"/>
+              <w:left w:val="none"/>
+              <w:bottom w:val="single" w:color="D8D6D0" w:sz="2"/>
+              <w:right w:val="none"/>
+            </w:tcBorders>
+            <w:tcMar>
+              <w:top w:type="dxa" w:w="70"/>
+              <w:left w:type="dxa" w:w="100"/>
+              <w:bottom w:type="dxa" w:w="70"/>
+              <w:right w:type="dxa" w:w="100"/>
+            </w:tcMar>
+          </w:tcPr>
+          <w:p>
+            <w:pPr>
+              <w:spacing w:after="0" w:line="260"/>
+            </w:pPr>
+            <w:r>
+              <w:rPr>
+                <w:b w:val="false"/>
+                <w:bCs w:val="false"/>
+                <w:color w:val="1A1A1A"/>
+                <w:sz w:val="18"/>
+                <w:szCs w:val="18"/>
+              </w:rPr>
+              <w:t xml:space="preserve">T1</w:t>
+            </w:r>
+          </w:p>
+        </w:tc>
+        <w:tc>
+          <w:tcPr>
+            <w:tcW w:type="dxa" w:w="2100"/>
+            <w:tcBorders>
+              <w:top w:val="single" w:color="D8D6D0" w:sz="2"/>
+              <w:left w:val="none"/>
+              <w:bottom w:val="single" w:color="D8D6D0" w:sz="2"/>
+              <w:right w:val="none"/>
+            </w:tcBorders>
+            <w:tcMar>
+              <w:top w:type="dxa" w:w="70"/>
+              <w:left w:type="dxa" w:w="100"/>
+              <w:bottom w:type="dxa" w:w="70"/>
+              <w:right w:type="dxa" w:w="100"/>
+            </w:tcMar>
+          </w:tcPr>
+          <w:p>
+            <w:pPr>
+              <w:spacing w:after="0" w:line="260"/>
+            </w:pPr>
+            <w:r>
+              <w:rPr>
+                <w:b w:val="false"/>
+                <w:bCs w:val="false"/>
+                <w:color w:val="1A1A1A"/>
+                <w:sz w:val="18"/>
+                <w:szCs w:val="18"/>
+              </w:rPr>
+              <w:t xml:space="preserve">Rs 10,000</w:t>
+            </w:r>
+          </w:p>
+        </w:tc>
+        <w:tc>
+          <w:tcPr>
+            <w:tcW w:type="dxa" w:w="2100"/>
+            <w:tcBorders>
+              <w:top w:val="single" w:color="D8D6D0" w:sz="2"/>
+              <w:left w:val="none"/>
+              <w:bottom w:val="single" w:color="D8D6D0" w:sz="2"/>
+              <w:right w:val="none"/>
+            </w:tcBorders>
+            <w:tcMar>
+              <w:top w:type="dxa" w:w="70"/>
+              <w:left w:type="dxa" w:w="100"/>
+              <w:bottom w:type="dxa" w:w="70"/>
+              <w:right w:type="dxa" w:w="100"/>
+            </w:tcMar>
+          </w:tcPr>
+          <w:p>
+            <w:pPr>
+              <w:spacing w:after="0" w:line="260"/>
+            </w:pPr>
+            <w:r>
+              <w:rPr>
+                <w:b w:val="false"/>
+                <w:bCs w:val="false"/>
+                <w:color w:val="1A1A1A"/>
+                <w:sz w:val="18"/>
+                <w:szCs w:val="18"/>
+              </w:rPr>
+              <w:t xml:space="preserve">Rs 10,500</w:t>
+            </w:r>
+          </w:p>
+        </w:tc>
+        <w:tc>
+          <w:tcPr>
+            <w:tcW w:type="dxa" w:w="1500"/>
+            <w:tcBorders>
+              <w:top w:val="single" w:color="D8D6D0" w:sz="2"/>
+              <w:left w:val="none"/>
+              <w:bottom w:val="single" w:color="D8D6D0" w:sz="2"/>
+              <w:right w:val="none"/>
+            </w:tcBorders>
+            <w:tcMar>
+              <w:top w:type="dxa" w:w="70"/>
+              <w:left w:type="dxa" w:w="100"/>
+              <w:bottom w:type="dxa" w:w="70"/>
+              <w:right w:type="dxa" w:w="100"/>
+            </w:tcMar>
+          </w:tcPr>
+          <w:p>
+            <w:pPr>
+              <w:spacing w:after="0" w:line="260"/>
+            </w:pPr>
+            <w:r>
+              <w:rPr>
+                <w:b w:val="false"/>
+                <w:bCs w:val="false"/>
+                <w:color w:val="1A1A1A"/>
+                <w:sz w:val="18"/>
+                <w:szCs w:val="18"/>
+              </w:rPr>
+              <w:t xml:space="preserve">1 year</w:t>
+            </w:r>
+          </w:p>
+        </w:tc>
+        <w:tc>
+          <w:tcPr>
+            <w:tcW w:type="dxa" w:w="1800"/>
+            <w:tcBorders>
+              <w:top w:val="single" w:color="D8D6D0" w:sz="2"/>
+              <w:left w:val="none"/>
+              <w:bottom w:val="single" w:color="D8D6D0" w:sz="2"/>
+              <w:right w:val="none"/>
+            </w:tcBorders>
+            <w:tcMar>
+              <w:top w:type="dxa" w:w="70"/>
+              <w:left w:type="dxa" w:w="100"/>
+              <w:bottom w:type="dxa" w:w="70"/>
+              <w:right w:type="dxa" w:w="100"/>
+            </w:tcMar>
+          </w:tcPr>
+          <w:p>
+            <w:pPr>
+              <w:spacing w:after="0" w:line="260"/>
+              <w:jc w:val="right"/>
+            </w:pPr>
+            <w:r>
+              <w:rPr>
+                <w:b w:val="false"/>
+                <w:bCs w:val="false"/>
+                <w:color w:val="1A1A1A"/>
+                <w:sz w:val="18"/>
+                <w:szCs w:val="18"/>
+              </w:rPr>
+              <w:t xml:space="preserve">5.0%</w:t>
+            </w:r>
+          </w:p>
+        </w:tc>
+      </w:tr>
+      <w:tr>
+        <w:tc>
+          <w:tcPr>
+            <w:tcW w:type="dxa" w:w="700"/>
+            <w:tcBorders>
+              <w:top w:val="single" w:color="D8D6D0" w:sz="2"/>
+              <w:left w:val="none"/>
+              <w:bottom w:val="single" w:color="D8D6D0" w:sz="2"/>
+              <w:right w:val="none"/>
+            </w:tcBorders>
+            <w:shd w:fill="F4F3F0" w:color="auto" w:val="clear"/>
+            <w:tcMar>
+              <w:top w:type="dxa" w:w="70"/>
+              <w:left w:type="dxa" w:w="100"/>
+              <w:bottom w:type="dxa" w:w="70"/>
+              <w:right w:type="dxa" w:w="100"/>
+            </w:tcMar>
+          </w:tcPr>
+          <w:p>
+            <w:pPr>
+              <w:spacing w:after="0" w:line="260"/>
+            </w:pPr>
+            <w:r>
+              <w:rPr>
+                <w:b w:val="false"/>
+                <w:bCs w:val="false"/>
+                <w:color w:val="1A1A1A"/>
+                <w:sz w:val="18"/>
+                <w:szCs w:val="18"/>
+              </w:rPr>
+              <w:t xml:space="preserve">T2</w:t>
+            </w:r>
+          </w:p>
+        </w:tc>
+        <w:tc>
+          <w:tcPr>
+            <w:tcW w:type="dxa" w:w="2100"/>
+            <w:tcBorders>
+              <w:top w:val="single" w:color="D8D6D0" w:sz="2"/>
+              <w:left w:val="none"/>
+              <w:bottom w:val="single" w:color="D8D6D0" w:sz="2"/>
+              <w:right w:val="none"/>
+            </w:tcBorders>
+            <w:shd w:fill="F4F3F0" w:color="auto" w:val="clear"/>
+            <w:tcMar>
+              <w:top w:type="dxa" w:w="70"/>
+              <w:left w:type="dxa" w:w="100"/>
+              <w:bottom w:type="dxa" w:w="70"/>
+              <w:right w:type="dxa" w:w="100"/>
+            </w:tcMar>
+          </w:tcPr>
+          <w:p>
+            <w:pPr>
+              <w:spacing w:after="0" w:line="260"/>
+            </w:pPr>
+            <w:r>
+              <w:rPr>
+                <w:b w:val="false"/>
+                <w:bCs w:val="false"/>
+                <w:color w:val="1A1A1A"/>
+                <w:sz w:val="18"/>
+                <w:szCs w:val="18"/>
+              </w:rPr>
+              <w:t xml:space="preserve">Rs 10,000</w:t>
+            </w:r>
+          </w:p>
+        </w:tc>
+        <w:tc>
+          <w:tcPr>
+            <w:tcW w:type="dxa" w:w="2100"/>
+            <w:tcBorders>
+              <w:top w:val="single" w:color="D8D6D0" w:sz="2"/>
+              <w:left w:val="none"/>
+              <w:bottom w:val="single" w:color="D8D6D0" w:sz="2"/>
+              <w:right w:val="none"/>
+            </w:tcBorders>
+            <w:shd w:fill="F4F3F0" w:color="auto" w:val="clear"/>
+            <w:tcMar>
+              <w:top w:type="dxa" w:w="70"/>
+              <w:left w:type="dxa" w:w="100"/>
+              <w:bottom w:type="dxa" w:w="70"/>
+              <w:right w:type="dxa" w:w="100"/>
+            </w:tcMar>
+          </w:tcPr>
+          <w:p>
+            <w:pPr>
+              <w:spacing w:after="0" w:line="260"/>
+            </w:pPr>
+            <w:r>
+              <w:rPr>
+                <w:b w:val="false"/>
+                <w:bCs w:val="false"/>
+                <w:color w:val="1A1A1A"/>
+                <w:sz w:val="18"/>
+                <w:szCs w:val="18"/>
+              </w:rPr>
+              <w:t xml:space="preserve">Rs 11,000</w:t>
+            </w:r>
+          </w:p>
+        </w:tc>
+        <w:tc>
+          <w:tcPr>
+            <w:tcW w:type="dxa" w:w="1500"/>
+            <w:tcBorders>
+              <w:top w:val="single" w:color="D8D6D0" w:sz="2"/>
+              <w:left w:val="none"/>
+              <w:bottom w:val="single" w:color="D8D6D0" w:sz="2"/>
+              <w:right w:val="none"/>
+            </w:tcBorders>
+            <w:shd w:fill="F4F3F0" w:color="auto" w:val="clear"/>
+            <w:tcMar>
+              <w:top w:type="dxa" w:w="70"/>
+              <w:left w:type="dxa" w:w="100"/>
+              <w:bottom w:type="dxa" w:w="70"/>
+              <w:right w:type="dxa" w:w="100"/>
+            </w:tcMar>
+          </w:tcPr>
+          <w:p>
+            <w:pPr>
+              <w:spacing w:after="0" w:line="260"/>
+            </w:pPr>
+            <w:r>
+              <w:rPr>
+                <w:b w:val="false"/>
+                <w:bCs w:val="false"/>
+                <w:color w:val="1A1A1A"/>
+                <w:sz w:val="18"/>
+                <w:szCs w:val="18"/>
+              </w:rPr>
+              <w:t xml:space="preserve">1 year</w:t>
+            </w:r>
+          </w:p>
+        </w:tc>
+        <w:tc>
+          <w:tcPr>
+            <w:tcW w:type="dxa" w:w="1800"/>
+            <w:tcBorders>
+              <w:top w:val="single" w:color="D8D6D0" w:sz="2"/>
+              <w:left w:val="none"/>
+              <w:bottom w:val="single" w:color="D8D6D0" w:sz="2"/>
+              <w:right w:val="none"/>
+            </w:tcBorders>
+            <w:shd w:fill="F4F3F0" w:color="auto" w:val="clear"/>
+            <w:tcMar>
+              <w:top w:type="dxa" w:w="70"/>
+              <w:left w:type="dxa" w:w="100"/>
+              <w:bottom w:type="dxa" w:w="70"/>
+              <w:right w:type="dxa" w:w="100"/>
+            </w:tcMar>
+          </w:tcPr>
+          <w:p>
+            <w:pPr>
+              <w:spacing w:after="0" w:line="260"/>
+              <w:jc w:val="right"/>
+            </w:pPr>
+            <w:r>
+              <w:rPr>
+                <w:b w:val="false"/>
+                <w:bCs w:val="false"/>
+                <w:color w:val="1A1A1A"/>
+                <w:sz w:val="18"/>
+                <w:szCs w:val="18"/>
+              </w:rPr>
+              <w:t xml:space="preserve">10.0%</w:t>
+            </w:r>
+          </w:p>
+        </w:tc>
+      </w:tr>
+      <w:tr>
+        <w:tc>
+          <w:tcPr>
+            <w:tcW w:type="dxa" w:w="700"/>
+            <w:tcBorders>
+              <w:top w:val="single" w:color="D8D6D0" w:sz="2"/>
+              <w:left w:val="none"/>
+              <w:bottom w:val="single" w:color="D8D6D0" w:sz="2"/>
+              <w:right w:val="none"/>
+            </w:tcBorders>
+            <w:tcMar>
+              <w:top w:type="dxa" w:w="70"/>
+              <w:left w:type="dxa" w:w="100"/>
+              <w:bottom w:type="dxa" w:w="70"/>
+              <w:right w:type="dxa" w:w="100"/>
+            </w:tcMar>
+          </w:tcPr>
+          <w:p>
+            <w:pPr>
+              <w:spacing w:after="0" w:line="260"/>
+            </w:pPr>
+            <w:r>
+              <w:rPr>
+                <w:b w:val="false"/>
+                <w:bCs w:val="false"/>
+                <w:color w:val="1A1A1A"/>
+                <w:sz w:val="18"/>
+                <w:szCs w:val="18"/>
+              </w:rPr>
+              <w:t xml:space="preserve">T3</w:t>
+            </w:r>
+          </w:p>
+        </w:tc>
+        <w:tc>
+          <w:tcPr>
+            <w:tcW w:type="dxa" w:w="2100"/>
+            <w:tcBorders>
+              <w:top w:val="single" w:color="D8D6D0" w:sz="2"/>
+              <w:left w:val="none"/>
+              <w:bottom w:val="single" w:color="D8D6D0" w:sz="2"/>
+              <w:right w:val="none"/>
+            </w:tcBorders>
+            <w:tcMar>
+              <w:top w:type="dxa" w:w="70"/>
+              <w:left w:type="dxa" w:w="100"/>
+              <w:bottom w:type="dxa" w:w="70"/>
+              <w:right w:type="dxa" w:w="100"/>
+            </w:tcMar>
+          </w:tcPr>
+          <w:p>
+            <w:pPr>
+              <w:spacing w:after="0" w:line="260"/>
+            </w:pPr>
+            <w:r>
+              <w:rPr>
+                <w:b w:val="false"/>
+                <w:bCs w:val="false"/>
+                <w:color w:val="1A1A1A"/>
+                <w:sz w:val="18"/>
+                <w:szCs w:val="18"/>
+              </w:rPr>
+              <w:t xml:space="preserve">Rs 10,000</w:t>
+            </w:r>
+          </w:p>
+        </w:tc>
+        <w:tc>
+          <w:tcPr>
+            <w:tcW w:type="dxa" w:w="2100"/>
+            <w:tcBorders>
+              <w:top w:val="single" w:color="D8D6D0" w:sz="2"/>
+              <w:left w:val="none"/>
+              <w:bottom w:val="single" w:color="D8D6D0" w:sz="2"/>
+              <w:right w:val="none"/>
+            </w:tcBorders>
+            <w:tcMar>
+              <w:top w:type="dxa" w:w="70"/>
+              <w:left w:type="dxa" w:w="100"/>
+              <w:bottom w:type="dxa" w:w="70"/>
+              <w:right w:type="dxa" w:w="100"/>
+            </w:tcMar>
+          </w:tcPr>
+          <w:p>
+            <w:pPr>
+              <w:spacing w:after="0" w:line="260"/>
+            </w:pPr>
+            <w:r>
+              <w:rPr>
+                <w:b w:val="false"/>
+                <w:bCs w:val="false"/>
+                <w:color w:val="1A1A1A"/>
+                <w:sz w:val="18"/>
+                <w:szCs w:val="18"/>
+              </w:rPr>
+              <w:t xml:space="preserve">Rs 12,000</w:t>
+            </w:r>
+          </w:p>
+        </w:tc>
+        <w:tc>
+          <w:tcPr>
+            <w:tcW w:type="dxa" w:w="1500"/>
+            <w:tcBorders>
+              <w:top w:val="single" w:color="D8D6D0" w:sz="2"/>
+              <w:left w:val="none"/>
+              <w:bottom w:val="single" w:color="D8D6D0" w:sz="2"/>
+              <w:right w:val="none"/>
+            </w:tcBorders>
+            <w:tcMar>
+              <w:top w:type="dxa" w:w="70"/>
+              <w:left w:type="dxa" w:w="100"/>
+              <w:bottom w:type="dxa" w:w="70"/>
+              <w:right w:type="dxa" w:w="100"/>
+            </w:tcMar>
+          </w:tcPr>
+          <w:p>
+            <w:pPr>
+              <w:spacing w:after="0" w:line="260"/>
+            </w:pPr>
+            <w:r>
+              <w:rPr>
+                <w:b w:val="false"/>
+                <w:bCs w:val="false"/>
+                <w:color w:val="1A1A1A"/>
+                <w:sz w:val="18"/>
+                <w:szCs w:val="18"/>
+              </w:rPr>
+              <w:t xml:space="preserve">1 year</w:t>
+            </w:r>
+          </w:p>
+        </w:tc>
+        <w:tc>
+          <w:tcPr>
+            <w:tcW w:type="dxa" w:w="1800"/>
+            <w:tcBorders>
+              <w:top w:val="single" w:color="D8D6D0" w:sz="2"/>
+              <w:left w:val="none"/>
+              <w:bottom w:val="single" w:color="D8D6D0" w:sz="2"/>
+              <w:right w:val="none"/>
+            </w:tcBorders>
+            <w:tcMar>
+              <w:top w:type="dxa" w:w="70"/>
+              <w:left w:type="dxa" w:w="100"/>
+              <w:bottom w:type="dxa" w:w="70"/>
+              <w:right w:type="dxa" w:w="100"/>
+            </w:tcMar>
+          </w:tcPr>
+          <w:p>
+            <w:pPr>
+              <w:spacing w:after="0" w:line="260"/>
+              <w:jc w:val="right"/>
+            </w:pPr>
+            <w:r>
+              <w:rPr>
+                <w:b w:val="false"/>
+                <w:bCs w:val="false"/>
+                <w:color w:val="1A1A1A"/>
+                <w:sz w:val="18"/>
+                <w:szCs w:val="18"/>
+              </w:rPr>
+              <w:t xml:space="preserve">20.0%</w:t>
+            </w:r>
+          </w:p>
+        </w:tc>
+      </w:tr>
+      <w:tr>
+        <w:tc>
+          <w:tcPr>
+            <w:tcW w:type="dxa" w:w="700"/>
+            <w:tcBorders>
+              <w:top w:val="single" w:color="D8D6D0" w:sz="2"/>
+              <w:left w:val="none"/>
+              <w:bottom w:val="single" w:color="D8D6D0" w:sz="2"/>
+              <w:right w:val="none"/>
+            </w:tcBorders>
+            <w:shd w:fill="F4F3F0" w:color="auto" w:val="clear"/>
+            <w:tcMar>
+              <w:top w:type="dxa" w:w="70"/>
+              <w:left w:type="dxa" w:w="100"/>
+              <w:bottom w:type="dxa" w:w="70"/>
+              <w:right w:type="dxa" w:w="100"/>
+            </w:tcMar>
+          </w:tcPr>
+          <w:p>
+            <w:pPr>
+              <w:spacing w:after="0" w:line="260"/>
+            </w:pPr>
+            <w:r>
+              <w:rPr>
+                <w:b w:val="false"/>
+                <w:bCs w:val="false"/>
+                <w:color w:val="1A1A1A"/>
+                <w:sz w:val="18"/>
+                <w:szCs w:val="18"/>
+              </w:rPr>
+              <w:t xml:space="preserve">T4</w:t>
+            </w:r>
+          </w:p>
+        </w:tc>
+        <w:tc>
+          <w:tcPr>
+            <w:tcW w:type="dxa" w:w="2100"/>
+            <w:tcBorders>
+              <w:top w:val="single" w:color="D8D6D0" w:sz="2"/>
+              <w:left w:val="none"/>
+              <w:bottom w:val="single" w:color="D8D6D0" w:sz="2"/>
+              <w:right w:val="none"/>
+            </w:tcBorders>
+            <w:shd w:fill="F4F3F0" w:color="auto" w:val="clear"/>
+            <w:tcMar>
+              <w:top w:type="dxa" w:w="70"/>
+              <w:left w:type="dxa" w:w="100"/>
+              <w:bottom w:type="dxa" w:w="70"/>
+              <w:right w:type="dxa" w:w="100"/>
+            </w:tcMar>
+          </w:tcPr>
+          <w:p>
+            <w:pPr>
+              <w:spacing w:after="0" w:line="260"/>
+            </w:pPr>
+            <w:r>
+              <w:rPr>
+                <w:b w:val="false"/>
+                <w:bCs w:val="false"/>
+                <w:color w:val="1A1A1A"/>
+                <w:sz w:val="18"/>
+                <w:szCs w:val="18"/>
+              </w:rPr>
+              <w:t xml:space="preserve">Rs 10,000</w:t>
+            </w:r>
+          </w:p>
+        </w:tc>
+        <w:tc>
+          <w:tcPr>
+            <w:tcW w:type="dxa" w:w="2100"/>
+            <w:tcBorders>
+              <w:top w:val="single" w:color="D8D6D0" w:sz="2"/>
+              <w:left w:val="none"/>
+              <w:bottom w:val="single" w:color="D8D6D0" w:sz="2"/>
+              <w:right w:val="none"/>
+            </w:tcBorders>
+            <w:shd w:fill="F4F3F0" w:color="auto" w:val="clear"/>
+            <w:tcMar>
+              <w:top w:type="dxa" w:w="70"/>
+              <w:left w:type="dxa" w:w="100"/>
+              <w:bottom w:type="dxa" w:w="70"/>
+              <w:right w:type="dxa" w:w="100"/>
+            </w:tcMar>
+          </w:tcPr>
+          <w:p>
+            <w:pPr>
+              <w:spacing w:after="0" w:line="260"/>
+            </w:pPr>
+            <w:r>
+              <w:rPr>
+                <w:b w:val="false"/>
+                <w:bCs w:val="false"/>
+                <w:color w:val="1A1A1A"/>
+                <w:sz w:val="18"/>
+                <w:szCs w:val="18"/>
+              </w:rPr>
+              <w:t xml:space="preserve">Rs 13,000</w:t>
+            </w:r>
+          </w:p>
+        </w:tc>
+        <w:tc>
+          <w:tcPr>
+            <w:tcW w:type="dxa" w:w="1500"/>
+            <w:tcBorders>
+              <w:top w:val="single" w:color="D8D6D0" w:sz="2"/>
+              <w:left w:val="none"/>
+              <w:bottom w:val="single" w:color="D8D6D0" w:sz="2"/>
+              <w:right w:val="none"/>
+            </w:tcBorders>
+            <w:shd w:fill="F4F3F0" w:color="auto" w:val="clear"/>
+            <w:tcMar>
+              <w:top w:type="dxa" w:w="70"/>
+              <w:left w:type="dxa" w:w="100"/>
+              <w:bottom w:type="dxa" w:w="70"/>
+              <w:right w:type="dxa" w:w="100"/>
+            </w:tcMar>
+          </w:tcPr>
+          <w:p>
+            <w:pPr>
+              <w:spacing w:after="0" w:line="260"/>
+            </w:pPr>
+            <w:r>
+              <w:rPr>
+                <w:b w:val="false"/>
+                <w:bCs w:val="false"/>
+                <w:color w:val="1A1A1A"/>
+                <w:sz w:val="18"/>
+                <w:szCs w:val="18"/>
+              </w:rPr>
+              <w:t xml:space="preserve">1 year</w:t>
+            </w:r>
+          </w:p>
+        </w:tc>
+        <w:tc>
+          <w:tcPr>
+            <w:tcW w:type="dxa" w:w="1800"/>
+            <w:tcBorders>
+              <w:top w:val="single" w:color="D8D6D0" w:sz="2"/>
+              <w:left w:val="none"/>
+              <w:bottom w:val="single" w:color="D8D6D0" w:sz="2"/>
+              <w:right w:val="none"/>
+            </w:tcBorders>
+            <w:shd w:fill="F4F3F0" w:color="auto" w:val="clear"/>
+            <w:tcMar>
+              <w:top w:type="dxa" w:w="70"/>
+              <w:left w:type="dxa" w:w="100"/>
+              <w:bottom w:type="dxa" w:w="70"/>
+              <w:right w:type="dxa" w:w="100"/>
+            </w:tcMar>
+          </w:tcPr>
+          <w:p>
+            <w:pPr>
+              <w:spacing w:after="0" w:line="260"/>
+              <w:jc w:val="right"/>
+            </w:pPr>
+            <w:r>
+              <w:rPr>
+                <w:b w:val="false"/>
+                <w:bCs w:val="false"/>
+                <w:color w:val="1A1A1A"/>
+                <w:sz w:val="18"/>
+                <w:szCs w:val="18"/>
+              </w:rPr>
+              <w:t xml:space="preserve">30.0%</w:t>
+            </w:r>
+          </w:p>
+        </w:tc>
+      </w:tr>
+      <w:tr>
+        <w:tc>
+          <w:tcPr>
+            <w:tcW w:type="dxa" w:w="700"/>
+            <w:tcBorders>
+              <w:top w:val="single" w:color="D8D6D0" w:sz="2"/>
+              <w:left w:val="none"/>
+              <w:bottom w:val="single" w:color="D8D6D0" w:sz="2"/>
+              <w:right w:val="none"/>
+            </w:tcBorders>
+            <w:tcMar>
+              <w:top w:type="dxa" w:w="70"/>
+              <w:left w:type="dxa" w:w="100"/>
+              <w:bottom w:type="dxa" w:w="70"/>
+              <w:right w:type="dxa" w:w="100"/>
+            </w:tcMar>
+          </w:tcPr>
+          <w:p>
+            <w:pPr>
+              <w:spacing w:after="0" w:line="260"/>
+            </w:pPr>
+            <w:r>
+              <w:rPr>
+                <w:b w:val="false"/>
+                <w:bCs w:val="false"/>
+                <w:color w:val="1A1A1A"/>
+                <w:sz w:val="18"/>
+                <w:szCs w:val="18"/>
+              </w:rPr>
+              <w:t xml:space="preserve">T5</w:t>
+            </w:r>
+          </w:p>
+        </w:tc>
+        <w:tc>
+          <w:tcPr>
+            <w:tcW w:type="dxa" w:w="2100"/>
+            <w:tcBorders>
+              <w:top w:val="single" w:color="D8D6D0" w:sz="2"/>
+              <w:left w:val="none"/>
+              <w:bottom w:val="single" w:color="D8D6D0" w:sz="2"/>
+              <w:right w:val="none"/>
+            </w:tcBorders>
+            <w:tcMar>
+              <w:top w:type="dxa" w:w="70"/>
+              <w:left w:type="dxa" w:w="100"/>
+              <w:bottom w:type="dxa" w:w="70"/>
+              <w:right w:type="dxa" w:w="100"/>
+            </w:tcMar>
+          </w:tcPr>
+          <w:p>
+            <w:pPr>
+              <w:spacing w:after="0" w:line="260"/>
+            </w:pPr>
+            <w:r>
+              <w:rPr>
+                <w:b w:val="false"/>
+                <w:bCs w:val="false"/>
+                <w:color w:val="1A1A1A"/>
+                <w:sz w:val="18"/>
+                <w:szCs w:val="18"/>
+              </w:rPr>
+              <w:t xml:space="preserve">Rs 10,000</w:t>
+            </w:r>
+          </w:p>
+        </w:tc>
+        <w:tc>
+          <w:tcPr>
+            <w:tcW w:type="dxa" w:w="2100"/>
+            <w:tcBorders>
+              <w:top w:val="single" w:color="D8D6D0" w:sz="2"/>
+              <w:left w:val="none"/>
+              <w:bottom w:val="single" w:color="D8D6D0" w:sz="2"/>
+              <w:right w:val="none"/>
+            </w:tcBorders>
+            <w:tcMar>
+              <w:top w:type="dxa" w:w="70"/>
+              <w:left w:type="dxa" w:w="100"/>
+              <w:bottom w:type="dxa" w:w="70"/>
+              <w:right w:type="dxa" w:w="100"/>
+            </w:tcMar>
+          </w:tcPr>
+          <w:p>
+            <w:pPr>
+              <w:spacing w:after="0" w:line="260"/>
+            </w:pPr>
+            <w:r>
+              <w:rPr>
+                <w:b w:val="false"/>
+                <w:bCs w:val="false"/>
+                <w:color w:val="1A1A1A"/>
+                <w:sz w:val="18"/>
+                <w:szCs w:val="18"/>
+              </w:rPr>
+              <w:t xml:space="preserve">Rs 15,000</w:t>
+            </w:r>
+          </w:p>
+        </w:tc>
+        <w:tc>
+          <w:tcPr>
+            <w:tcW w:type="dxa" w:w="1500"/>
+            <w:tcBorders>
+              <w:top w:val="single" w:color="D8D6D0" w:sz="2"/>
+              <w:left w:val="none"/>
+              <w:bottom w:val="single" w:color="D8D6D0" w:sz="2"/>
+              <w:right w:val="none"/>
+            </w:tcBorders>
+            <w:tcMar>
+              <w:top w:type="dxa" w:w="70"/>
+              <w:left w:type="dxa" w:w="100"/>
+              <w:bottom w:type="dxa" w:w="70"/>
+              <w:right w:type="dxa" w:w="100"/>
+            </w:tcMar>
+          </w:tcPr>
+          <w:p>
+            <w:pPr>
+              <w:spacing w:after="0" w:line="260"/>
+            </w:pPr>
+            <w:r>
+              <w:rPr>
+                <w:b w:val="false"/>
+                <w:bCs w:val="false"/>
+                <w:color w:val="1A1A1A"/>
+                <w:sz w:val="18"/>
+                <w:szCs w:val="18"/>
+              </w:rPr>
+              <w:t xml:space="preserve">2 years</w:t>
+            </w:r>
+          </w:p>
+        </w:tc>
+        <w:tc>
+          <w:tcPr>
+            <w:tcW w:type="dxa" w:w="1800"/>
+            <w:tcBorders>
+              <w:top w:val="single" w:color="D8D6D0" w:sz="2"/>
+              <w:left w:val="none"/>
+              <w:bottom w:val="single" w:color="D8D6D0" w:sz="2"/>
+              <w:right w:val="none"/>
+            </w:tcBorders>
+            <w:tcMar>
+              <w:top w:type="dxa" w:w="70"/>
+              <w:left w:type="dxa" w:w="100"/>
+              <w:bottom w:type="dxa" w:w="70"/>
+              <w:right w:type="dxa" w:w="100"/>
+            </w:tcMar>
+          </w:tcPr>
+          <w:p>
+            <w:pPr>
+              <w:spacing w:after="0" w:line="260"/>
+              <w:jc w:val="right"/>
+            </w:pPr>
+            <w:r>
+              <w:rPr>
+                <w:b w:val="false"/>
+                <w:bCs w:val="false"/>
+                <w:color w:val="1A1A1A"/>
+                <w:sz w:val="18"/>
+                <w:szCs w:val="18"/>
+              </w:rPr>
+              <w:t xml:space="preserve">22.5%</w:t>
+            </w:r>
+          </w:p>
+        </w:tc>
+      </w:tr>
+      <w:tr>
+        <w:tc>
+          <w:tcPr>
+            <w:tcW w:type="dxa" w:w="700"/>
+            <w:tcBorders>
+              <w:top w:val="single" w:color="D8D6D0" w:sz="2"/>
+              <w:left w:val="none"/>
+              <w:bottom w:val="single" w:color="D8D6D0" w:sz="2"/>
+              <w:right w:val="none"/>
+            </w:tcBorders>
+            <w:shd w:fill="F4F3F0" w:color="auto" w:val="clear"/>
+            <w:tcMar>
+              <w:top w:type="dxa" w:w="70"/>
+              <w:left w:type="dxa" w:w="100"/>
+              <w:bottom w:type="dxa" w:w="70"/>
+              <w:right w:type="dxa" w:w="100"/>
+            </w:tcMar>
+          </w:tcPr>
+          <w:p>
+            <w:pPr>
+              <w:spacing w:after="0" w:line="260"/>
+            </w:pPr>
+            <w:r>
+              <w:rPr>
+                <w:b w:val="false"/>
+                <w:bCs w:val="false"/>
+                <w:color w:val="1A1A1A"/>
+                <w:sz w:val="18"/>
+                <w:szCs w:val="18"/>
+              </w:rPr>
+              <w:t xml:space="preserve">T6</w:t>
+            </w:r>
+          </w:p>
+        </w:tc>
+        <w:tc>
+          <w:tcPr>
+            <w:tcW w:type="dxa" w:w="2100"/>
+            <w:tcBorders>
+              <w:top w:val="single" w:color="D8D6D0" w:sz="2"/>
+              <w:left w:val="none"/>
+              <w:bottom w:val="single" w:color="D8D6D0" w:sz="2"/>
+              <w:right w:val="none"/>
+            </w:tcBorders>
+            <w:shd w:fill="F4F3F0" w:color="auto" w:val="clear"/>
+            <w:tcMar>
+              <w:top w:type="dxa" w:w="70"/>
+              <w:left w:type="dxa" w:w="100"/>
+              <w:bottom w:type="dxa" w:w="70"/>
+              <w:right w:type="dxa" w:w="100"/>
+            </w:tcMar>
+          </w:tcPr>
+          <w:p>
+            <w:pPr>
+              <w:spacing w:after="0" w:line="260"/>
+            </w:pPr>
+            <w:r>
+              <w:rPr>
+                <w:b w:val="false"/>
+                <w:bCs w:val="false"/>
+                <w:color w:val="1A1A1A"/>
+                <w:sz w:val="18"/>
+                <w:szCs w:val="18"/>
+              </w:rPr>
+              <w:t xml:space="preserve">Rs 10,000</w:t>
+            </w:r>
+          </w:p>
+        </w:tc>
+        <w:tc>
+          <w:tcPr>
+            <w:tcW w:type="dxa" w:w="2100"/>
+            <w:tcBorders>
+              <w:top w:val="single" w:color="D8D6D0" w:sz="2"/>
+              <w:left w:val="none"/>
+              <w:bottom w:val="single" w:color="D8D6D0" w:sz="2"/>
+              <w:right w:val="none"/>
+            </w:tcBorders>
+            <w:shd w:fill="F4F3F0" w:color="auto" w:val="clear"/>
+            <w:tcMar>
+              <w:top w:type="dxa" w:w="70"/>
+              <w:left w:type="dxa" w:w="100"/>
+              <w:bottom w:type="dxa" w:w="70"/>
+              <w:right w:type="dxa" w:w="100"/>
+            </w:tcMar>
+          </w:tcPr>
+          <w:p>
+            <w:pPr>
+              <w:spacing w:after="0" w:line="260"/>
+            </w:pPr>
+            <w:r>
+              <w:rPr>
+                <w:b w:val="false"/>
+                <w:bCs w:val="false"/>
+                <w:color w:val="1A1A1A"/>
+                <w:sz w:val="18"/>
+                <w:szCs w:val="18"/>
+              </w:rPr>
+              <w:t xml:space="preserve">Rs 18,000</w:t>
+            </w:r>
+          </w:p>
+        </w:tc>
+        <w:tc>
+          <w:tcPr>
+            <w:tcW w:type="dxa" w:w="1500"/>
+            <w:tcBorders>
+              <w:top w:val="single" w:color="D8D6D0" w:sz="2"/>
+              <w:left w:val="none"/>
+              <w:bottom w:val="single" w:color="D8D6D0" w:sz="2"/>
+              <w:right w:val="none"/>
+            </w:tcBorders>
+            <w:shd w:fill="F4F3F0" w:color="auto" w:val="clear"/>
+            <w:tcMar>
+              <w:top w:type="dxa" w:w="70"/>
+              <w:left w:type="dxa" w:w="100"/>
+              <w:bottom w:type="dxa" w:w="70"/>
+              <w:right w:type="dxa" w:w="100"/>
+            </w:tcMar>
+          </w:tcPr>
+          <w:p>
+            <w:pPr>
+              <w:spacing w:after="0" w:line="260"/>
+            </w:pPr>
+            <w:r>
+              <w:rPr>
+                <w:b w:val="false"/>
+                <w:bCs w:val="false"/>
+                <w:color w:val="1A1A1A"/>
+                <w:sz w:val="18"/>
+                <w:szCs w:val="18"/>
+              </w:rPr>
+              <w:t xml:space="preserve">2 years</w:t>
+            </w:r>
+          </w:p>
+        </w:tc>
+        <w:tc>
+          <w:tcPr>
+            <w:tcW w:type="dxa" w:w="1800"/>
+            <w:tcBorders>
+              <w:top w:val="single" w:color="D8D6D0" w:sz="2"/>
+              <w:left w:val="none"/>
+              <w:bottom w:val="single" w:color="D8D6D0" w:sz="2"/>
+              <w:right w:val="none"/>
+            </w:tcBorders>
+            <w:shd w:fill="F4F3F0" w:color="auto" w:val="clear"/>
+            <w:tcMar>
+              <w:top w:type="dxa" w:w="70"/>
+              <w:left w:type="dxa" w:w="100"/>
+              <w:bottom w:type="dxa" w:w="70"/>
+              <w:right w:type="dxa" w:w="100"/>
+            </w:tcMar>
+          </w:tcPr>
+          <w:p>
+            <w:pPr>
+              <w:spacing w:after="0" w:line="260"/>
+              <w:jc w:val="right"/>
+            </w:pPr>
+            <w:r>
+              <w:rPr>
+                <w:b w:val="false"/>
+                <w:bCs w:val="false"/>
+                <w:color w:val="1A1A1A"/>
+                <w:sz w:val="18"/>
+                <w:szCs w:val="18"/>
+              </w:rPr>
+              <w:t xml:space="preserve">34.2%</w:t>
+            </w:r>
+          </w:p>
+        </w:tc>
+      </w:tr>
+    </w:tbl>
+    <w:p>
+      <w:pPr>
+        <w:pBdr>
+          <w:left w:val="single" w:color="D8D6D0" w:sz="10" w:space="14"/>
+        </w:pBdr>
+        <w:spacing w:after="150" w:before="120" w:line="280"/>
+        <w:ind w:left="340"/>
+      </w:pPr>
+      <w:r>
+        <w:rPr>
+          <w:rFonts w:ascii="Consolas" w:cs="Consolas" w:eastAsia="Consolas" w:hAnsi="Consolas"/>
+          <w:color w:val="56554F"/>
+          <w:sz w:val="19"/>
+          <w:szCs w:val="19"/>
+        </w:rPr>
+        <w:t xml:space="preserve">PV = FV / (1 + r)^t      so for PV = Rs 10,000:   r = (FV / 10,000)^(1/t) - 1</w:t>
+      </w:r>
+    </w:p>
+    <w:p>
+      <w:pPr>
+        <w:pStyle w:val="Heading2"/>
+        <w:keepNext/>
+        <w:spacing w:after="110" w:before="300"/>
+      </w:pPr>
+      <w:r>
+        <w:rPr>
+          <w:b/>
+          <w:bCs/>
+          <w:color w:val="1A1A1A"/>
+          <w:sz w:val="23"/>
+          <w:szCs w:val="23"/>
+        </w:rPr>
+        <w:t xml:space="preserve">A.4 Personality, the 30-item BFI-2 subset</w:t>
+      </w:r>
+    </w:p>
+    <w:p>
+      <w:pPr>
+        <w:spacing w:after="120" w:line="300"/>
+      </w:pPr>
+      <w:r>
+        <w:rPr>
+          <w:color w:val="1A1A1A"/>
+          <w:sz w:val="19"/>
+          <w:szCs w:val="19"/>
+        </w:rPr>
+        <w:t xml:space="preserve">Rated 1 (disagree strongly) to 5 (agree strongly). Items marked r are reverse keyed, so the score is 6 minus the response. A facet score is the mean of its two items and a domain score is the mean of its six. This is a project-specific subset of the official 60-item BFI-2 pool, not the validated short form.</w:t>
+      </w:r>
+    </w:p>
+    <w:tbl>
+      <w:tblPr>
+        <w:tblW w:type="dxa" w:w="7900"/>
+        <w:tblBorders>
+          <w:top w:val="single" w:color="auto" w:sz="4"/>
+          <w:left w:val="single" w:color="auto" w:sz="4"/>
+          <w:bottom w:val="single" w:color="auto" w:sz="4"/>
+          <w:right w:val="single" w:color="auto" w:sz="4"/>
+          <w:insideH w:val="single" w:color="auto" w:sz="4"/>
+          <w:insideV w:val="single" w:color="auto" w:sz="4"/>
+        </w:tblBorders>
+      </w:tblPr>
+      <w:tblGrid>
+        <w:gridCol w:w="800"/>
+        <w:gridCol w:w="1700"/>
+        <w:gridCol w:w="1900"/>
+        <w:gridCol w:w="3500"/>
+      </w:tblGrid>
+      <w:tr>
+        <w:trPr>
+          <w:tblHeader/>
+        </w:trPr>
+        <w:tc>
+          <w:tcPr>
+            <w:tcW w:type="dxa" w:w="800"/>
+            <w:tcBorders>
+              <w:top w:val="single" w:color="D8D6D0" w:sz="2"/>
+              <w:left w:val="none"/>
+              <w:bottom w:val="single" w:color="D8D6D0" w:sz="8"/>
+              <w:right w:val="none"/>
+            </w:tcBorders>
+            <w:tcMar>
+              <w:top w:type="dxa" w:w="70"/>
+              <w:left w:type="dxa" w:w="100"/>
+              <w:bottom w:type="dxa" w:w="70"/>
+              <w:right w:type="dxa" w:w="100"/>
+            </w:tcMar>
+          </w:tcPr>
+          <w:p>
+            <w:pPr>
+              <w:spacing w:after="0" w:line="260"/>
+            </w:pPr>
+            <w:r>
+              <w:rPr>
+                <w:b/>
+                <w:bCs/>
+                <w:color w:val="56554F"/>
+                <w:sz w:val="17"/>
+                <w:szCs w:val="17"/>
+              </w:rPr>
+              <w:t xml:space="preserve">Item</w:t>
+            </w:r>
+          </w:p>
+        </w:tc>
+        <w:tc>
+          <w:tcPr>
+            <w:tcW w:type="dxa" w:w="1700"/>
+            <w:tcBorders>
+              <w:top w:val="single" w:color="D8D6D0" w:sz="2"/>
+              <w:left w:val="none"/>
+              <w:bottom w:val="single" w:color="D8D6D0" w:sz="8"/>
+              <w:right w:val="none"/>
+            </w:tcBorders>
+            <w:tcMar>
+              <w:top w:type="dxa" w:w="70"/>
+              <w:left w:type="dxa" w:w="100"/>
+              <w:bottom w:type="dxa" w:w="70"/>
+              <w:right w:type="dxa" w:w="100"/>
+            </w:tcMar>
+          </w:tcPr>
+          <w:p>
+            <w:pPr>
+              <w:spacing w:after="0" w:line="260"/>
+            </w:pPr>
+            <w:r>
+              <w:rPr>
+                <w:b/>
+                <w:bCs/>
+                <w:color w:val="56554F"/>
+                <w:sz w:val="17"/>
+                <w:szCs w:val="17"/>
+              </w:rPr>
+              <w:t xml:space="preserve">Domain</w:t>
+            </w:r>
+          </w:p>
+        </w:tc>
+        <w:tc>
+          <w:tcPr>
+            <w:tcW w:type="dxa" w:w="1900"/>
+            <w:tcBorders>
+              <w:top w:val="single" w:color="D8D6D0" w:sz="2"/>
+              <w:left w:val="none"/>
+              <w:bottom w:val="single" w:color="D8D6D0" w:sz="8"/>
+              <w:right w:val="none"/>
+            </w:tcBorders>
+            <w:tcMar>
+              <w:top w:type="dxa" w:w="70"/>
+              <w:left w:type="dxa" w:w="100"/>
+              <w:bottom w:type="dxa" w:w="70"/>
+              <w:right w:type="dxa" w:w="100"/>
+            </w:tcMar>
+          </w:tcPr>
+          <w:p>
+            <w:pPr>
+              <w:spacing w:after="0" w:line="260"/>
+            </w:pPr>
+            <w:r>
+              <w:rPr>
+                <w:b/>
+                <w:bCs/>
+                <w:color w:val="56554F"/>
+                <w:sz w:val="17"/>
+                <w:szCs w:val="17"/>
+              </w:rPr>
+              <w:t xml:space="preserve">Facet</w:t>
+            </w:r>
+          </w:p>
+        </w:tc>
+        <w:tc>
+          <w:tcPr>
+            <w:tcW w:type="dxa" w:w="3500"/>
+            <w:tcBorders>
+              <w:top w:val="single" w:color="D8D6D0" w:sz="2"/>
+              <w:left w:val="none"/>
+              <w:bottom w:val="single" w:color="D8D6D0" w:sz="8"/>
+              <w:right w:val="none"/>
+            </w:tcBorders>
+            <w:tcMar>
+              <w:top w:type="dxa" w:w="70"/>
+              <w:left w:type="dxa" w:w="100"/>
+              <w:bottom w:type="dxa" w:w="70"/>
+              <w:right w:type="dxa" w:w="100"/>
+            </w:tcMar>
+          </w:tcPr>
+          <w:p>
+            <w:pPr>
+              <w:spacing w:after="0" w:line="260"/>
+            </w:pPr>
+            <w:r>
+              <w:rPr>
+                <w:b/>
+                <w:bCs/>
+                <w:color w:val="56554F"/>
+                <w:sz w:val="17"/>
+                <w:szCs w:val="17"/>
+              </w:rPr>
+              <w:t xml:space="preserve">Statement</w:t>
+            </w:r>
+          </w:p>
+        </w:tc>
+      </w:tr>
+      <w:tr>
+        <w:tc>
+          <w:tcPr>
+            <w:tcW w:type="dxa" w:w="800"/>
+            <w:tcBorders>
+              <w:top w:val="single" w:color="D8D6D0" w:sz="2"/>
+              <w:left w:val="none"/>
+              <w:bottom w:val="single" w:color="D8D6D0" w:sz="2"/>
+              <w:right w:val="none"/>
+            </w:tcBorders>
+            <w:tcMar>
+              <w:top w:type="dxa" w:w="70"/>
+              <w:left w:type="dxa" w:w="100"/>
+              <w:bottom w:type="dxa" w:w="70"/>
+              <w:right w:type="dxa" w:w="100"/>
+            </w:tcMar>
+          </w:tcPr>
+          <w:p>
+            <w:pPr>
+              <w:spacing w:after="0" w:line="260"/>
+            </w:pPr>
+            <w:r>
+              <w:rPr>
+                <w:b w:val="false"/>
+                <w:bCs w:val="false"/>
+                <w:color w:val="1A1A1A"/>
+                <w:sz w:val="18"/>
+                <w:szCs w:val="18"/>
+              </w:rPr>
+              <w:t xml:space="preserve">1</w:t>
+            </w:r>
+          </w:p>
+        </w:tc>
+        <w:tc>
+          <w:tcPr>
+            <w:tcW w:type="dxa" w:w="1700"/>
+            <w:tcBorders>
+              <w:top w:val="single" w:color="D8D6D0" w:sz="2"/>
+              <w:left w:val="none"/>
+              <w:bottom w:val="single" w:color="D8D6D0" w:sz="2"/>
+              <w:right w:val="none"/>
+            </w:tcBorders>
+            <w:tcMar>
+              <w:top w:type="dxa" w:w="70"/>
+              <w:left w:type="dxa" w:w="100"/>
+              <w:bottom w:type="dxa" w:w="70"/>
+              <w:right w:type="dxa" w:w="100"/>
+            </w:tcMar>
+          </w:tcPr>
+          <w:p>
+            <w:pPr>
+              <w:spacing w:after="0" w:line="260"/>
+            </w:pPr>
+            <w:r>
+              <w:rPr>
+                <w:b w:val="false"/>
+                <w:bCs w:val="false"/>
+                <w:color w:val="1A1A1A"/>
+                <w:sz w:val="18"/>
+                <w:szCs w:val="18"/>
+              </w:rPr>
+              <w:t xml:space="preserve">Extraversion</w:t>
+            </w:r>
+          </w:p>
+        </w:tc>
+        <w:tc>
+          <w:tcPr>
+            <w:tcW w:type="dxa" w:w="1900"/>
+            <w:tcBorders>
+              <w:top w:val="single" w:color="D8D6D0" w:sz="2"/>
+              <w:left w:val="none"/>
+              <w:bottom w:val="single" w:color="D8D6D0" w:sz="2"/>
+              <w:right w:val="none"/>
+            </w:tcBorders>
+            <w:tcMar>
+              <w:top w:type="dxa" w:w="70"/>
+              <w:left w:type="dxa" w:w="100"/>
+              <w:bottom w:type="dxa" w:w="70"/>
+              <w:right w:type="dxa" w:w="100"/>
+            </w:tcMar>
+          </w:tcPr>
+          <w:p>
+            <w:pPr>
+              <w:spacing w:after="0" w:line="260"/>
+            </w:pPr>
+            <w:r>
+              <w:rPr>
+                <w:b w:val="false"/>
+                <w:bCs w:val="false"/>
+                <w:color w:val="1A1A1A"/>
+                <w:sz w:val="18"/>
+                <w:szCs w:val="18"/>
+              </w:rPr>
+              <w:t xml:space="preserve">Sociability</w:t>
+            </w:r>
+          </w:p>
+        </w:tc>
+        <w:tc>
+          <w:tcPr>
+            <w:tcW w:type="dxa" w:w="3500"/>
+            <w:tcBorders>
+              <w:top w:val="single" w:color="D8D6D0" w:sz="2"/>
+              <w:left w:val="none"/>
+              <w:bottom w:val="single" w:color="D8D6D0" w:sz="2"/>
+              <w:right w:val="none"/>
+            </w:tcBorders>
+            <w:tcMar>
+              <w:top w:type="dxa" w:w="70"/>
+              <w:left w:type="dxa" w:w="100"/>
+              <w:bottom w:type="dxa" w:w="70"/>
+              <w:right w:type="dxa" w:w="100"/>
+            </w:tcMar>
+          </w:tcPr>
+          <w:p>
+            <w:pPr>
+              <w:spacing w:after="0" w:line="260"/>
+            </w:pPr>
+            <w:r>
+              <w:rPr>
+                <w:b w:val="false"/>
+                <w:bCs w:val="false"/>
+                <w:color w:val="1A1A1A"/>
+                <w:sz w:val="18"/>
+                <w:szCs w:val="18"/>
+              </w:rPr>
+              <w:t xml:space="preserve">Is outgoing, sociable.</w:t>
+            </w:r>
+          </w:p>
+        </w:tc>
+      </w:tr>
+      <w:tr>
+        <w:tc>
+          <w:tcPr>
+            <w:tcW w:type="dxa" w:w="800"/>
+            <w:tcBorders>
+              <w:top w:val="single" w:color="D8D6D0" w:sz="2"/>
+              <w:left w:val="none"/>
+              <w:bottom w:val="single" w:color="D8D6D0" w:sz="2"/>
+              <w:right w:val="none"/>
+            </w:tcBorders>
+            <w:shd w:fill="F4F3F0" w:color="auto" w:val="clear"/>
+            <w:tcMar>
+              <w:top w:type="dxa" w:w="70"/>
+              <w:left w:type="dxa" w:w="100"/>
+              <w:bottom w:type="dxa" w:w="70"/>
+              <w:right w:type="dxa" w:w="100"/>
+            </w:tcMar>
+          </w:tcPr>
+          <w:p>
+            <w:pPr>
+              <w:spacing w:after="0" w:line="260"/>
+            </w:pPr>
+            <w:r>
+              <w:rPr>
+                <w:b w:val="false"/>
+                <w:bCs w:val="false"/>
+                <w:color w:val="1A1A1A"/>
+                <w:sz w:val="18"/>
+                <w:szCs w:val="18"/>
+              </w:rPr>
+              <w:t xml:space="preserve">16r</w:t>
+            </w:r>
+          </w:p>
+        </w:tc>
+        <w:tc>
+          <w:tcPr>
+            <w:tcW w:type="dxa" w:w="1700"/>
+            <w:tcBorders>
+              <w:top w:val="single" w:color="D8D6D0" w:sz="2"/>
+              <w:left w:val="none"/>
+              <w:bottom w:val="single" w:color="D8D6D0" w:sz="2"/>
+              <w:right w:val="none"/>
+            </w:tcBorders>
+            <w:shd w:fill="F4F3F0" w:color="auto" w:val="clear"/>
+            <w:tcMar>
+              <w:top w:type="dxa" w:w="70"/>
+              <w:left w:type="dxa" w:w="100"/>
+              <w:bottom w:type="dxa" w:w="70"/>
+              <w:right w:type="dxa" w:w="100"/>
+            </w:tcMar>
+          </w:tcPr>
+          <w:p>
+            <w:pPr>
+              <w:spacing w:after="0" w:line="260"/>
+            </w:pPr>
+            <w:r>
+              <w:rPr>
+                <w:b w:val="false"/>
+                <w:bCs w:val="false"/>
+                <w:color w:val="1A1A1A"/>
+                <w:sz w:val="18"/>
+                <w:szCs w:val="18"/>
+              </w:rPr>
+              <w:t xml:space="preserve">Extraversion</w:t>
+            </w:r>
+          </w:p>
+        </w:tc>
+        <w:tc>
+          <w:tcPr>
+            <w:tcW w:type="dxa" w:w="1900"/>
+            <w:tcBorders>
+              <w:top w:val="single" w:color="D8D6D0" w:sz="2"/>
+              <w:left w:val="none"/>
+              <w:bottom w:val="single" w:color="D8D6D0" w:sz="2"/>
+              <w:right w:val="none"/>
+            </w:tcBorders>
+            <w:shd w:fill="F4F3F0" w:color="auto" w:val="clear"/>
+            <w:tcMar>
+              <w:top w:type="dxa" w:w="70"/>
+              <w:left w:type="dxa" w:w="100"/>
+              <w:bottom w:type="dxa" w:w="70"/>
+              <w:right w:type="dxa" w:w="100"/>
+            </w:tcMar>
+          </w:tcPr>
+          <w:p>
+            <w:pPr>
+              <w:spacing w:after="0" w:line="260"/>
+            </w:pPr>
+            <w:r>
+              <w:rPr>
+                <w:b w:val="false"/>
+                <w:bCs w:val="false"/>
+                <w:color w:val="1A1A1A"/>
+                <w:sz w:val="18"/>
+                <w:szCs w:val="18"/>
+              </w:rPr>
+              <w:t xml:space="preserve">Sociability</w:t>
+            </w:r>
+          </w:p>
+        </w:tc>
+        <w:tc>
+          <w:tcPr>
+            <w:tcW w:type="dxa" w:w="3500"/>
+            <w:tcBorders>
+              <w:top w:val="single" w:color="D8D6D0" w:sz="2"/>
+              <w:left w:val="none"/>
+              <w:bottom w:val="single" w:color="D8D6D0" w:sz="2"/>
+              <w:right w:val="none"/>
+            </w:tcBorders>
+            <w:shd w:fill="F4F3F0" w:color="auto" w:val="clear"/>
+            <w:tcMar>
+              <w:top w:type="dxa" w:w="70"/>
+              <w:left w:type="dxa" w:w="100"/>
+              <w:bottom w:type="dxa" w:w="70"/>
+              <w:right w:type="dxa" w:w="100"/>
+            </w:tcMar>
+          </w:tcPr>
+          <w:p>
+            <w:pPr>
+              <w:spacing w:after="0" w:line="260"/>
+            </w:pPr>
+            <w:r>
+              <w:rPr>
+                <w:b w:val="false"/>
+                <w:bCs w:val="false"/>
+                <w:color w:val="1A1A1A"/>
+                <w:sz w:val="18"/>
+                <w:szCs w:val="18"/>
+              </w:rPr>
+              <w:t xml:space="preserve">Tends to be quiet.</w:t>
+            </w:r>
+          </w:p>
+        </w:tc>
+      </w:tr>
+      <w:tr>
+        <w:tc>
+          <w:tcPr>
+            <w:tcW w:type="dxa" w:w="800"/>
+            <w:tcBorders>
+              <w:top w:val="single" w:color="D8D6D0" w:sz="2"/>
+              <w:left w:val="none"/>
+              <w:bottom w:val="single" w:color="D8D6D0" w:sz="2"/>
+              <w:right w:val="none"/>
+            </w:tcBorders>
+            <w:tcMar>
+              <w:top w:type="dxa" w:w="70"/>
+              <w:left w:type="dxa" w:w="100"/>
+              <w:bottom w:type="dxa" w:w="70"/>
+              <w:right w:type="dxa" w:w="100"/>
+            </w:tcMar>
+          </w:tcPr>
+          <w:p>
+            <w:pPr>
+              <w:spacing w:after="0" w:line="260"/>
+            </w:pPr>
+            <w:r>
+              <w:rPr>
+                <w:b w:val="false"/>
+                <w:bCs w:val="false"/>
+                <w:color w:val="1A1A1A"/>
+                <w:sz w:val="18"/>
+                <w:szCs w:val="18"/>
+              </w:rPr>
+              <w:t xml:space="preserve">6</w:t>
+            </w:r>
+          </w:p>
+        </w:tc>
+        <w:tc>
+          <w:tcPr>
+            <w:tcW w:type="dxa" w:w="1700"/>
+            <w:tcBorders>
+              <w:top w:val="single" w:color="D8D6D0" w:sz="2"/>
+              <w:left w:val="none"/>
+              <w:bottom w:val="single" w:color="D8D6D0" w:sz="2"/>
+              <w:right w:val="none"/>
+            </w:tcBorders>
+            <w:tcMar>
+              <w:top w:type="dxa" w:w="70"/>
+              <w:left w:type="dxa" w:w="100"/>
+              <w:bottom w:type="dxa" w:w="70"/>
+              <w:right w:type="dxa" w:w="100"/>
+            </w:tcMar>
+          </w:tcPr>
+          <w:p>
+            <w:pPr>
+              <w:spacing w:after="0" w:line="260"/>
+            </w:pPr>
+            <w:r>
+              <w:rPr>
+                <w:b w:val="false"/>
+                <w:bCs w:val="false"/>
+                <w:color w:val="1A1A1A"/>
+                <w:sz w:val="18"/>
+                <w:szCs w:val="18"/>
+              </w:rPr>
+              <w:t xml:space="preserve">Extraversion</w:t>
+            </w:r>
+          </w:p>
+        </w:tc>
+        <w:tc>
+          <w:tcPr>
+            <w:tcW w:type="dxa" w:w="1900"/>
+            <w:tcBorders>
+              <w:top w:val="single" w:color="D8D6D0" w:sz="2"/>
+              <w:left w:val="none"/>
+              <w:bottom w:val="single" w:color="D8D6D0" w:sz="2"/>
+              <w:right w:val="none"/>
+            </w:tcBorders>
+            <w:tcMar>
+              <w:top w:type="dxa" w:w="70"/>
+              <w:left w:type="dxa" w:w="100"/>
+              <w:bottom w:type="dxa" w:w="70"/>
+              <w:right w:type="dxa" w:w="100"/>
+            </w:tcMar>
+          </w:tcPr>
+          <w:p>
+            <w:pPr>
+              <w:spacing w:after="0" w:line="260"/>
+            </w:pPr>
+            <w:r>
+              <w:rPr>
+                <w:b w:val="false"/>
+                <w:bCs w:val="false"/>
+                <w:color w:val="1A1A1A"/>
+                <w:sz w:val="18"/>
+                <w:szCs w:val="18"/>
+              </w:rPr>
+              <w:t xml:space="preserve">Assertiveness</w:t>
+            </w:r>
+          </w:p>
+        </w:tc>
+        <w:tc>
+          <w:tcPr>
+            <w:tcW w:type="dxa" w:w="3500"/>
+            <w:tcBorders>
+              <w:top w:val="single" w:color="D8D6D0" w:sz="2"/>
+              <w:left w:val="none"/>
+              <w:bottom w:val="single" w:color="D8D6D0" w:sz="2"/>
+              <w:right w:val="none"/>
+            </w:tcBorders>
+            <w:tcMar>
+              <w:top w:type="dxa" w:w="70"/>
+              <w:left w:type="dxa" w:w="100"/>
+              <w:bottom w:type="dxa" w:w="70"/>
+              <w:right w:type="dxa" w:w="100"/>
+            </w:tcMar>
+          </w:tcPr>
+          <w:p>
+            <w:pPr>
+              <w:spacing w:after="0" w:line="260"/>
+            </w:pPr>
+            <w:r>
+              <w:rPr>
+                <w:b w:val="false"/>
+                <w:bCs w:val="false"/>
+                <w:color w:val="1A1A1A"/>
+                <w:sz w:val="18"/>
+                <w:szCs w:val="18"/>
+              </w:rPr>
+              <w:t xml:space="preserve">Has an assertive personality.</w:t>
+            </w:r>
+          </w:p>
+        </w:tc>
+      </w:tr>
+      <w:tr>
+        <w:tc>
+          <w:tcPr>
+            <w:tcW w:type="dxa" w:w="800"/>
+            <w:tcBorders>
+              <w:top w:val="single" w:color="D8D6D0" w:sz="2"/>
+              <w:left w:val="none"/>
+              <w:bottom w:val="single" w:color="D8D6D0" w:sz="2"/>
+              <w:right w:val="none"/>
+            </w:tcBorders>
+            <w:shd w:fill="F4F3F0" w:color="auto" w:val="clear"/>
+            <w:tcMar>
+              <w:top w:type="dxa" w:w="70"/>
+              <w:left w:type="dxa" w:w="100"/>
+              <w:bottom w:type="dxa" w:w="70"/>
+              <w:right w:type="dxa" w:w="100"/>
+            </w:tcMar>
+          </w:tcPr>
+          <w:p>
+            <w:pPr>
+              <w:spacing w:after="0" w:line="260"/>
+            </w:pPr>
+            <w:r>
+              <w:rPr>
+                <w:b w:val="false"/>
+                <w:bCs w:val="false"/>
+                <w:color w:val="1A1A1A"/>
+                <w:sz w:val="18"/>
+                <w:szCs w:val="18"/>
+              </w:rPr>
+              <w:t xml:space="preserve">36r</w:t>
+            </w:r>
+          </w:p>
+        </w:tc>
+        <w:tc>
+          <w:tcPr>
+            <w:tcW w:type="dxa" w:w="1700"/>
+            <w:tcBorders>
+              <w:top w:val="single" w:color="D8D6D0" w:sz="2"/>
+              <w:left w:val="none"/>
+              <w:bottom w:val="single" w:color="D8D6D0" w:sz="2"/>
+              <w:right w:val="none"/>
+            </w:tcBorders>
+            <w:shd w:fill="F4F3F0" w:color="auto" w:val="clear"/>
+            <w:tcMar>
+              <w:top w:type="dxa" w:w="70"/>
+              <w:left w:type="dxa" w:w="100"/>
+              <w:bottom w:type="dxa" w:w="70"/>
+              <w:right w:type="dxa" w:w="100"/>
+            </w:tcMar>
+          </w:tcPr>
+          <w:p>
+            <w:pPr>
+              <w:spacing w:after="0" w:line="260"/>
+            </w:pPr>
+            <w:r>
+              <w:rPr>
+                <w:b w:val="false"/>
+                <w:bCs w:val="false"/>
+                <w:color w:val="1A1A1A"/>
+                <w:sz w:val="18"/>
+                <w:szCs w:val="18"/>
+              </w:rPr>
+              <w:t xml:space="preserve">Extraversion</w:t>
+            </w:r>
+          </w:p>
+        </w:tc>
+        <w:tc>
+          <w:tcPr>
+            <w:tcW w:type="dxa" w:w="1900"/>
+            <w:tcBorders>
+              <w:top w:val="single" w:color="D8D6D0" w:sz="2"/>
+              <w:left w:val="none"/>
+              <w:bottom w:val="single" w:color="D8D6D0" w:sz="2"/>
+              <w:right w:val="none"/>
+            </w:tcBorders>
+            <w:shd w:fill="F4F3F0" w:color="auto" w:val="clear"/>
+            <w:tcMar>
+              <w:top w:type="dxa" w:w="70"/>
+              <w:left w:type="dxa" w:w="100"/>
+              <w:bottom w:type="dxa" w:w="70"/>
+              <w:right w:type="dxa" w:w="100"/>
+            </w:tcMar>
+          </w:tcPr>
+          <w:p>
+            <w:pPr>
+              <w:spacing w:after="0" w:line="260"/>
+            </w:pPr>
+            <w:r>
+              <w:rPr>
+                <w:b w:val="false"/>
+                <w:bCs w:val="false"/>
+                <w:color w:val="1A1A1A"/>
+                <w:sz w:val="18"/>
+                <w:szCs w:val="18"/>
+              </w:rPr>
+              <w:t xml:space="preserve">Assertiveness</w:t>
+            </w:r>
+          </w:p>
+        </w:tc>
+        <w:tc>
+          <w:tcPr>
+            <w:tcW w:type="dxa" w:w="3500"/>
+            <w:tcBorders>
+              <w:top w:val="single" w:color="D8D6D0" w:sz="2"/>
+              <w:left w:val="none"/>
+              <w:bottom w:val="single" w:color="D8D6D0" w:sz="2"/>
+              <w:right w:val="none"/>
+            </w:tcBorders>
+            <w:shd w:fill="F4F3F0" w:color="auto" w:val="clear"/>
+            <w:tcMar>
+              <w:top w:type="dxa" w:w="70"/>
+              <w:left w:type="dxa" w:w="100"/>
+              <w:bottom w:type="dxa" w:w="70"/>
+              <w:right w:type="dxa" w:w="100"/>
+            </w:tcMar>
+          </w:tcPr>
+          <w:p>
+            <w:pPr>
+              <w:spacing w:after="0" w:line="260"/>
+            </w:pPr>
+            <w:r>
+              <w:rPr>
+                <w:b w:val="false"/>
+                <w:bCs w:val="false"/>
+                <w:color w:val="1A1A1A"/>
+                <w:sz w:val="18"/>
+                <w:szCs w:val="18"/>
+              </w:rPr>
+              <w:t xml:space="preserve">Finds it hard to influence people.</w:t>
+            </w:r>
+          </w:p>
+        </w:tc>
+      </w:tr>
+      <w:tr>
+        <w:tc>
+          <w:tcPr>
+            <w:tcW w:type="dxa" w:w="800"/>
+            <w:tcBorders>
+              <w:top w:val="single" w:color="D8D6D0" w:sz="2"/>
+              <w:left w:val="none"/>
+              <w:bottom w:val="single" w:color="D8D6D0" w:sz="2"/>
+              <w:right w:val="none"/>
+            </w:tcBorders>
+            <w:tcMar>
+              <w:top w:type="dxa" w:w="70"/>
+              <w:left w:type="dxa" w:w="100"/>
+              <w:bottom w:type="dxa" w:w="70"/>
+              <w:right w:type="dxa" w:w="100"/>
+            </w:tcMar>
+          </w:tcPr>
+          <w:p>
+            <w:pPr>
+              <w:spacing w:after="0" w:line="260"/>
+            </w:pPr>
+            <w:r>
+              <w:rPr>
+                <w:b w:val="false"/>
+                <w:bCs w:val="false"/>
+                <w:color w:val="1A1A1A"/>
+                <w:sz w:val="18"/>
+                <w:szCs w:val="18"/>
+              </w:rPr>
+              <w:t xml:space="preserve">41</w:t>
+            </w:r>
+          </w:p>
+        </w:tc>
+        <w:tc>
+          <w:tcPr>
+            <w:tcW w:type="dxa" w:w="1700"/>
+            <w:tcBorders>
+              <w:top w:val="single" w:color="D8D6D0" w:sz="2"/>
+              <w:left w:val="none"/>
+              <w:bottom w:val="single" w:color="D8D6D0" w:sz="2"/>
+              <w:right w:val="none"/>
+            </w:tcBorders>
+            <w:tcMar>
+              <w:top w:type="dxa" w:w="70"/>
+              <w:left w:type="dxa" w:w="100"/>
+              <w:bottom w:type="dxa" w:w="70"/>
+              <w:right w:type="dxa" w:w="100"/>
+            </w:tcMar>
+          </w:tcPr>
+          <w:p>
+            <w:pPr>
+              <w:spacing w:after="0" w:line="260"/>
+            </w:pPr>
+            <w:r>
+              <w:rPr>
+                <w:b w:val="false"/>
+                <w:bCs w:val="false"/>
+                <w:color w:val="1A1A1A"/>
+                <w:sz w:val="18"/>
+                <w:szCs w:val="18"/>
+              </w:rPr>
+              <w:t xml:space="preserve">Extraversion</w:t>
+            </w:r>
+          </w:p>
+        </w:tc>
+        <w:tc>
+          <w:tcPr>
+            <w:tcW w:type="dxa" w:w="1900"/>
+            <w:tcBorders>
+              <w:top w:val="single" w:color="D8D6D0" w:sz="2"/>
+              <w:left w:val="none"/>
+              <w:bottom w:val="single" w:color="D8D6D0" w:sz="2"/>
+              <w:right w:val="none"/>
+            </w:tcBorders>
+            <w:tcMar>
+              <w:top w:type="dxa" w:w="70"/>
+              <w:left w:type="dxa" w:w="100"/>
+              <w:bottom w:type="dxa" w:w="70"/>
+              <w:right w:type="dxa" w:w="100"/>
+            </w:tcMar>
+          </w:tcPr>
+          <w:p>
+            <w:pPr>
+              <w:spacing w:after="0" w:line="260"/>
+            </w:pPr>
+            <w:r>
+              <w:rPr>
+                <w:b w:val="false"/>
+                <w:bCs w:val="false"/>
+                <w:color w:val="1A1A1A"/>
+                <w:sz w:val="18"/>
+                <w:szCs w:val="18"/>
+              </w:rPr>
+              <w:t xml:space="preserve">Energy Level</w:t>
+            </w:r>
+          </w:p>
+        </w:tc>
+        <w:tc>
+          <w:tcPr>
+            <w:tcW w:type="dxa" w:w="3500"/>
+            <w:tcBorders>
+              <w:top w:val="single" w:color="D8D6D0" w:sz="2"/>
+              <w:left w:val="none"/>
+              <w:bottom w:val="single" w:color="D8D6D0" w:sz="2"/>
+              <w:right w:val="none"/>
+            </w:tcBorders>
+            <w:tcMar>
+              <w:top w:type="dxa" w:w="70"/>
+              <w:left w:type="dxa" w:w="100"/>
+              <w:bottom w:type="dxa" w:w="70"/>
+              <w:right w:type="dxa" w:w="100"/>
+            </w:tcMar>
+          </w:tcPr>
+          <w:p>
+            <w:pPr>
+              <w:spacing w:after="0" w:line="260"/>
+            </w:pPr>
+            <w:r>
+              <w:rPr>
+                <w:b w:val="false"/>
+                <w:bCs w:val="false"/>
+                <w:color w:val="1A1A1A"/>
+                <w:sz w:val="18"/>
+                <w:szCs w:val="18"/>
+              </w:rPr>
+              <w:t xml:space="preserve">Is full of energy.</w:t>
+            </w:r>
+          </w:p>
+        </w:tc>
+      </w:tr>
+      <w:tr>
+        <w:tc>
+          <w:tcPr>
+            <w:tcW w:type="dxa" w:w="800"/>
+            <w:tcBorders>
+              <w:top w:val="single" w:color="D8D6D0" w:sz="2"/>
+              <w:left w:val="none"/>
+              <w:bottom w:val="single" w:color="D8D6D0" w:sz="2"/>
+              <w:right w:val="none"/>
+            </w:tcBorders>
+            <w:shd w:fill="F4F3F0" w:color="auto" w:val="clear"/>
+            <w:tcMar>
+              <w:top w:type="dxa" w:w="70"/>
+              <w:left w:type="dxa" w:w="100"/>
+              <w:bottom w:type="dxa" w:w="70"/>
+              <w:right w:type="dxa" w:w="100"/>
+            </w:tcMar>
+          </w:tcPr>
+          <w:p>
+            <w:pPr>
+              <w:spacing w:after="0" w:line="260"/>
+            </w:pPr>
+            <w:r>
+              <w:rPr>
+                <w:b w:val="false"/>
+                <w:bCs w:val="false"/>
+                <w:color w:val="1A1A1A"/>
+                <w:sz w:val="18"/>
+                <w:szCs w:val="18"/>
+              </w:rPr>
+              <w:t xml:space="preserve">11r</w:t>
+            </w:r>
+          </w:p>
+        </w:tc>
+        <w:tc>
+          <w:tcPr>
+            <w:tcW w:type="dxa" w:w="1700"/>
+            <w:tcBorders>
+              <w:top w:val="single" w:color="D8D6D0" w:sz="2"/>
+              <w:left w:val="none"/>
+              <w:bottom w:val="single" w:color="D8D6D0" w:sz="2"/>
+              <w:right w:val="none"/>
+            </w:tcBorders>
+            <w:shd w:fill="F4F3F0" w:color="auto" w:val="clear"/>
+            <w:tcMar>
+              <w:top w:type="dxa" w:w="70"/>
+              <w:left w:type="dxa" w:w="100"/>
+              <w:bottom w:type="dxa" w:w="70"/>
+              <w:right w:type="dxa" w:w="100"/>
+            </w:tcMar>
+          </w:tcPr>
+          <w:p>
+            <w:pPr>
+              <w:spacing w:after="0" w:line="260"/>
+            </w:pPr>
+            <w:r>
+              <w:rPr>
+                <w:b w:val="false"/>
+                <w:bCs w:val="false"/>
+                <w:color w:val="1A1A1A"/>
+                <w:sz w:val="18"/>
+                <w:szCs w:val="18"/>
+              </w:rPr>
+              <w:t xml:space="preserve">Extraversion</w:t>
+            </w:r>
+          </w:p>
+        </w:tc>
+        <w:tc>
+          <w:tcPr>
+            <w:tcW w:type="dxa" w:w="1900"/>
+            <w:tcBorders>
+              <w:top w:val="single" w:color="D8D6D0" w:sz="2"/>
+              <w:left w:val="none"/>
+              <w:bottom w:val="single" w:color="D8D6D0" w:sz="2"/>
+              <w:right w:val="none"/>
+            </w:tcBorders>
+            <w:shd w:fill="F4F3F0" w:color="auto" w:val="clear"/>
+            <w:tcMar>
+              <w:top w:type="dxa" w:w="70"/>
+              <w:left w:type="dxa" w:w="100"/>
+              <w:bottom w:type="dxa" w:w="70"/>
+              <w:right w:type="dxa" w:w="100"/>
+            </w:tcMar>
+          </w:tcPr>
+          <w:p>
+            <w:pPr>
+              <w:spacing w:after="0" w:line="260"/>
+            </w:pPr>
+            <w:r>
+              <w:rPr>
+                <w:b w:val="false"/>
+                <w:bCs w:val="false"/>
+                <w:color w:val="1A1A1A"/>
+                <w:sz w:val="18"/>
+                <w:szCs w:val="18"/>
+              </w:rPr>
+              <w:t xml:space="preserve">Energy Level</w:t>
+            </w:r>
+          </w:p>
+        </w:tc>
+        <w:tc>
+          <w:tcPr>
+            <w:tcW w:type="dxa" w:w="3500"/>
+            <w:tcBorders>
+              <w:top w:val="single" w:color="D8D6D0" w:sz="2"/>
+              <w:left w:val="none"/>
+              <w:bottom w:val="single" w:color="D8D6D0" w:sz="2"/>
+              <w:right w:val="none"/>
+            </w:tcBorders>
+            <w:shd w:fill="F4F3F0" w:color="auto" w:val="clear"/>
+            <w:tcMar>
+              <w:top w:type="dxa" w:w="70"/>
+              <w:left w:type="dxa" w:w="100"/>
+              <w:bottom w:type="dxa" w:w="70"/>
+              <w:right w:type="dxa" w:w="100"/>
+            </w:tcMar>
+          </w:tcPr>
+          <w:p>
+            <w:pPr>
+              <w:spacing w:after="0" w:line="260"/>
+            </w:pPr>
+            <w:r>
+              <w:rPr>
+                <w:b w:val="false"/>
+                <w:bCs w:val="false"/>
+                <w:color w:val="1A1A1A"/>
+                <w:sz w:val="18"/>
+                <w:szCs w:val="18"/>
+              </w:rPr>
+              <w:t xml:space="preserve">Rarely feels excited or eager.</w:t>
+            </w:r>
+          </w:p>
+        </w:tc>
+      </w:tr>
+      <w:tr>
+        <w:tc>
+          <w:tcPr>
+            <w:tcW w:type="dxa" w:w="800"/>
+            <w:tcBorders>
+              <w:top w:val="single" w:color="D8D6D0" w:sz="2"/>
+              <w:left w:val="none"/>
+              <w:bottom w:val="single" w:color="D8D6D0" w:sz="2"/>
+              <w:right w:val="none"/>
+            </w:tcBorders>
+            <w:tcMar>
+              <w:top w:type="dxa" w:w="70"/>
+              <w:left w:type="dxa" w:w="100"/>
+              <w:bottom w:type="dxa" w:w="70"/>
+              <w:right w:type="dxa" w:w="100"/>
+            </w:tcMar>
+          </w:tcPr>
+          <w:p>
+            <w:pPr>
+              <w:spacing w:after="0" w:line="260"/>
+            </w:pPr>
+            <w:r>
+              <w:rPr>
+                <w:b w:val="false"/>
+                <w:bCs w:val="false"/>
+                <w:color w:val="1A1A1A"/>
+                <w:sz w:val="18"/>
+                <w:szCs w:val="18"/>
+              </w:rPr>
+              <w:t xml:space="preserve">2</w:t>
+            </w:r>
+          </w:p>
+        </w:tc>
+        <w:tc>
+          <w:tcPr>
+            <w:tcW w:type="dxa" w:w="1700"/>
+            <w:tcBorders>
+              <w:top w:val="single" w:color="D8D6D0" w:sz="2"/>
+              <w:left w:val="none"/>
+              <w:bottom w:val="single" w:color="D8D6D0" w:sz="2"/>
+              <w:right w:val="none"/>
+            </w:tcBorders>
+            <w:tcMar>
+              <w:top w:type="dxa" w:w="70"/>
+              <w:left w:type="dxa" w:w="100"/>
+              <w:bottom w:type="dxa" w:w="70"/>
+              <w:right w:type="dxa" w:w="100"/>
+            </w:tcMar>
+          </w:tcPr>
+          <w:p>
+            <w:pPr>
+              <w:spacing w:after="0" w:line="260"/>
+            </w:pPr>
+            <w:r>
+              <w:rPr>
+                <w:b w:val="false"/>
+                <w:bCs w:val="false"/>
+                <w:color w:val="1A1A1A"/>
+                <w:sz w:val="18"/>
+                <w:szCs w:val="18"/>
+              </w:rPr>
+              <w:t xml:space="preserve">Agreeableness</w:t>
+            </w:r>
+          </w:p>
+        </w:tc>
+        <w:tc>
+          <w:tcPr>
+            <w:tcW w:type="dxa" w:w="1900"/>
+            <w:tcBorders>
+              <w:top w:val="single" w:color="D8D6D0" w:sz="2"/>
+              <w:left w:val="none"/>
+              <w:bottom w:val="single" w:color="D8D6D0" w:sz="2"/>
+              <w:right w:val="none"/>
+            </w:tcBorders>
+            <w:tcMar>
+              <w:top w:type="dxa" w:w="70"/>
+              <w:left w:type="dxa" w:w="100"/>
+              <w:bottom w:type="dxa" w:w="70"/>
+              <w:right w:type="dxa" w:w="100"/>
+            </w:tcMar>
+          </w:tcPr>
+          <w:p>
+            <w:pPr>
+              <w:spacing w:after="0" w:line="260"/>
+            </w:pPr>
+            <w:r>
+              <w:rPr>
+                <w:b w:val="false"/>
+                <w:bCs w:val="false"/>
+                <w:color w:val="1A1A1A"/>
+                <w:sz w:val="18"/>
+                <w:szCs w:val="18"/>
+              </w:rPr>
+              <w:t xml:space="preserve">Compassion</w:t>
+            </w:r>
+          </w:p>
+        </w:tc>
+        <w:tc>
+          <w:tcPr>
+            <w:tcW w:type="dxa" w:w="3500"/>
+            <w:tcBorders>
+              <w:top w:val="single" w:color="D8D6D0" w:sz="2"/>
+              <w:left w:val="none"/>
+              <w:bottom w:val="single" w:color="D8D6D0" w:sz="2"/>
+              <w:right w:val="none"/>
+            </w:tcBorders>
+            <w:tcMar>
+              <w:top w:type="dxa" w:w="70"/>
+              <w:left w:type="dxa" w:w="100"/>
+              <w:bottom w:type="dxa" w:w="70"/>
+              <w:right w:type="dxa" w:w="100"/>
+            </w:tcMar>
+          </w:tcPr>
+          <w:p>
+            <w:pPr>
+              <w:spacing w:after="0" w:line="260"/>
+            </w:pPr>
+            <w:r>
+              <w:rPr>
+                <w:b w:val="false"/>
+                <w:bCs w:val="false"/>
+                <w:color w:val="1A1A1A"/>
+                <w:sz w:val="18"/>
+                <w:szCs w:val="18"/>
+              </w:rPr>
+              <w:t xml:space="preserve">Is compassionate, has a soft heart.</w:t>
+            </w:r>
+          </w:p>
+        </w:tc>
+      </w:tr>
+      <w:tr>
+        <w:tc>
+          <w:tcPr>
+            <w:tcW w:type="dxa" w:w="800"/>
+            <w:tcBorders>
+              <w:top w:val="single" w:color="D8D6D0" w:sz="2"/>
+              <w:left w:val="none"/>
+              <w:bottom w:val="single" w:color="D8D6D0" w:sz="2"/>
+              <w:right w:val="none"/>
+            </w:tcBorders>
+            <w:shd w:fill="F4F3F0" w:color="auto" w:val="clear"/>
+            <w:tcMar>
+              <w:top w:type="dxa" w:w="70"/>
+              <w:left w:type="dxa" w:w="100"/>
+              <w:bottom w:type="dxa" w:w="70"/>
+              <w:right w:type="dxa" w:w="100"/>
+            </w:tcMar>
+          </w:tcPr>
+          <w:p>
+            <w:pPr>
+              <w:spacing w:after="0" w:line="260"/>
+            </w:pPr>
+            <w:r>
+              <w:rPr>
+                <w:b w:val="false"/>
+                <w:bCs w:val="false"/>
+                <w:color w:val="1A1A1A"/>
+                <w:sz w:val="18"/>
+                <w:szCs w:val="18"/>
+              </w:rPr>
+              <w:t xml:space="preserve">17r</w:t>
+            </w:r>
+          </w:p>
+        </w:tc>
+        <w:tc>
+          <w:tcPr>
+            <w:tcW w:type="dxa" w:w="1700"/>
+            <w:tcBorders>
+              <w:top w:val="single" w:color="D8D6D0" w:sz="2"/>
+              <w:left w:val="none"/>
+              <w:bottom w:val="single" w:color="D8D6D0" w:sz="2"/>
+              <w:right w:val="none"/>
+            </w:tcBorders>
+            <w:shd w:fill="F4F3F0" w:color="auto" w:val="clear"/>
+            <w:tcMar>
+              <w:top w:type="dxa" w:w="70"/>
+              <w:left w:type="dxa" w:w="100"/>
+              <w:bottom w:type="dxa" w:w="70"/>
+              <w:right w:type="dxa" w:w="100"/>
+            </w:tcMar>
+          </w:tcPr>
+          <w:p>
+            <w:pPr>
+              <w:spacing w:after="0" w:line="260"/>
+            </w:pPr>
+            <w:r>
+              <w:rPr>
+                <w:b w:val="false"/>
+                <w:bCs w:val="false"/>
+                <w:color w:val="1A1A1A"/>
+                <w:sz w:val="18"/>
+                <w:szCs w:val="18"/>
+              </w:rPr>
+              <w:t xml:space="preserve">Agreeableness</w:t>
+            </w:r>
+          </w:p>
+        </w:tc>
+        <w:tc>
+          <w:tcPr>
+            <w:tcW w:type="dxa" w:w="1900"/>
+            <w:tcBorders>
+              <w:top w:val="single" w:color="D8D6D0" w:sz="2"/>
+              <w:left w:val="none"/>
+              <w:bottom w:val="single" w:color="D8D6D0" w:sz="2"/>
+              <w:right w:val="none"/>
+            </w:tcBorders>
+            <w:shd w:fill="F4F3F0" w:color="auto" w:val="clear"/>
+            <w:tcMar>
+              <w:top w:type="dxa" w:w="70"/>
+              <w:left w:type="dxa" w:w="100"/>
+              <w:bottom w:type="dxa" w:w="70"/>
+              <w:right w:type="dxa" w:w="100"/>
+            </w:tcMar>
+          </w:tcPr>
+          <w:p>
+            <w:pPr>
+              <w:spacing w:after="0" w:line="260"/>
+            </w:pPr>
+            <w:r>
+              <w:rPr>
+                <w:b w:val="false"/>
+                <w:bCs w:val="false"/>
+                <w:color w:val="1A1A1A"/>
+                <w:sz w:val="18"/>
+                <w:szCs w:val="18"/>
+              </w:rPr>
+              <w:t xml:space="preserve">Compassion</w:t>
+            </w:r>
+          </w:p>
+        </w:tc>
+        <w:tc>
+          <w:tcPr>
+            <w:tcW w:type="dxa" w:w="3500"/>
+            <w:tcBorders>
+              <w:top w:val="single" w:color="D8D6D0" w:sz="2"/>
+              <w:left w:val="none"/>
+              <w:bottom w:val="single" w:color="D8D6D0" w:sz="2"/>
+              <w:right w:val="none"/>
+            </w:tcBorders>
+            <w:shd w:fill="F4F3F0" w:color="auto" w:val="clear"/>
+            <w:tcMar>
+              <w:top w:type="dxa" w:w="70"/>
+              <w:left w:type="dxa" w:w="100"/>
+              <w:bottom w:type="dxa" w:w="70"/>
+              <w:right w:type="dxa" w:w="100"/>
+            </w:tcMar>
+          </w:tcPr>
+          <w:p>
+            <w:pPr>
+              <w:spacing w:after="0" w:line="260"/>
+            </w:pPr>
+            <w:r>
+              <w:rPr>
+                <w:b w:val="false"/>
+                <w:bCs w:val="false"/>
+                <w:color w:val="1A1A1A"/>
+                <w:sz w:val="18"/>
+                <w:szCs w:val="18"/>
+              </w:rPr>
+              <w:t xml:space="preserve">Feels little sympathy for others.</w:t>
+            </w:r>
+          </w:p>
+        </w:tc>
+      </w:tr>
+      <w:tr>
+        <w:tc>
+          <w:tcPr>
+            <w:tcW w:type="dxa" w:w="800"/>
+            <w:tcBorders>
+              <w:top w:val="single" w:color="D8D6D0" w:sz="2"/>
+              <w:left w:val="none"/>
+              <w:bottom w:val="single" w:color="D8D6D0" w:sz="2"/>
+              <w:right w:val="none"/>
+            </w:tcBorders>
+            <w:tcMar>
+              <w:top w:type="dxa" w:w="70"/>
+              <w:left w:type="dxa" w:w="100"/>
+              <w:bottom w:type="dxa" w:w="70"/>
+              <w:right w:type="dxa" w:w="100"/>
+            </w:tcMar>
+          </w:tcPr>
+          <w:p>
+            <w:pPr>
+              <w:spacing w:after="0" w:line="260"/>
+            </w:pPr>
+            <w:r>
+              <w:rPr>
+                <w:b w:val="false"/>
+                <w:bCs w:val="false"/>
+                <w:color w:val="1A1A1A"/>
+                <w:sz w:val="18"/>
+                <w:szCs w:val="18"/>
+              </w:rPr>
+              <w:t xml:space="preserve">7</w:t>
+            </w:r>
+          </w:p>
+        </w:tc>
+        <w:tc>
+          <w:tcPr>
+            <w:tcW w:type="dxa" w:w="1700"/>
+            <w:tcBorders>
+              <w:top w:val="single" w:color="D8D6D0" w:sz="2"/>
+              <w:left w:val="none"/>
+              <w:bottom w:val="single" w:color="D8D6D0" w:sz="2"/>
+              <w:right w:val="none"/>
+            </w:tcBorders>
+            <w:tcMar>
+              <w:top w:type="dxa" w:w="70"/>
+              <w:left w:type="dxa" w:w="100"/>
+              <w:bottom w:type="dxa" w:w="70"/>
+              <w:right w:type="dxa" w:w="100"/>
+            </w:tcMar>
+          </w:tcPr>
+          <w:p>
+            <w:pPr>
+              <w:spacing w:after="0" w:line="260"/>
+            </w:pPr>
+            <w:r>
+              <w:rPr>
+                <w:b w:val="false"/>
+                <w:bCs w:val="false"/>
+                <w:color w:val="1A1A1A"/>
+                <w:sz w:val="18"/>
+                <w:szCs w:val="18"/>
+              </w:rPr>
+              <w:t xml:space="preserve">Agreeableness</w:t>
+            </w:r>
+          </w:p>
+        </w:tc>
+        <w:tc>
+          <w:tcPr>
+            <w:tcW w:type="dxa" w:w="1900"/>
+            <w:tcBorders>
+              <w:top w:val="single" w:color="D8D6D0" w:sz="2"/>
+              <w:left w:val="none"/>
+              <w:bottom w:val="single" w:color="D8D6D0" w:sz="2"/>
+              <w:right w:val="none"/>
+            </w:tcBorders>
+            <w:tcMar>
+              <w:top w:type="dxa" w:w="70"/>
+              <w:left w:type="dxa" w:w="100"/>
+              <w:bottom w:type="dxa" w:w="70"/>
+              <w:right w:type="dxa" w:w="100"/>
+            </w:tcMar>
+          </w:tcPr>
+          <w:p>
+            <w:pPr>
+              <w:spacing w:after="0" w:line="260"/>
+            </w:pPr>
+            <w:r>
+              <w:rPr>
+                <w:b w:val="false"/>
+                <w:bCs w:val="false"/>
+                <w:color w:val="1A1A1A"/>
+                <w:sz w:val="18"/>
+                <w:szCs w:val="18"/>
+              </w:rPr>
+              <w:t xml:space="preserve">Respectfulness</w:t>
+            </w:r>
+          </w:p>
+        </w:tc>
+        <w:tc>
+          <w:tcPr>
+            <w:tcW w:type="dxa" w:w="3500"/>
+            <w:tcBorders>
+              <w:top w:val="single" w:color="D8D6D0" w:sz="2"/>
+              <w:left w:val="none"/>
+              <w:bottom w:val="single" w:color="D8D6D0" w:sz="2"/>
+              <w:right w:val="none"/>
+            </w:tcBorders>
+            <w:tcMar>
+              <w:top w:type="dxa" w:w="70"/>
+              <w:left w:type="dxa" w:w="100"/>
+              <w:bottom w:type="dxa" w:w="70"/>
+              <w:right w:type="dxa" w:w="100"/>
+            </w:tcMar>
+          </w:tcPr>
+          <w:p>
+            <w:pPr>
+              <w:spacing w:after="0" w:line="260"/>
+            </w:pPr>
+            <w:r>
+              <w:rPr>
+                <w:b w:val="false"/>
+                <w:bCs w:val="false"/>
+                <w:color w:val="1A1A1A"/>
+                <w:sz w:val="18"/>
+                <w:szCs w:val="18"/>
+              </w:rPr>
+              <w:t xml:space="preserve">Is respectful, treats others with respect.</w:t>
+            </w:r>
+          </w:p>
+        </w:tc>
+      </w:tr>
+      <w:tr>
+        <w:tc>
+          <w:tcPr>
+            <w:tcW w:type="dxa" w:w="800"/>
+            <w:tcBorders>
+              <w:top w:val="single" w:color="D8D6D0" w:sz="2"/>
+              <w:left w:val="none"/>
+              <w:bottom w:val="single" w:color="D8D6D0" w:sz="2"/>
+              <w:right w:val="none"/>
+            </w:tcBorders>
+            <w:shd w:fill="F4F3F0" w:color="auto" w:val="clear"/>
+            <w:tcMar>
+              <w:top w:type="dxa" w:w="70"/>
+              <w:left w:type="dxa" w:w="100"/>
+              <w:bottom w:type="dxa" w:w="70"/>
+              <w:right w:type="dxa" w:w="100"/>
+            </w:tcMar>
+          </w:tcPr>
+          <w:p>
+            <w:pPr>
+              <w:spacing w:after="0" w:line="260"/>
+            </w:pPr>
+            <w:r>
+              <w:rPr>
+                <w:b w:val="false"/>
+                <w:bCs w:val="false"/>
+                <w:color w:val="1A1A1A"/>
+                <w:sz w:val="18"/>
+                <w:szCs w:val="18"/>
+              </w:rPr>
+              <w:t xml:space="preserve">22r</w:t>
+            </w:r>
+          </w:p>
+        </w:tc>
+        <w:tc>
+          <w:tcPr>
+            <w:tcW w:type="dxa" w:w="1700"/>
+            <w:tcBorders>
+              <w:top w:val="single" w:color="D8D6D0" w:sz="2"/>
+              <w:left w:val="none"/>
+              <w:bottom w:val="single" w:color="D8D6D0" w:sz="2"/>
+              <w:right w:val="none"/>
+            </w:tcBorders>
+            <w:shd w:fill="F4F3F0" w:color="auto" w:val="clear"/>
+            <w:tcMar>
+              <w:top w:type="dxa" w:w="70"/>
+              <w:left w:type="dxa" w:w="100"/>
+              <w:bottom w:type="dxa" w:w="70"/>
+              <w:right w:type="dxa" w:w="100"/>
+            </w:tcMar>
+          </w:tcPr>
+          <w:p>
+            <w:pPr>
+              <w:spacing w:after="0" w:line="260"/>
+            </w:pPr>
+            <w:r>
+              <w:rPr>
+                <w:b w:val="false"/>
+                <w:bCs w:val="false"/>
+                <w:color w:val="1A1A1A"/>
+                <w:sz w:val="18"/>
+                <w:szCs w:val="18"/>
+              </w:rPr>
+              <w:t xml:space="preserve">Agreeableness</w:t>
+            </w:r>
+          </w:p>
+        </w:tc>
+        <w:tc>
+          <w:tcPr>
+            <w:tcW w:type="dxa" w:w="1900"/>
+            <w:tcBorders>
+              <w:top w:val="single" w:color="D8D6D0" w:sz="2"/>
+              <w:left w:val="none"/>
+              <w:bottom w:val="single" w:color="D8D6D0" w:sz="2"/>
+              <w:right w:val="none"/>
+            </w:tcBorders>
+            <w:shd w:fill="F4F3F0" w:color="auto" w:val="clear"/>
+            <w:tcMar>
+              <w:top w:type="dxa" w:w="70"/>
+              <w:left w:type="dxa" w:w="100"/>
+              <w:bottom w:type="dxa" w:w="70"/>
+              <w:right w:type="dxa" w:w="100"/>
+            </w:tcMar>
+          </w:tcPr>
+          <w:p>
+            <w:pPr>
+              <w:spacing w:after="0" w:line="260"/>
+            </w:pPr>
+            <w:r>
+              <w:rPr>
+                <w:b w:val="false"/>
+                <w:bCs w:val="false"/>
+                <w:color w:val="1A1A1A"/>
+                <w:sz w:val="18"/>
+                <w:szCs w:val="18"/>
+              </w:rPr>
+              <w:t xml:space="preserve">Respectfulness</w:t>
+            </w:r>
+          </w:p>
+        </w:tc>
+        <w:tc>
+          <w:tcPr>
+            <w:tcW w:type="dxa" w:w="3500"/>
+            <w:tcBorders>
+              <w:top w:val="single" w:color="D8D6D0" w:sz="2"/>
+              <w:left w:val="none"/>
+              <w:bottom w:val="single" w:color="D8D6D0" w:sz="2"/>
+              <w:right w:val="none"/>
+            </w:tcBorders>
+            <w:shd w:fill="F4F3F0" w:color="auto" w:val="clear"/>
+            <w:tcMar>
+              <w:top w:type="dxa" w:w="70"/>
+              <w:left w:type="dxa" w:w="100"/>
+              <w:bottom w:type="dxa" w:w="70"/>
+              <w:right w:type="dxa" w:w="100"/>
+            </w:tcMar>
+          </w:tcPr>
+          <w:p>
+            <w:pPr>
+              <w:spacing w:after="0" w:line="260"/>
+            </w:pPr>
+            <w:r>
+              <w:rPr>
+                <w:b w:val="false"/>
+                <w:bCs w:val="false"/>
+                <w:color w:val="1A1A1A"/>
+                <w:sz w:val="18"/>
+                <w:szCs w:val="18"/>
+              </w:rPr>
+              <w:t xml:space="preserve">Starts arguments with others.</w:t>
+            </w:r>
+          </w:p>
+        </w:tc>
+      </w:tr>
+      <w:tr>
+        <w:tc>
+          <w:tcPr>
+            <w:tcW w:type="dxa" w:w="800"/>
+            <w:tcBorders>
+              <w:top w:val="single" w:color="D8D6D0" w:sz="2"/>
+              <w:left w:val="none"/>
+              <w:bottom w:val="single" w:color="D8D6D0" w:sz="2"/>
+              <w:right w:val="none"/>
+            </w:tcBorders>
+            <w:tcMar>
+              <w:top w:type="dxa" w:w="70"/>
+              <w:left w:type="dxa" w:w="100"/>
+              <w:bottom w:type="dxa" w:w="70"/>
+              <w:right w:type="dxa" w:w="100"/>
+            </w:tcMar>
+          </w:tcPr>
+          <w:p>
+            <w:pPr>
+              <w:spacing w:after="0" w:line="260"/>
+            </w:pPr>
+            <w:r>
+              <w:rPr>
+                <w:b w:val="false"/>
+                <w:bCs w:val="false"/>
+                <w:color w:val="1A1A1A"/>
+                <w:sz w:val="18"/>
+                <w:szCs w:val="18"/>
+              </w:rPr>
+              <w:t xml:space="preserve">27</w:t>
+            </w:r>
+          </w:p>
+        </w:tc>
+        <w:tc>
+          <w:tcPr>
+            <w:tcW w:type="dxa" w:w="1700"/>
+            <w:tcBorders>
+              <w:top w:val="single" w:color="D8D6D0" w:sz="2"/>
+              <w:left w:val="none"/>
+              <w:bottom w:val="single" w:color="D8D6D0" w:sz="2"/>
+              <w:right w:val="none"/>
+            </w:tcBorders>
+            <w:tcMar>
+              <w:top w:type="dxa" w:w="70"/>
+              <w:left w:type="dxa" w:w="100"/>
+              <w:bottom w:type="dxa" w:w="70"/>
+              <w:right w:type="dxa" w:w="100"/>
+            </w:tcMar>
+          </w:tcPr>
+          <w:p>
+            <w:pPr>
+              <w:spacing w:after="0" w:line="260"/>
+            </w:pPr>
+            <w:r>
+              <w:rPr>
+                <w:b w:val="false"/>
+                <w:bCs w:val="false"/>
+                <w:color w:val="1A1A1A"/>
+                <w:sz w:val="18"/>
+                <w:szCs w:val="18"/>
+              </w:rPr>
+              <w:t xml:space="preserve">Agreeableness</w:t>
+            </w:r>
+          </w:p>
+        </w:tc>
+        <w:tc>
+          <w:tcPr>
+            <w:tcW w:type="dxa" w:w="1900"/>
+            <w:tcBorders>
+              <w:top w:val="single" w:color="D8D6D0" w:sz="2"/>
+              <w:left w:val="none"/>
+              <w:bottom w:val="single" w:color="D8D6D0" w:sz="2"/>
+              <w:right w:val="none"/>
+            </w:tcBorders>
+            <w:tcMar>
+              <w:top w:type="dxa" w:w="70"/>
+              <w:left w:type="dxa" w:w="100"/>
+              <w:bottom w:type="dxa" w:w="70"/>
+              <w:right w:type="dxa" w:w="100"/>
+            </w:tcMar>
+          </w:tcPr>
+          <w:p>
+            <w:pPr>
+              <w:spacing w:after="0" w:line="260"/>
+            </w:pPr>
+            <w:r>
+              <w:rPr>
+                <w:b w:val="false"/>
+                <w:bCs w:val="false"/>
+                <w:color w:val="1A1A1A"/>
+                <w:sz w:val="18"/>
+                <w:szCs w:val="18"/>
+              </w:rPr>
+              <w:t xml:space="preserve">Trust</w:t>
+            </w:r>
+          </w:p>
+        </w:tc>
+        <w:tc>
+          <w:tcPr>
+            <w:tcW w:type="dxa" w:w="3500"/>
+            <w:tcBorders>
+              <w:top w:val="single" w:color="D8D6D0" w:sz="2"/>
+              <w:left w:val="none"/>
+              <w:bottom w:val="single" w:color="D8D6D0" w:sz="2"/>
+              <w:right w:val="none"/>
+            </w:tcBorders>
+            <w:tcMar>
+              <w:top w:type="dxa" w:w="70"/>
+              <w:left w:type="dxa" w:w="100"/>
+              <w:bottom w:type="dxa" w:w="70"/>
+              <w:right w:type="dxa" w:w="100"/>
+            </w:tcMar>
+          </w:tcPr>
+          <w:p>
+            <w:pPr>
+              <w:spacing w:after="0" w:line="260"/>
+            </w:pPr>
+            <w:r>
+              <w:rPr>
+                <w:b w:val="false"/>
+                <w:bCs w:val="false"/>
+                <w:color w:val="1A1A1A"/>
+                <w:sz w:val="18"/>
+                <w:szCs w:val="18"/>
+              </w:rPr>
+              <w:t xml:space="preserve">Has a forgiving nature.</w:t>
+            </w:r>
+          </w:p>
+        </w:tc>
+      </w:tr>
+      <w:tr>
+        <w:tc>
+          <w:tcPr>
+            <w:tcW w:type="dxa" w:w="800"/>
+            <w:tcBorders>
+              <w:top w:val="single" w:color="D8D6D0" w:sz="2"/>
+              <w:left w:val="none"/>
+              <w:bottom w:val="single" w:color="D8D6D0" w:sz="2"/>
+              <w:right w:val="none"/>
+            </w:tcBorders>
+            <w:shd w:fill="F4F3F0" w:color="auto" w:val="clear"/>
+            <w:tcMar>
+              <w:top w:type="dxa" w:w="70"/>
+              <w:left w:type="dxa" w:w="100"/>
+              <w:bottom w:type="dxa" w:w="70"/>
+              <w:right w:type="dxa" w:w="100"/>
+            </w:tcMar>
+          </w:tcPr>
+          <w:p>
+            <w:pPr>
+              <w:spacing w:after="0" w:line="260"/>
+            </w:pPr>
+            <w:r>
+              <w:rPr>
+                <w:b w:val="false"/>
+                <w:bCs w:val="false"/>
+                <w:color w:val="1A1A1A"/>
+                <w:sz w:val="18"/>
+                <w:szCs w:val="18"/>
+              </w:rPr>
+              <w:t xml:space="preserve">42r</w:t>
+            </w:r>
+          </w:p>
+        </w:tc>
+        <w:tc>
+          <w:tcPr>
+            <w:tcW w:type="dxa" w:w="1700"/>
+            <w:tcBorders>
+              <w:top w:val="single" w:color="D8D6D0" w:sz="2"/>
+              <w:left w:val="none"/>
+              <w:bottom w:val="single" w:color="D8D6D0" w:sz="2"/>
+              <w:right w:val="none"/>
+            </w:tcBorders>
+            <w:shd w:fill="F4F3F0" w:color="auto" w:val="clear"/>
+            <w:tcMar>
+              <w:top w:type="dxa" w:w="70"/>
+              <w:left w:type="dxa" w:w="100"/>
+              <w:bottom w:type="dxa" w:w="70"/>
+              <w:right w:type="dxa" w:w="100"/>
+            </w:tcMar>
+          </w:tcPr>
+          <w:p>
+            <w:pPr>
+              <w:spacing w:after="0" w:line="260"/>
+            </w:pPr>
+            <w:r>
+              <w:rPr>
+                <w:b w:val="false"/>
+                <w:bCs w:val="false"/>
+                <w:color w:val="1A1A1A"/>
+                <w:sz w:val="18"/>
+                <w:szCs w:val="18"/>
+              </w:rPr>
+              <w:t xml:space="preserve">Agreeableness</w:t>
+            </w:r>
+          </w:p>
+        </w:tc>
+        <w:tc>
+          <w:tcPr>
+            <w:tcW w:type="dxa" w:w="1900"/>
+            <w:tcBorders>
+              <w:top w:val="single" w:color="D8D6D0" w:sz="2"/>
+              <w:left w:val="none"/>
+              <w:bottom w:val="single" w:color="D8D6D0" w:sz="2"/>
+              <w:right w:val="none"/>
+            </w:tcBorders>
+            <w:shd w:fill="F4F3F0" w:color="auto" w:val="clear"/>
+            <w:tcMar>
+              <w:top w:type="dxa" w:w="70"/>
+              <w:left w:type="dxa" w:w="100"/>
+              <w:bottom w:type="dxa" w:w="70"/>
+              <w:right w:type="dxa" w:w="100"/>
+            </w:tcMar>
+          </w:tcPr>
+          <w:p>
+            <w:pPr>
+              <w:spacing w:after="0" w:line="260"/>
+            </w:pPr>
+            <w:r>
+              <w:rPr>
+                <w:b w:val="false"/>
+                <w:bCs w:val="false"/>
+                <w:color w:val="1A1A1A"/>
+                <w:sz w:val="18"/>
+                <w:szCs w:val="18"/>
+              </w:rPr>
+              <w:t xml:space="preserve">Trust</w:t>
+            </w:r>
+          </w:p>
+        </w:tc>
+        <w:tc>
+          <w:tcPr>
+            <w:tcW w:type="dxa" w:w="3500"/>
+            <w:tcBorders>
+              <w:top w:val="single" w:color="D8D6D0" w:sz="2"/>
+              <w:left w:val="none"/>
+              <w:bottom w:val="single" w:color="D8D6D0" w:sz="2"/>
+              <w:right w:val="none"/>
+            </w:tcBorders>
+            <w:shd w:fill="F4F3F0" w:color="auto" w:val="clear"/>
+            <w:tcMar>
+              <w:top w:type="dxa" w:w="70"/>
+              <w:left w:type="dxa" w:w="100"/>
+              <w:bottom w:type="dxa" w:w="70"/>
+              <w:right w:type="dxa" w:w="100"/>
+            </w:tcMar>
+          </w:tcPr>
+          <w:p>
+            <w:pPr>
+              <w:spacing w:after="0" w:line="260"/>
+            </w:pPr>
+            <w:r>
+              <w:rPr>
+                <w:b w:val="false"/>
+                <w:bCs w:val="false"/>
+                <w:color w:val="1A1A1A"/>
+                <w:sz w:val="18"/>
+                <w:szCs w:val="18"/>
+              </w:rPr>
+              <w:t xml:space="preserve">Is suspicious of others' intentions.</w:t>
+            </w:r>
+          </w:p>
+        </w:tc>
+      </w:tr>
+      <w:tr>
+        <w:tc>
+          <w:tcPr>
+            <w:tcW w:type="dxa" w:w="800"/>
+            <w:tcBorders>
+              <w:top w:val="single" w:color="D8D6D0" w:sz="2"/>
+              <w:left w:val="none"/>
+              <w:bottom w:val="single" w:color="D8D6D0" w:sz="2"/>
+              <w:right w:val="none"/>
+            </w:tcBorders>
+            <w:tcMar>
+              <w:top w:type="dxa" w:w="70"/>
+              <w:left w:type="dxa" w:w="100"/>
+              <w:bottom w:type="dxa" w:w="70"/>
+              <w:right w:type="dxa" w:w="100"/>
+            </w:tcMar>
+          </w:tcPr>
+          <w:p>
+            <w:pPr>
+              <w:spacing w:after="0" w:line="260"/>
+            </w:pPr>
+            <w:r>
+              <w:rPr>
+                <w:b w:val="false"/>
+                <w:bCs w:val="false"/>
+                <w:color w:val="1A1A1A"/>
+                <w:sz w:val="18"/>
+                <w:szCs w:val="18"/>
+              </w:rPr>
+              <w:t xml:space="preserve">18</w:t>
+            </w:r>
+          </w:p>
+        </w:tc>
+        <w:tc>
+          <w:tcPr>
+            <w:tcW w:type="dxa" w:w="1700"/>
+            <w:tcBorders>
+              <w:top w:val="single" w:color="D8D6D0" w:sz="2"/>
+              <w:left w:val="none"/>
+              <w:bottom w:val="single" w:color="D8D6D0" w:sz="2"/>
+              <w:right w:val="none"/>
+            </w:tcBorders>
+            <w:tcMar>
+              <w:top w:type="dxa" w:w="70"/>
+              <w:left w:type="dxa" w:w="100"/>
+              <w:bottom w:type="dxa" w:w="70"/>
+              <w:right w:type="dxa" w:w="100"/>
+            </w:tcMar>
+          </w:tcPr>
+          <w:p>
+            <w:pPr>
+              <w:spacing w:after="0" w:line="260"/>
+            </w:pPr>
+            <w:r>
+              <w:rPr>
+                <w:b w:val="false"/>
+                <w:bCs w:val="false"/>
+                <w:color w:val="1A1A1A"/>
+                <w:sz w:val="18"/>
+                <w:szCs w:val="18"/>
+              </w:rPr>
+              <w:t xml:space="preserve">Conscientiousness</w:t>
+            </w:r>
+          </w:p>
+        </w:tc>
+        <w:tc>
+          <w:tcPr>
+            <w:tcW w:type="dxa" w:w="1900"/>
+            <w:tcBorders>
+              <w:top w:val="single" w:color="D8D6D0" w:sz="2"/>
+              <w:left w:val="none"/>
+              <w:bottom w:val="single" w:color="D8D6D0" w:sz="2"/>
+              <w:right w:val="none"/>
+            </w:tcBorders>
+            <w:tcMar>
+              <w:top w:type="dxa" w:w="70"/>
+              <w:left w:type="dxa" w:w="100"/>
+              <w:bottom w:type="dxa" w:w="70"/>
+              <w:right w:type="dxa" w:w="100"/>
+            </w:tcMar>
+          </w:tcPr>
+          <w:p>
+            <w:pPr>
+              <w:spacing w:after="0" w:line="260"/>
+            </w:pPr>
+            <w:r>
+              <w:rPr>
+                <w:b w:val="false"/>
+                <w:bCs w:val="false"/>
+                <w:color w:val="1A1A1A"/>
+                <w:sz w:val="18"/>
+                <w:szCs w:val="18"/>
+              </w:rPr>
+              <w:t xml:space="preserve">Organization</w:t>
+            </w:r>
+          </w:p>
+        </w:tc>
+        <w:tc>
+          <w:tcPr>
+            <w:tcW w:type="dxa" w:w="3500"/>
+            <w:tcBorders>
+              <w:top w:val="single" w:color="D8D6D0" w:sz="2"/>
+              <w:left w:val="none"/>
+              <w:bottom w:val="single" w:color="D8D6D0" w:sz="2"/>
+              <w:right w:val="none"/>
+            </w:tcBorders>
+            <w:tcMar>
+              <w:top w:type="dxa" w:w="70"/>
+              <w:left w:type="dxa" w:w="100"/>
+              <w:bottom w:type="dxa" w:w="70"/>
+              <w:right w:type="dxa" w:w="100"/>
+            </w:tcMar>
+          </w:tcPr>
+          <w:p>
+            <w:pPr>
+              <w:spacing w:after="0" w:line="260"/>
+            </w:pPr>
+            <w:r>
+              <w:rPr>
+                <w:b w:val="false"/>
+                <w:bCs w:val="false"/>
+                <w:color w:val="1A1A1A"/>
+                <w:sz w:val="18"/>
+                <w:szCs w:val="18"/>
+              </w:rPr>
+              <w:t xml:space="preserve">Is systematic, likes to keep things in order.</w:t>
+            </w:r>
+          </w:p>
+        </w:tc>
+      </w:tr>
+      <w:tr>
+        <w:tc>
+          <w:tcPr>
+            <w:tcW w:type="dxa" w:w="800"/>
+            <w:tcBorders>
+              <w:top w:val="single" w:color="D8D6D0" w:sz="2"/>
+              <w:left w:val="none"/>
+              <w:bottom w:val="single" w:color="D8D6D0" w:sz="2"/>
+              <w:right w:val="none"/>
+            </w:tcBorders>
+            <w:shd w:fill="F4F3F0" w:color="auto" w:val="clear"/>
+            <w:tcMar>
+              <w:top w:type="dxa" w:w="70"/>
+              <w:left w:type="dxa" w:w="100"/>
+              <w:bottom w:type="dxa" w:w="70"/>
+              <w:right w:type="dxa" w:w="100"/>
+            </w:tcMar>
+          </w:tcPr>
+          <w:p>
+            <w:pPr>
+              <w:spacing w:after="0" w:line="260"/>
+            </w:pPr>
+            <w:r>
+              <w:rPr>
+                <w:b w:val="false"/>
+                <w:bCs w:val="false"/>
+                <w:color w:val="1A1A1A"/>
+                <w:sz w:val="18"/>
+                <w:szCs w:val="18"/>
+              </w:rPr>
+              <w:t xml:space="preserve">3r</w:t>
+            </w:r>
+          </w:p>
+        </w:tc>
+        <w:tc>
+          <w:tcPr>
+            <w:tcW w:type="dxa" w:w="1700"/>
+            <w:tcBorders>
+              <w:top w:val="single" w:color="D8D6D0" w:sz="2"/>
+              <w:left w:val="none"/>
+              <w:bottom w:val="single" w:color="D8D6D0" w:sz="2"/>
+              <w:right w:val="none"/>
+            </w:tcBorders>
+            <w:shd w:fill="F4F3F0" w:color="auto" w:val="clear"/>
+            <w:tcMar>
+              <w:top w:type="dxa" w:w="70"/>
+              <w:left w:type="dxa" w:w="100"/>
+              <w:bottom w:type="dxa" w:w="70"/>
+              <w:right w:type="dxa" w:w="100"/>
+            </w:tcMar>
+          </w:tcPr>
+          <w:p>
+            <w:pPr>
+              <w:spacing w:after="0" w:line="260"/>
+            </w:pPr>
+            <w:r>
+              <w:rPr>
+                <w:b w:val="false"/>
+                <w:bCs w:val="false"/>
+                <w:color w:val="1A1A1A"/>
+                <w:sz w:val="18"/>
+                <w:szCs w:val="18"/>
+              </w:rPr>
+              <w:t xml:space="preserve">Conscientiousness</w:t>
+            </w:r>
+          </w:p>
+        </w:tc>
+        <w:tc>
+          <w:tcPr>
+            <w:tcW w:type="dxa" w:w="1900"/>
+            <w:tcBorders>
+              <w:top w:val="single" w:color="D8D6D0" w:sz="2"/>
+              <w:left w:val="none"/>
+              <w:bottom w:val="single" w:color="D8D6D0" w:sz="2"/>
+              <w:right w:val="none"/>
+            </w:tcBorders>
+            <w:shd w:fill="F4F3F0" w:color="auto" w:val="clear"/>
+            <w:tcMar>
+              <w:top w:type="dxa" w:w="70"/>
+              <w:left w:type="dxa" w:w="100"/>
+              <w:bottom w:type="dxa" w:w="70"/>
+              <w:right w:type="dxa" w:w="100"/>
+            </w:tcMar>
+          </w:tcPr>
+          <w:p>
+            <w:pPr>
+              <w:spacing w:after="0" w:line="260"/>
+            </w:pPr>
+            <w:r>
+              <w:rPr>
+                <w:b w:val="false"/>
+                <w:bCs w:val="false"/>
+                <w:color w:val="1A1A1A"/>
+                <w:sz w:val="18"/>
+                <w:szCs w:val="18"/>
+              </w:rPr>
+              <w:t xml:space="preserve">Organization</w:t>
+            </w:r>
+          </w:p>
+        </w:tc>
+        <w:tc>
+          <w:tcPr>
+            <w:tcW w:type="dxa" w:w="3500"/>
+            <w:tcBorders>
+              <w:top w:val="single" w:color="D8D6D0" w:sz="2"/>
+              <w:left w:val="none"/>
+              <w:bottom w:val="single" w:color="D8D6D0" w:sz="2"/>
+              <w:right w:val="none"/>
+            </w:tcBorders>
+            <w:shd w:fill="F4F3F0" w:color="auto" w:val="clear"/>
+            <w:tcMar>
+              <w:top w:type="dxa" w:w="70"/>
+              <w:left w:type="dxa" w:w="100"/>
+              <w:bottom w:type="dxa" w:w="70"/>
+              <w:right w:type="dxa" w:w="100"/>
+            </w:tcMar>
+          </w:tcPr>
+          <w:p>
+            <w:pPr>
+              <w:spacing w:after="0" w:line="260"/>
+            </w:pPr>
+            <w:r>
+              <w:rPr>
+                <w:b w:val="false"/>
+                <w:bCs w:val="false"/>
+                <w:color w:val="1A1A1A"/>
+                <w:sz w:val="18"/>
+                <w:szCs w:val="18"/>
+              </w:rPr>
+              <w:t xml:space="preserve">Tends to be disorganized.</w:t>
+            </w:r>
+          </w:p>
+        </w:tc>
+      </w:tr>
+      <w:tr>
+        <w:tc>
+          <w:tcPr>
+            <w:tcW w:type="dxa" w:w="800"/>
+            <w:tcBorders>
+              <w:top w:val="single" w:color="D8D6D0" w:sz="2"/>
+              <w:left w:val="none"/>
+              <w:bottom w:val="single" w:color="D8D6D0" w:sz="2"/>
+              <w:right w:val="none"/>
+            </w:tcBorders>
+            <w:tcMar>
+              <w:top w:type="dxa" w:w="70"/>
+              <w:left w:type="dxa" w:w="100"/>
+              <w:bottom w:type="dxa" w:w="70"/>
+              <w:right w:type="dxa" w:w="100"/>
+            </w:tcMar>
+          </w:tcPr>
+          <w:p>
+            <w:pPr>
+              <w:spacing w:after="0" w:line="260"/>
+            </w:pPr>
+            <w:r>
+              <w:rPr>
+                <w:b w:val="false"/>
+                <w:bCs w:val="false"/>
+                <w:color w:val="1A1A1A"/>
+                <w:sz w:val="18"/>
+                <w:szCs w:val="18"/>
+              </w:rPr>
+              <w:t xml:space="preserve">38</w:t>
+            </w:r>
+          </w:p>
+        </w:tc>
+        <w:tc>
+          <w:tcPr>
+            <w:tcW w:type="dxa" w:w="1700"/>
+            <w:tcBorders>
+              <w:top w:val="single" w:color="D8D6D0" w:sz="2"/>
+              <w:left w:val="none"/>
+              <w:bottom w:val="single" w:color="D8D6D0" w:sz="2"/>
+              <w:right w:val="none"/>
+            </w:tcBorders>
+            <w:tcMar>
+              <w:top w:type="dxa" w:w="70"/>
+              <w:left w:type="dxa" w:w="100"/>
+              <w:bottom w:type="dxa" w:w="70"/>
+              <w:right w:type="dxa" w:w="100"/>
+            </w:tcMar>
+          </w:tcPr>
+          <w:p>
+            <w:pPr>
+              <w:spacing w:after="0" w:line="260"/>
+            </w:pPr>
+            <w:r>
+              <w:rPr>
+                <w:b w:val="false"/>
+                <w:bCs w:val="false"/>
+                <w:color w:val="1A1A1A"/>
+                <w:sz w:val="18"/>
+                <w:szCs w:val="18"/>
+              </w:rPr>
+              <w:t xml:space="preserve">Conscientiousness</w:t>
+            </w:r>
+          </w:p>
+        </w:tc>
+        <w:tc>
+          <w:tcPr>
+            <w:tcW w:type="dxa" w:w="1900"/>
+            <w:tcBorders>
+              <w:top w:val="single" w:color="D8D6D0" w:sz="2"/>
+              <w:left w:val="none"/>
+              <w:bottom w:val="single" w:color="D8D6D0" w:sz="2"/>
+              <w:right w:val="none"/>
+            </w:tcBorders>
+            <w:tcMar>
+              <w:top w:type="dxa" w:w="70"/>
+              <w:left w:type="dxa" w:w="100"/>
+              <w:bottom w:type="dxa" w:w="70"/>
+              <w:right w:type="dxa" w:w="100"/>
+            </w:tcMar>
+          </w:tcPr>
+          <w:p>
+            <w:pPr>
+              <w:spacing w:after="0" w:line="260"/>
+            </w:pPr>
+            <w:r>
+              <w:rPr>
+                <w:b w:val="false"/>
+                <w:bCs w:val="false"/>
+                <w:color w:val="1A1A1A"/>
+                <w:sz w:val="18"/>
+                <w:szCs w:val="18"/>
+              </w:rPr>
+              <w:t xml:space="preserve">Productiveness</w:t>
+            </w:r>
+          </w:p>
+        </w:tc>
+        <w:tc>
+          <w:tcPr>
+            <w:tcW w:type="dxa" w:w="3500"/>
+            <w:tcBorders>
+              <w:top w:val="single" w:color="D8D6D0" w:sz="2"/>
+              <w:left w:val="none"/>
+              <w:bottom w:val="single" w:color="D8D6D0" w:sz="2"/>
+              <w:right w:val="none"/>
+            </w:tcBorders>
+            <w:tcMar>
+              <w:top w:type="dxa" w:w="70"/>
+              <w:left w:type="dxa" w:w="100"/>
+              <w:bottom w:type="dxa" w:w="70"/>
+              <w:right w:type="dxa" w:w="100"/>
+            </w:tcMar>
+          </w:tcPr>
+          <w:p>
+            <w:pPr>
+              <w:spacing w:after="0" w:line="260"/>
+            </w:pPr>
+            <w:r>
+              <w:rPr>
+                <w:b w:val="false"/>
+                <w:bCs w:val="false"/>
+                <w:color w:val="1A1A1A"/>
+                <w:sz w:val="18"/>
+                <w:szCs w:val="18"/>
+              </w:rPr>
+              <w:t xml:space="preserve">Is efficient, gets things done.</w:t>
+            </w:r>
+          </w:p>
+        </w:tc>
+      </w:tr>
+      <w:tr>
+        <w:tc>
+          <w:tcPr>
+            <w:tcW w:type="dxa" w:w="800"/>
+            <w:tcBorders>
+              <w:top w:val="single" w:color="D8D6D0" w:sz="2"/>
+              <w:left w:val="none"/>
+              <w:bottom w:val="single" w:color="D8D6D0" w:sz="2"/>
+              <w:right w:val="none"/>
+            </w:tcBorders>
+            <w:shd w:fill="F4F3F0" w:color="auto" w:val="clear"/>
+            <w:tcMar>
+              <w:top w:type="dxa" w:w="70"/>
+              <w:left w:type="dxa" w:w="100"/>
+              <w:bottom w:type="dxa" w:w="70"/>
+              <w:right w:type="dxa" w:w="100"/>
+            </w:tcMar>
+          </w:tcPr>
+          <w:p>
+            <w:pPr>
+              <w:spacing w:after="0" w:line="260"/>
+            </w:pPr>
+            <w:r>
+              <w:rPr>
+                <w:b w:val="false"/>
+                <w:bCs w:val="false"/>
+                <w:color w:val="1A1A1A"/>
+                <w:sz w:val="18"/>
+                <w:szCs w:val="18"/>
+              </w:rPr>
+              <w:t xml:space="preserve">8r</w:t>
+            </w:r>
+          </w:p>
+        </w:tc>
+        <w:tc>
+          <w:tcPr>
+            <w:tcW w:type="dxa" w:w="1700"/>
+            <w:tcBorders>
+              <w:top w:val="single" w:color="D8D6D0" w:sz="2"/>
+              <w:left w:val="none"/>
+              <w:bottom w:val="single" w:color="D8D6D0" w:sz="2"/>
+              <w:right w:val="none"/>
+            </w:tcBorders>
+            <w:shd w:fill="F4F3F0" w:color="auto" w:val="clear"/>
+            <w:tcMar>
+              <w:top w:type="dxa" w:w="70"/>
+              <w:left w:type="dxa" w:w="100"/>
+              <w:bottom w:type="dxa" w:w="70"/>
+              <w:right w:type="dxa" w:w="100"/>
+            </w:tcMar>
+          </w:tcPr>
+          <w:p>
+            <w:pPr>
+              <w:spacing w:after="0" w:line="260"/>
+            </w:pPr>
+            <w:r>
+              <w:rPr>
+                <w:b w:val="false"/>
+                <w:bCs w:val="false"/>
+                <w:color w:val="1A1A1A"/>
+                <w:sz w:val="18"/>
+                <w:szCs w:val="18"/>
+              </w:rPr>
+              <w:t xml:space="preserve">Conscientiousness</w:t>
+            </w:r>
+          </w:p>
+        </w:tc>
+        <w:tc>
+          <w:tcPr>
+            <w:tcW w:type="dxa" w:w="1900"/>
+            <w:tcBorders>
+              <w:top w:val="single" w:color="D8D6D0" w:sz="2"/>
+              <w:left w:val="none"/>
+              <w:bottom w:val="single" w:color="D8D6D0" w:sz="2"/>
+              <w:right w:val="none"/>
+            </w:tcBorders>
+            <w:shd w:fill="F4F3F0" w:color="auto" w:val="clear"/>
+            <w:tcMar>
+              <w:top w:type="dxa" w:w="70"/>
+              <w:left w:type="dxa" w:w="100"/>
+              <w:bottom w:type="dxa" w:w="70"/>
+              <w:right w:type="dxa" w:w="100"/>
+            </w:tcMar>
+          </w:tcPr>
+          <w:p>
+            <w:pPr>
+              <w:spacing w:after="0" w:line="260"/>
+            </w:pPr>
+            <w:r>
+              <w:rPr>
+                <w:b w:val="false"/>
+                <w:bCs w:val="false"/>
+                <w:color w:val="1A1A1A"/>
+                <w:sz w:val="18"/>
+                <w:szCs w:val="18"/>
+              </w:rPr>
+              <w:t xml:space="preserve">Productiveness</w:t>
+            </w:r>
+          </w:p>
+        </w:tc>
+        <w:tc>
+          <w:tcPr>
+            <w:tcW w:type="dxa" w:w="3500"/>
+            <w:tcBorders>
+              <w:top w:val="single" w:color="D8D6D0" w:sz="2"/>
+              <w:left w:val="none"/>
+              <w:bottom w:val="single" w:color="D8D6D0" w:sz="2"/>
+              <w:right w:val="none"/>
+            </w:tcBorders>
+            <w:shd w:fill="F4F3F0" w:color="auto" w:val="clear"/>
+            <w:tcMar>
+              <w:top w:type="dxa" w:w="70"/>
+              <w:left w:type="dxa" w:w="100"/>
+              <w:bottom w:type="dxa" w:w="70"/>
+              <w:right w:type="dxa" w:w="100"/>
+            </w:tcMar>
+          </w:tcPr>
+          <w:p>
+            <w:pPr>
+              <w:spacing w:after="0" w:line="260"/>
+            </w:pPr>
+            <w:r>
+              <w:rPr>
+                <w:b w:val="false"/>
+                <w:bCs w:val="false"/>
+                <w:color w:val="1A1A1A"/>
+                <w:sz w:val="18"/>
+                <w:szCs w:val="18"/>
+              </w:rPr>
+              <w:t xml:space="preserve">Tends to be lazy.</w:t>
+            </w:r>
+          </w:p>
+        </w:tc>
+      </w:tr>
+      <w:tr>
+        <w:tc>
+          <w:tcPr>
+            <w:tcW w:type="dxa" w:w="800"/>
+            <w:tcBorders>
+              <w:top w:val="single" w:color="D8D6D0" w:sz="2"/>
+              <w:left w:val="none"/>
+              <w:bottom w:val="single" w:color="D8D6D0" w:sz="2"/>
+              <w:right w:val="none"/>
+            </w:tcBorders>
+            <w:tcMar>
+              <w:top w:type="dxa" w:w="70"/>
+              <w:left w:type="dxa" w:w="100"/>
+              <w:bottom w:type="dxa" w:w="70"/>
+              <w:right w:type="dxa" w:w="100"/>
+            </w:tcMar>
+          </w:tcPr>
+          <w:p>
+            <w:pPr>
+              <w:spacing w:after="0" w:line="260"/>
+            </w:pPr>
+            <w:r>
+              <w:rPr>
+                <w:b w:val="false"/>
+                <w:bCs w:val="false"/>
+                <w:color w:val="1A1A1A"/>
+                <w:sz w:val="18"/>
+                <w:szCs w:val="18"/>
+              </w:rPr>
+              <w:t xml:space="preserve">13</w:t>
+            </w:r>
+          </w:p>
+        </w:tc>
+        <w:tc>
+          <w:tcPr>
+            <w:tcW w:type="dxa" w:w="1700"/>
+            <w:tcBorders>
+              <w:top w:val="single" w:color="D8D6D0" w:sz="2"/>
+              <w:left w:val="none"/>
+              <w:bottom w:val="single" w:color="D8D6D0" w:sz="2"/>
+              <w:right w:val="none"/>
+            </w:tcBorders>
+            <w:tcMar>
+              <w:top w:type="dxa" w:w="70"/>
+              <w:left w:type="dxa" w:w="100"/>
+              <w:bottom w:type="dxa" w:w="70"/>
+              <w:right w:type="dxa" w:w="100"/>
+            </w:tcMar>
+          </w:tcPr>
+          <w:p>
+            <w:pPr>
+              <w:spacing w:after="0" w:line="260"/>
+            </w:pPr>
+            <w:r>
+              <w:rPr>
+                <w:b w:val="false"/>
+                <w:bCs w:val="false"/>
+                <w:color w:val="1A1A1A"/>
+                <w:sz w:val="18"/>
+                <w:szCs w:val="18"/>
+              </w:rPr>
+              <w:t xml:space="preserve">Conscientiousness</w:t>
+            </w:r>
+          </w:p>
+        </w:tc>
+        <w:tc>
+          <w:tcPr>
+            <w:tcW w:type="dxa" w:w="1900"/>
+            <w:tcBorders>
+              <w:top w:val="single" w:color="D8D6D0" w:sz="2"/>
+              <w:left w:val="none"/>
+              <w:bottom w:val="single" w:color="D8D6D0" w:sz="2"/>
+              <w:right w:val="none"/>
+            </w:tcBorders>
+            <w:tcMar>
+              <w:top w:type="dxa" w:w="70"/>
+              <w:left w:type="dxa" w:w="100"/>
+              <w:bottom w:type="dxa" w:w="70"/>
+              <w:right w:type="dxa" w:w="100"/>
+            </w:tcMar>
+          </w:tcPr>
+          <w:p>
+            <w:pPr>
+              <w:spacing w:after="0" w:line="260"/>
+            </w:pPr>
+            <w:r>
+              <w:rPr>
+                <w:b w:val="false"/>
+                <w:bCs w:val="false"/>
+                <w:color w:val="1A1A1A"/>
+                <w:sz w:val="18"/>
+                <w:szCs w:val="18"/>
+              </w:rPr>
+              <w:t xml:space="preserve">Responsibility</w:t>
+            </w:r>
+          </w:p>
+        </w:tc>
+        <w:tc>
+          <w:tcPr>
+            <w:tcW w:type="dxa" w:w="3500"/>
+            <w:tcBorders>
+              <w:top w:val="single" w:color="D8D6D0" w:sz="2"/>
+              <w:left w:val="none"/>
+              <w:bottom w:val="single" w:color="D8D6D0" w:sz="2"/>
+              <w:right w:val="none"/>
+            </w:tcBorders>
+            <w:tcMar>
+              <w:top w:type="dxa" w:w="70"/>
+              <w:left w:type="dxa" w:w="100"/>
+              <w:bottom w:type="dxa" w:w="70"/>
+              <w:right w:type="dxa" w:w="100"/>
+            </w:tcMar>
+          </w:tcPr>
+          <w:p>
+            <w:pPr>
+              <w:spacing w:after="0" w:line="260"/>
+            </w:pPr>
+            <w:r>
+              <w:rPr>
+                <w:b w:val="false"/>
+                <w:bCs w:val="false"/>
+                <w:color w:val="1A1A1A"/>
+                <w:sz w:val="18"/>
+                <w:szCs w:val="18"/>
+              </w:rPr>
+              <w:t xml:space="preserve">Is dependable, steady.</w:t>
+            </w:r>
+          </w:p>
+        </w:tc>
+      </w:tr>
+      <w:tr>
+        <w:tc>
+          <w:tcPr>
+            <w:tcW w:type="dxa" w:w="800"/>
+            <w:tcBorders>
+              <w:top w:val="single" w:color="D8D6D0" w:sz="2"/>
+              <w:left w:val="none"/>
+              <w:bottom w:val="single" w:color="D8D6D0" w:sz="2"/>
+              <w:right w:val="none"/>
+            </w:tcBorders>
+            <w:shd w:fill="F4F3F0" w:color="auto" w:val="clear"/>
+            <w:tcMar>
+              <w:top w:type="dxa" w:w="70"/>
+              <w:left w:type="dxa" w:w="100"/>
+              <w:bottom w:type="dxa" w:w="70"/>
+              <w:right w:type="dxa" w:w="100"/>
+            </w:tcMar>
+          </w:tcPr>
+          <w:p>
+            <w:pPr>
+              <w:spacing w:after="0" w:line="260"/>
+            </w:pPr>
+            <w:r>
+              <w:rPr>
+                <w:b w:val="false"/>
+                <w:bCs w:val="false"/>
+                <w:color w:val="1A1A1A"/>
+                <w:sz w:val="18"/>
+                <w:szCs w:val="18"/>
+              </w:rPr>
+              <w:t xml:space="preserve">28r</w:t>
+            </w:r>
+          </w:p>
+        </w:tc>
+        <w:tc>
+          <w:tcPr>
+            <w:tcW w:type="dxa" w:w="1700"/>
+            <w:tcBorders>
+              <w:top w:val="single" w:color="D8D6D0" w:sz="2"/>
+              <w:left w:val="none"/>
+              <w:bottom w:val="single" w:color="D8D6D0" w:sz="2"/>
+              <w:right w:val="none"/>
+            </w:tcBorders>
+            <w:shd w:fill="F4F3F0" w:color="auto" w:val="clear"/>
+            <w:tcMar>
+              <w:top w:type="dxa" w:w="70"/>
+              <w:left w:type="dxa" w:w="100"/>
+              <w:bottom w:type="dxa" w:w="70"/>
+              <w:right w:type="dxa" w:w="100"/>
+            </w:tcMar>
+          </w:tcPr>
+          <w:p>
+            <w:pPr>
+              <w:spacing w:after="0" w:line="260"/>
+            </w:pPr>
+            <w:r>
+              <w:rPr>
+                <w:b w:val="false"/>
+                <w:bCs w:val="false"/>
+                <w:color w:val="1A1A1A"/>
+                <w:sz w:val="18"/>
+                <w:szCs w:val="18"/>
+              </w:rPr>
+              <w:t xml:space="preserve">Conscientiousness</w:t>
+            </w:r>
+          </w:p>
+        </w:tc>
+        <w:tc>
+          <w:tcPr>
+            <w:tcW w:type="dxa" w:w="1900"/>
+            <w:tcBorders>
+              <w:top w:val="single" w:color="D8D6D0" w:sz="2"/>
+              <w:left w:val="none"/>
+              <w:bottom w:val="single" w:color="D8D6D0" w:sz="2"/>
+              <w:right w:val="none"/>
+            </w:tcBorders>
+            <w:shd w:fill="F4F3F0" w:color="auto" w:val="clear"/>
+            <w:tcMar>
+              <w:top w:type="dxa" w:w="70"/>
+              <w:left w:type="dxa" w:w="100"/>
+              <w:bottom w:type="dxa" w:w="70"/>
+              <w:right w:type="dxa" w:w="100"/>
+            </w:tcMar>
+          </w:tcPr>
+          <w:p>
+            <w:pPr>
+              <w:spacing w:after="0" w:line="260"/>
+            </w:pPr>
+            <w:r>
+              <w:rPr>
+                <w:b w:val="false"/>
+                <w:bCs w:val="false"/>
+                <w:color w:val="1A1A1A"/>
+                <w:sz w:val="18"/>
+                <w:szCs w:val="18"/>
+              </w:rPr>
+              <w:t xml:space="preserve">Responsibility</w:t>
+            </w:r>
+          </w:p>
+        </w:tc>
+        <w:tc>
+          <w:tcPr>
+            <w:tcW w:type="dxa" w:w="3500"/>
+            <w:tcBorders>
+              <w:top w:val="single" w:color="D8D6D0" w:sz="2"/>
+              <w:left w:val="none"/>
+              <w:bottom w:val="single" w:color="D8D6D0" w:sz="2"/>
+              <w:right w:val="none"/>
+            </w:tcBorders>
+            <w:shd w:fill="F4F3F0" w:color="auto" w:val="clear"/>
+            <w:tcMar>
+              <w:top w:type="dxa" w:w="70"/>
+              <w:left w:type="dxa" w:w="100"/>
+              <w:bottom w:type="dxa" w:w="70"/>
+              <w:right w:type="dxa" w:w="100"/>
+            </w:tcMar>
+          </w:tcPr>
+          <w:p>
+            <w:pPr>
+              <w:spacing w:after="0" w:line="260"/>
+            </w:pPr>
+            <w:r>
+              <w:rPr>
+                <w:b w:val="false"/>
+                <w:bCs w:val="false"/>
+                <w:color w:val="1A1A1A"/>
+                <w:sz w:val="18"/>
+                <w:szCs w:val="18"/>
+              </w:rPr>
+              <w:t xml:space="preserve">Can be somewhat careless.</w:t>
+            </w:r>
+          </w:p>
+        </w:tc>
+      </w:tr>
+      <w:tr>
+        <w:tc>
+          <w:tcPr>
+            <w:tcW w:type="dxa" w:w="800"/>
+            <w:tcBorders>
+              <w:top w:val="single" w:color="D8D6D0" w:sz="2"/>
+              <w:left w:val="none"/>
+              <w:bottom w:val="single" w:color="D8D6D0" w:sz="2"/>
+              <w:right w:val="none"/>
+            </w:tcBorders>
+            <w:tcMar>
+              <w:top w:type="dxa" w:w="70"/>
+              <w:left w:type="dxa" w:w="100"/>
+              <w:bottom w:type="dxa" w:w="70"/>
+              <w:right w:type="dxa" w:w="100"/>
+            </w:tcMar>
+          </w:tcPr>
+          <w:p>
+            <w:pPr>
+              <w:spacing w:after="0" w:line="260"/>
+            </w:pPr>
+            <w:r>
+              <w:rPr>
+                <w:b w:val="false"/>
+                <w:bCs w:val="false"/>
+                <w:color w:val="1A1A1A"/>
+                <w:sz w:val="18"/>
+                <w:szCs w:val="18"/>
+              </w:rPr>
+              <w:t xml:space="preserve">19</w:t>
+            </w:r>
+          </w:p>
+        </w:tc>
+        <w:tc>
+          <w:tcPr>
+            <w:tcW w:type="dxa" w:w="1700"/>
+            <w:tcBorders>
+              <w:top w:val="single" w:color="D8D6D0" w:sz="2"/>
+              <w:left w:val="none"/>
+              <w:bottom w:val="single" w:color="D8D6D0" w:sz="2"/>
+              <w:right w:val="none"/>
+            </w:tcBorders>
+            <w:tcMar>
+              <w:top w:type="dxa" w:w="70"/>
+              <w:left w:type="dxa" w:w="100"/>
+              <w:bottom w:type="dxa" w:w="70"/>
+              <w:right w:type="dxa" w:w="100"/>
+            </w:tcMar>
+          </w:tcPr>
+          <w:p>
+            <w:pPr>
+              <w:spacing w:after="0" w:line="260"/>
+            </w:pPr>
+            <w:r>
+              <w:rPr>
+                <w:b w:val="false"/>
+                <w:bCs w:val="false"/>
+                <w:color w:val="1A1A1A"/>
+                <w:sz w:val="18"/>
+                <w:szCs w:val="18"/>
+              </w:rPr>
+              <w:t xml:space="preserve">Negative Emotionality</w:t>
+            </w:r>
+          </w:p>
+        </w:tc>
+        <w:tc>
+          <w:tcPr>
+            <w:tcW w:type="dxa" w:w="1900"/>
+            <w:tcBorders>
+              <w:top w:val="single" w:color="D8D6D0" w:sz="2"/>
+              <w:left w:val="none"/>
+              <w:bottom w:val="single" w:color="D8D6D0" w:sz="2"/>
+              <w:right w:val="none"/>
+            </w:tcBorders>
+            <w:tcMar>
+              <w:top w:type="dxa" w:w="70"/>
+              <w:left w:type="dxa" w:w="100"/>
+              <w:bottom w:type="dxa" w:w="70"/>
+              <w:right w:type="dxa" w:w="100"/>
+            </w:tcMar>
+          </w:tcPr>
+          <w:p>
+            <w:pPr>
+              <w:spacing w:after="0" w:line="260"/>
+            </w:pPr>
+            <w:r>
+              <w:rPr>
+                <w:b w:val="false"/>
+                <w:bCs w:val="false"/>
+                <w:color w:val="1A1A1A"/>
+                <w:sz w:val="18"/>
+                <w:szCs w:val="18"/>
+              </w:rPr>
+              <w:t xml:space="preserve">Anxiety</w:t>
+            </w:r>
+          </w:p>
+        </w:tc>
+        <w:tc>
+          <w:tcPr>
+            <w:tcW w:type="dxa" w:w="3500"/>
+            <w:tcBorders>
+              <w:top w:val="single" w:color="D8D6D0" w:sz="2"/>
+              <w:left w:val="none"/>
+              <w:bottom w:val="single" w:color="D8D6D0" w:sz="2"/>
+              <w:right w:val="none"/>
+            </w:tcBorders>
+            <w:tcMar>
+              <w:top w:type="dxa" w:w="70"/>
+              <w:left w:type="dxa" w:w="100"/>
+              <w:bottom w:type="dxa" w:w="70"/>
+              <w:right w:type="dxa" w:w="100"/>
+            </w:tcMar>
+          </w:tcPr>
+          <w:p>
+            <w:pPr>
+              <w:spacing w:after="0" w:line="260"/>
+            </w:pPr>
+            <w:r>
+              <w:rPr>
+                <w:b w:val="false"/>
+                <w:bCs w:val="false"/>
+                <w:color w:val="1A1A1A"/>
+                <w:sz w:val="18"/>
+                <w:szCs w:val="18"/>
+              </w:rPr>
+              <w:t xml:space="preserve">Can be tense.</w:t>
+            </w:r>
+          </w:p>
+        </w:tc>
+      </w:tr>
+      <w:tr>
+        <w:tc>
+          <w:tcPr>
+            <w:tcW w:type="dxa" w:w="800"/>
+            <w:tcBorders>
+              <w:top w:val="single" w:color="D8D6D0" w:sz="2"/>
+              <w:left w:val="none"/>
+              <w:bottom w:val="single" w:color="D8D6D0" w:sz="2"/>
+              <w:right w:val="none"/>
+            </w:tcBorders>
+            <w:shd w:fill="F4F3F0" w:color="auto" w:val="clear"/>
+            <w:tcMar>
+              <w:top w:type="dxa" w:w="70"/>
+              <w:left w:type="dxa" w:w="100"/>
+              <w:bottom w:type="dxa" w:w="70"/>
+              <w:right w:type="dxa" w:w="100"/>
+            </w:tcMar>
+          </w:tcPr>
+          <w:p>
+            <w:pPr>
+              <w:spacing w:after="0" w:line="260"/>
+            </w:pPr>
+            <w:r>
+              <w:rPr>
+                <w:b w:val="false"/>
+                <w:bCs w:val="false"/>
+                <w:color w:val="1A1A1A"/>
+                <w:sz w:val="18"/>
+                <w:szCs w:val="18"/>
+              </w:rPr>
+              <w:t xml:space="preserve">4r</w:t>
+            </w:r>
+          </w:p>
+        </w:tc>
+        <w:tc>
+          <w:tcPr>
+            <w:tcW w:type="dxa" w:w="1700"/>
+            <w:tcBorders>
+              <w:top w:val="single" w:color="D8D6D0" w:sz="2"/>
+              <w:left w:val="none"/>
+              <w:bottom w:val="single" w:color="D8D6D0" w:sz="2"/>
+              <w:right w:val="none"/>
+            </w:tcBorders>
+            <w:shd w:fill="F4F3F0" w:color="auto" w:val="clear"/>
+            <w:tcMar>
+              <w:top w:type="dxa" w:w="70"/>
+              <w:left w:type="dxa" w:w="100"/>
+              <w:bottom w:type="dxa" w:w="70"/>
+              <w:right w:type="dxa" w:w="100"/>
+            </w:tcMar>
+          </w:tcPr>
+          <w:p>
+            <w:pPr>
+              <w:spacing w:after="0" w:line="260"/>
+            </w:pPr>
+            <w:r>
+              <w:rPr>
+                <w:b w:val="false"/>
+                <w:bCs w:val="false"/>
+                <w:color w:val="1A1A1A"/>
+                <w:sz w:val="18"/>
+                <w:szCs w:val="18"/>
+              </w:rPr>
+              <w:t xml:space="preserve">Negative Emotionality</w:t>
+            </w:r>
+          </w:p>
+        </w:tc>
+        <w:tc>
+          <w:tcPr>
+            <w:tcW w:type="dxa" w:w="1900"/>
+            <w:tcBorders>
+              <w:top w:val="single" w:color="D8D6D0" w:sz="2"/>
+              <w:left w:val="none"/>
+              <w:bottom w:val="single" w:color="D8D6D0" w:sz="2"/>
+              <w:right w:val="none"/>
+            </w:tcBorders>
+            <w:shd w:fill="F4F3F0" w:color="auto" w:val="clear"/>
+            <w:tcMar>
+              <w:top w:type="dxa" w:w="70"/>
+              <w:left w:type="dxa" w:w="100"/>
+              <w:bottom w:type="dxa" w:w="70"/>
+              <w:right w:type="dxa" w:w="100"/>
+            </w:tcMar>
+          </w:tcPr>
+          <w:p>
+            <w:pPr>
+              <w:spacing w:after="0" w:line="260"/>
+            </w:pPr>
+            <w:r>
+              <w:rPr>
+                <w:b w:val="false"/>
+                <w:bCs w:val="false"/>
+                <w:color w:val="1A1A1A"/>
+                <w:sz w:val="18"/>
+                <w:szCs w:val="18"/>
+              </w:rPr>
+              <w:t xml:space="preserve">Anxiety</w:t>
+            </w:r>
+          </w:p>
+        </w:tc>
+        <w:tc>
+          <w:tcPr>
+            <w:tcW w:type="dxa" w:w="3500"/>
+            <w:tcBorders>
+              <w:top w:val="single" w:color="D8D6D0" w:sz="2"/>
+              <w:left w:val="none"/>
+              <w:bottom w:val="single" w:color="D8D6D0" w:sz="2"/>
+              <w:right w:val="none"/>
+            </w:tcBorders>
+            <w:shd w:fill="F4F3F0" w:color="auto" w:val="clear"/>
+            <w:tcMar>
+              <w:top w:type="dxa" w:w="70"/>
+              <w:left w:type="dxa" w:w="100"/>
+              <w:bottom w:type="dxa" w:w="70"/>
+              <w:right w:type="dxa" w:w="100"/>
+            </w:tcMar>
+          </w:tcPr>
+          <w:p>
+            <w:pPr>
+              <w:spacing w:after="0" w:line="260"/>
+            </w:pPr>
+            <w:r>
+              <w:rPr>
+                <w:b w:val="false"/>
+                <w:bCs w:val="false"/>
+                <w:color w:val="1A1A1A"/>
+                <w:sz w:val="18"/>
+                <w:szCs w:val="18"/>
+              </w:rPr>
+              <w:t xml:space="preserve">Is relaxed, handles stress well.</w:t>
+            </w:r>
+          </w:p>
+        </w:tc>
+      </w:tr>
+      <w:tr>
+        <w:tc>
+          <w:tcPr>
+            <w:tcW w:type="dxa" w:w="800"/>
+            <w:tcBorders>
+              <w:top w:val="single" w:color="D8D6D0" w:sz="2"/>
+              <w:left w:val="none"/>
+              <w:bottom w:val="single" w:color="D8D6D0" w:sz="2"/>
+              <w:right w:val="none"/>
+            </w:tcBorders>
+            <w:tcMar>
+              <w:top w:type="dxa" w:w="70"/>
+              <w:left w:type="dxa" w:w="100"/>
+              <w:bottom w:type="dxa" w:w="70"/>
+              <w:right w:type="dxa" w:w="100"/>
+            </w:tcMar>
+          </w:tcPr>
+          <w:p>
+            <w:pPr>
+              <w:spacing w:after="0" w:line="260"/>
+            </w:pPr>
+            <w:r>
+              <w:rPr>
+                <w:b w:val="false"/>
+                <w:bCs w:val="false"/>
+                <w:color w:val="1A1A1A"/>
+                <w:sz w:val="18"/>
+                <w:szCs w:val="18"/>
+              </w:rPr>
+              <w:t xml:space="preserve">39</w:t>
+            </w:r>
+          </w:p>
+        </w:tc>
+        <w:tc>
+          <w:tcPr>
+            <w:tcW w:type="dxa" w:w="1700"/>
+            <w:tcBorders>
+              <w:top w:val="single" w:color="D8D6D0" w:sz="2"/>
+              <w:left w:val="none"/>
+              <w:bottom w:val="single" w:color="D8D6D0" w:sz="2"/>
+              <w:right w:val="none"/>
+            </w:tcBorders>
+            <w:tcMar>
+              <w:top w:type="dxa" w:w="70"/>
+              <w:left w:type="dxa" w:w="100"/>
+              <w:bottom w:type="dxa" w:w="70"/>
+              <w:right w:type="dxa" w:w="100"/>
+            </w:tcMar>
+          </w:tcPr>
+          <w:p>
+            <w:pPr>
+              <w:spacing w:after="0" w:line="260"/>
+            </w:pPr>
+            <w:r>
+              <w:rPr>
+                <w:b w:val="false"/>
+                <w:bCs w:val="false"/>
+                <w:color w:val="1A1A1A"/>
+                <w:sz w:val="18"/>
+                <w:szCs w:val="18"/>
+              </w:rPr>
+              <w:t xml:space="preserve">Negative Emotionality</w:t>
+            </w:r>
+          </w:p>
+        </w:tc>
+        <w:tc>
+          <w:tcPr>
+            <w:tcW w:type="dxa" w:w="1900"/>
+            <w:tcBorders>
+              <w:top w:val="single" w:color="D8D6D0" w:sz="2"/>
+              <w:left w:val="none"/>
+              <w:bottom w:val="single" w:color="D8D6D0" w:sz="2"/>
+              <w:right w:val="none"/>
+            </w:tcBorders>
+            <w:tcMar>
+              <w:top w:type="dxa" w:w="70"/>
+              <w:left w:type="dxa" w:w="100"/>
+              <w:bottom w:type="dxa" w:w="70"/>
+              <w:right w:type="dxa" w:w="100"/>
+            </w:tcMar>
+          </w:tcPr>
+          <w:p>
+            <w:pPr>
+              <w:spacing w:after="0" w:line="260"/>
+            </w:pPr>
+            <w:r>
+              <w:rPr>
+                <w:b w:val="false"/>
+                <w:bCs w:val="false"/>
+                <w:color w:val="1A1A1A"/>
+                <w:sz w:val="18"/>
+                <w:szCs w:val="18"/>
+              </w:rPr>
+              <w:t xml:space="preserve">Depression</w:t>
+            </w:r>
+          </w:p>
+        </w:tc>
+        <w:tc>
+          <w:tcPr>
+            <w:tcW w:type="dxa" w:w="3500"/>
+            <w:tcBorders>
+              <w:top w:val="single" w:color="D8D6D0" w:sz="2"/>
+              <w:left w:val="none"/>
+              <w:bottom w:val="single" w:color="D8D6D0" w:sz="2"/>
+              <w:right w:val="none"/>
+            </w:tcBorders>
+            <w:tcMar>
+              <w:top w:type="dxa" w:w="70"/>
+              <w:left w:type="dxa" w:w="100"/>
+              <w:bottom w:type="dxa" w:w="70"/>
+              <w:right w:type="dxa" w:w="100"/>
+            </w:tcMar>
+          </w:tcPr>
+          <w:p>
+            <w:pPr>
+              <w:spacing w:after="0" w:line="260"/>
+            </w:pPr>
+            <w:r>
+              <w:rPr>
+                <w:b w:val="false"/>
+                <w:bCs w:val="false"/>
+                <w:color w:val="1A1A1A"/>
+                <w:sz w:val="18"/>
+                <w:szCs w:val="18"/>
+              </w:rPr>
+              <w:t xml:space="preserve">Often feels sad.</w:t>
+            </w:r>
+          </w:p>
+        </w:tc>
+      </w:tr>
+      <w:tr>
+        <w:tc>
+          <w:tcPr>
+            <w:tcW w:type="dxa" w:w="800"/>
+            <w:tcBorders>
+              <w:top w:val="single" w:color="D8D6D0" w:sz="2"/>
+              <w:left w:val="none"/>
+              <w:bottom w:val="single" w:color="D8D6D0" w:sz="2"/>
+              <w:right w:val="none"/>
+            </w:tcBorders>
+            <w:shd w:fill="F4F3F0" w:color="auto" w:val="clear"/>
+            <w:tcMar>
+              <w:top w:type="dxa" w:w="70"/>
+              <w:left w:type="dxa" w:w="100"/>
+              <w:bottom w:type="dxa" w:w="70"/>
+              <w:right w:type="dxa" w:w="100"/>
+            </w:tcMar>
+          </w:tcPr>
+          <w:p>
+            <w:pPr>
+              <w:spacing w:after="0" w:line="260"/>
+            </w:pPr>
+            <w:r>
+              <w:rPr>
+                <w:b w:val="false"/>
+                <w:bCs w:val="false"/>
+                <w:color w:val="1A1A1A"/>
+                <w:sz w:val="18"/>
+                <w:szCs w:val="18"/>
+              </w:rPr>
+              <w:t xml:space="preserve">9r</w:t>
+            </w:r>
+          </w:p>
+        </w:tc>
+        <w:tc>
+          <w:tcPr>
+            <w:tcW w:type="dxa" w:w="1700"/>
+            <w:tcBorders>
+              <w:top w:val="single" w:color="D8D6D0" w:sz="2"/>
+              <w:left w:val="none"/>
+              <w:bottom w:val="single" w:color="D8D6D0" w:sz="2"/>
+              <w:right w:val="none"/>
+            </w:tcBorders>
+            <w:shd w:fill="F4F3F0" w:color="auto" w:val="clear"/>
+            <w:tcMar>
+              <w:top w:type="dxa" w:w="70"/>
+              <w:left w:type="dxa" w:w="100"/>
+              <w:bottom w:type="dxa" w:w="70"/>
+              <w:right w:type="dxa" w:w="100"/>
+            </w:tcMar>
+          </w:tcPr>
+          <w:p>
+            <w:pPr>
+              <w:spacing w:after="0" w:line="260"/>
+            </w:pPr>
+            <w:r>
+              <w:rPr>
+                <w:b w:val="false"/>
+                <w:bCs w:val="false"/>
+                <w:color w:val="1A1A1A"/>
+                <w:sz w:val="18"/>
+                <w:szCs w:val="18"/>
+              </w:rPr>
+              <w:t xml:space="preserve">Negative Emotionality</w:t>
+            </w:r>
+          </w:p>
+        </w:tc>
+        <w:tc>
+          <w:tcPr>
+            <w:tcW w:type="dxa" w:w="1900"/>
+            <w:tcBorders>
+              <w:top w:val="single" w:color="D8D6D0" w:sz="2"/>
+              <w:left w:val="none"/>
+              <w:bottom w:val="single" w:color="D8D6D0" w:sz="2"/>
+              <w:right w:val="none"/>
+            </w:tcBorders>
+            <w:shd w:fill="F4F3F0" w:color="auto" w:val="clear"/>
+            <w:tcMar>
+              <w:top w:type="dxa" w:w="70"/>
+              <w:left w:type="dxa" w:w="100"/>
+              <w:bottom w:type="dxa" w:w="70"/>
+              <w:right w:type="dxa" w:w="100"/>
+            </w:tcMar>
+          </w:tcPr>
+          <w:p>
+            <w:pPr>
+              <w:spacing w:after="0" w:line="260"/>
+            </w:pPr>
+            <w:r>
+              <w:rPr>
+                <w:b w:val="false"/>
+                <w:bCs w:val="false"/>
+                <w:color w:val="1A1A1A"/>
+                <w:sz w:val="18"/>
+                <w:szCs w:val="18"/>
+              </w:rPr>
+              <w:t xml:space="preserve">Depression</w:t>
+            </w:r>
+          </w:p>
+        </w:tc>
+        <w:tc>
+          <w:tcPr>
+            <w:tcW w:type="dxa" w:w="3500"/>
+            <w:tcBorders>
+              <w:top w:val="single" w:color="D8D6D0" w:sz="2"/>
+              <w:left w:val="none"/>
+              <w:bottom w:val="single" w:color="D8D6D0" w:sz="2"/>
+              <w:right w:val="none"/>
+            </w:tcBorders>
+            <w:shd w:fill="F4F3F0" w:color="auto" w:val="clear"/>
+            <w:tcMar>
+              <w:top w:type="dxa" w:w="70"/>
+              <w:left w:type="dxa" w:w="100"/>
+              <w:bottom w:type="dxa" w:w="70"/>
+              <w:right w:type="dxa" w:w="100"/>
+            </w:tcMar>
+          </w:tcPr>
+          <w:p>
+            <w:pPr>
+              <w:spacing w:after="0" w:line="260"/>
+            </w:pPr>
+            <w:r>
+              <w:rPr>
+                <w:b w:val="false"/>
+                <w:bCs w:val="false"/>
+                <w:color w:val="1A1A1A"/>
+                <w:sz w:val="18"/>
+                <w:szCs w:val="18"/>
+              </w:rPr>
+              <w:t xml:space="preserve">Stays optimistic after experiencing a setback.</w:t>
+            </w:r>
+          </w:p>
+        </w:tc>
+      </w:tr>
+      <w:tr>
+        <w:tc>
+          <w:tcPr>
+            <w:tcW w:type="dxa" w:w="800"/>
+            <w:tcBorders>
+              <w:top w:val="single" w:color="D8D6D0" w:sz="2"/>
+              <w:left w:val="none"/>
+              <w:bottom w:val="single" w:color="D8D6D0" w:sz="2"/>
+              <w:right w:val="none"/>
+            </w:tcBorders>
+            <w:tcMar>
+              <w:top w:type="dxa" w:w="70"/>
+              <w:left w:type="dxa" w:w="100"/>
+              <w:bottom w:type="dxa" w:w="70"/>
+              <w:right w:type="dxa" w:w="100"/>
+            </w:tcMar>
+          </w:tcPr>
+          <w:p>
+            <w:pPr>
+              <w:spacing w:after="0" w:line="260"/>
+            </w:pPr>
+            <w:r>
+              <w:rPr>
+                <w:b w:val="false"/>
+                <w:bCs w:val="false"/>
+                <w:color w:val="1A1A1A"/>
+                <w:sz w:val="18"/>
+                <w:szCs w:val="18"/>
+              </w:rPr>
+              <w:t xml:space="preserve">14</w:t>
+            </w:r>
+          </w:p>
+        </w:tc>
+        <w:tc>
+          <w:tcPr>
+            <w:tcW w:type="dxa" w:w="1700"/>
+            <w:tcBorders>
+              <w:top w:val="single" w:color="D8D6D0" w:sz="2"/>
+              <w:left w:val="none"/>
+              <w:bottom w:val="single" w:color="D8D6D0" w:sz="2"/>
+              <w:right w:val="none"/>
+            </w:tcBorders>
+            <w:tcMar>
+              <w:top w:type="dxa" w:w="70"/>
+              <w:left w:type="dxa" w:w="100"/>
+              <w:bottom w:type="dxa" w:w="70"/>
+              <w:right w:type="dxa" w:w="100"/>
+            </w:tcMar>
+          </w:tcPr>
+          <w:p>
+            <w:pPr>
+              <w:spacing w:after="0" w:line="260"/>
+            </w:pPr>
+            <w:r>
+              <w:rPr>
+                <w:b w:val="false"/>
+                <w:bCs w:val="false"/>
+                <w:color w:val="1A1A1A"/>
+                <w:sz w:val="18"/>
+                <w:szCs w:val="18"/>
+              </w:rPr>
+              <w:t xml:space="preserve">Negative Emotionality</w:t>
+            </w:r>
+          </w:p>
+        </w:tc>
+        <w:tc>
+          <w:tcPr>
+            <w:tcW w:type="dxa" w:w="1900"/>
+            <w:tcBorders>
+              <w:top w:val="single" w:color="D8D6D0" w:sz="2"/>
+              <w:left w:val="none"/>
+              <w:bottom w:val="single" w:color="D8D6D0" w:sz="2"/>
+              <w:right w:val="none"/>
+            </w:tcBorders>
+            <w:tcMar>
+              <w:top w:type="dxa" w:w="70"/>
+              <w:left w:type="dxa" w:w="100"/>
+              <w:bottom w:type="dxa" w:w="70"/>
+              <w:right w:type="dxa" w:w="100"/>
+            </w:tcMar>
+          </w:tcPr>
+          <w:p>
+            <w:pPr>
+              <w:spacing w:after="0" w:line="260"/>
+            </w:pPr>
+            <w:r>
+              <w:rPr>
+                <w:b w:val="false"/>
+                <w:bCs w:val="false"/>
+                <w:color w:val="1A1A1A"/>
+                <w:sz w:val="18"/>
+                <w:szCs w:val="18"/>
+              </w:rPr>
+              <w:t xml:space="preserve">Emotional Volatility</w:t>
+            </w:r>
+          </w:p>
+        </w:tc>
+        <w:tc>
+          <w:tcPr>
+            <w:tcW w:type="dxa" w:w="3500"/>
+            <w:tcBorders>
+              <w:top w:val="single" w:color="D8D6D0" w:sz="2"/>
+              <w:left w:val="none"/>
+              <w:bottom w:val="single" w:color="D8D6D0" w:sz="2"/>
+              <w:right w:val="none"/>
+            </w:tcBorders>
+            <w:tcMar>
+              <w:top w:type="dxa" w:w="70"/>
+              <w:left w:type="dxa" w:w="100"/>
+              <w:bottom w:type="dxa" w:w="70"/>
+              <w:right w:type="dxa" w:w="100"/>
+            </w:tcMar>
+          </w:tcPr>
+          <w:p>
+            <w:pPr>
+              <w:spacing w:after="0" w:line="260"/>
+            </w:pPr>
+            <w:r>
+              <w:rPr>
+                <w:b w:val="false"/>
+                <w:bCs w:val="false"/>
+                <w:color w:val="1A1A1A"/>
+                <w:sz w:val="18"/>
+                <w:szCs w:val="18"/>
+              </w:rPr>
+              <w:t xml:space="preserve">Is moody, has up and down mood swings.</w:t>
+            </w:r>
+          </w:p>
+        </w:tc>
+      </w:tr>
+      <w:tr>
+        <w:tc>
+          <w:tcPr>
+            <w:tcW w:type="dxa" w:w="800"/>
+            <w:tcBorders>
+              <w:top w:val="single" w:color="D8D6D0" w:sz="2"/>
+              <w:left w:val="none"/>
+              <w:bottom w:val="single" w:color="D8D6D0" w:sz="2"/>
+              <w:right w:val="none"/>
+            </w:tcBorders>
+            <w:shd w:fill="F4F3F0" w:color="auto" w:val="clear"/>
+            <w:tcMar>
+              <w:top w:type="dxa" w:w="70"/>
+              <w:left w:type="dxa" w:w="100"/>
+              <w:bottom w:type="dxa" w:w="70"/>
+              <w:right w:type="dxa" w:w="100"/>
+            </w:tcMar>
+          </w:tcPr>
+          <w:p>
+            <w:pPr>
+              <w:spacing w:after="0" w:line="260"/>
+            </w:pPr>
+            <w:r>
+              <w:rPr>
+                <w:b w:val="false"/>
+                <w:bCs w:val="false"/>
+                <w:color w:val="1A1A1A"/>
+                <w:sz w:val="18"/>
+                <w:szCs w:val="18"/>
+              </w:rPr>
+              <w:t xml:space="preserve">29r</w:t>
+            </w:r>
+          </w:p>
+        </w:tc>
+        <w:tc>
+          <w:tcPr>
+            <w:tcW w:type="dxa" w:w="1700"/>
+            <w:tcBorders>
+              <w:top w:val="single" w:color="D8D6D0" w:sz="2"/>
+              <w:left w:val="none"/>
+              <w:bottom w:val="single" w:color="D8D6D0" w:sz="2"/>
+              <w:right w:val="none"/>
+            </w:tcBorders>
+            <w:shd w:fill="F4F3F0" w:color="auto" w:val="clear"/>
+            <w:tcMar>
+              <w:top w:type="dxa" w:w="70"/>
+              <w:left w:type="dxa" w:w="100"/>
+              <w:bottom w:type="dxa" w:w="70"/>
+              <w:right w:type="dxa" w:w="100"/>
+            </w:tcMar>
+          </w:tcPr>
+          <w:p>
+            <w:pPr>
+              <w:spacing w:after="0" w:line="260"/>
+            </w:pPr>
+            <w:r>
+              <w:rPr>
+                <w:b w:val="false"/>
+                <w:bCs w:val="false"/>
+                <w:color w:val="1A1A1A"/>
+                <w:sz w:val="18"/>
+                <w:szCs w:val="18"/>
+              </w:rPr>
+              <w:t xml:space="preserve">Negative Emotionality</w:t>
+            </w:r>
+          </w:p>
+        </w:tc>
+        <w:tc>
+          <w:tcPr>
+            <w:tcW w:type="dxa" w:w="1900"/>
+            <w:tcBorders>
+              <w:top w:val="single" w:color="D8D6D0" w:sz="2"/>
+              <w:left w:val="none"/>
+              <w:bottom w:val="single" w:color="D8D6D0" w:sz="2"/>
+              <w:right w:val="none"/>
+            </w:tcBorders>
+            <w:shd w:fill="F4F3F0" w:color="auto" w:val="clear"/>
+            <w:tcMar>
+              <w:top w:type="dxa" w:w="70"/>
+              <w:left w:type="dxa" w:w="100"/>
+              <w:bottom w:type="dxa" w:w="70"/>
+              <w:right w:type="dxa" w:w="100"/>
+            </w:tcMar>
+          </w:tcPr>
+          <w:p>
+            <w:pPr>
+              <w:spacing w:after="0" w:line="260"/>
+            </w:pPr>
+            <w:r>
+              <w:rPr>
+                <w:b w:val="false"/>
+                <w:bCs w:val="false"/>
+                <w:color w:val="1A1A1A"/>
+                <w:sz w:val="18"/>
+                <w:szCs w:val="18"/>
+              </w:rPr>
+              <w:t xml:space="preserve">Emotional Volatility</w:t>
+            </w:r>
+          </w:p>
+        </w:tc>
+        <w:tc>
+          <w:tcPr>
+            <w:tcW w:type="dxa" w:w="3500"/>
+            <w:tcBorders>
+              <w:top w:val="single" w:color="D8D6D0" w:sz="2"/>
+              <w:left w:val="none"/>
+              <w:bottom w:val="single" w:color="D8D6D0" w:sz="2"/>
+              <w:right w:val="none"/>
+            </w:tcBorders>
+            <w:shd w:fill="F4F3F0" w:color="auto" w:val="clear"/>
+            <w:tcMar>
+              <w:top w:type="dxa" w:w="70"/>
+              <w:left w:type="dxa" w:w="100"/>
+              <w:bottom w:type="dxa" w:w="70"/>
+              <w:right w:type="dxa" w:w="100"/>
+            </w:tcMar>
+          </w:tcPr>
+          <w:p>
+            <w:pPr>
+              <w:spacing w:after="0" w:line="260"/>
+            </w:pPr>
+            <w:r>
+              <w:rPr>
+                <w:b w:val="false"/>
+                <w:bCs w:val="false"/>
+                <w:color w:val="1A1A1A"/>
+                <w:sz w:val="18"/>
+                <w:szCs w:val="18"/>
+              </w:rPr>
+              <w:t xml:space="preserve">Is emotionally stable, not easily upset.</w:t>
+            </w:r>
+          </w:p>
+        </w:tc>
+      </w:tr>
+      <w:tr>
+        <w:tc>
+          <w:tcPr>
+            <w:tcW w:type="dxa" w:w="800"/>
+            <w:tcBorders>
+              <w:top w:val="single" w:color="D8D6D0" w:sz="2"/>
+              <w:left w:val="none"/>
+              <w:bottom w:val="single" w:color="D8D6D0" w:sz="2"/>
+              <w:right w:val="none"/>
+            </w:tcBorders>
+            <w:tcMar>
+              <w:top w:type="dxa" w:w="70"/>
+              <w:left w:type="dxa" w:w="100"/>
+              <w:bottom w:type="dxa" w:w="70"/>
+              <w:right w:type="dxa" w:w="100"/>
+            </w:tcMar>
+          </w:tcPr>
+          <w:p>
+            <w:pPr>
+              <w:spacing w:after="0" w:line="260"/>
+            </w:pPr>
+            <w:r>
+              <w:rPr>
+                <w:b w:val="false"/>
+                <w:bCs w:val="false"/>
+                <w:color w:val="1A1A1A"/>
+                <w:sz w:val="18"/>
+                <w:szCs w:val="18"/>
+              </w:rPr>
+              <w:t xml:space="preserve">10</w:t>
+            </w:r>
+          </w:p>
+        </w:tc>
+        <w:tc>
+          <w:tcPr>
+            <w:tcW w:type="dxa" w:w="1700"/>
+            <w:tcBorders>
+              <w:top w:val="single" w:color="D8D6D0" w:sz="2"/>
+              <w:left w:val="none"/>
+              <w:bottom w:val="single" w:color="D8D6D0" w:sz="2"/>
+              <w:right w:val="none"/>
+            </w:tcBorders>
+            <w:tcMar>
+              <w:top w:type="dxa" w:w="70"/>
+              <w:left w:type="dxa" w:w="100"/>
+              <w:bottom w:type="dxa" w:w="70"/>
+              <w:right w:type="dxa" w:w="100"/>
+            </w:tcMar>
+          </w:tcPr>
+          <w:p>
+            <w:pPr>
+              <w:spacing w:after="0" w:line="260"/>
+            </w:pPr>
+            <w:r>
+              <w:rPr>
+                <w:b w:val="false"/>
+                <w:bCs w:val="false"/>
+                <w:color w:val="1A1A1A"/>
+                <w:sz w:val="18"/>
+                <w:szCs w:val="18"/>
+              </w:rPr>
+              <w:t xml:space="preserve">Open-Mindedness</w:t>
+            </w:r>
+          </w:p>
+        </w:tc>
+        <w:tc>
+          <w:tcPr>
+            <w:tcW w:type="dxa" w:w="1900"/>
+            <w:tcBorders>
+              <w:top w:val="single" w:color="D8D6D0" w:sz="2"/>
+              <w:left w:val="none"/>
+              <w:bottom w:val="single" w:color="D8D6D0" w:sz="2"/>
+              <w:right w:val="none"/>
+            </w:tcBorders>
+            <w:tcMar>
+              <w:top w:type="dxa" w:w="70"/>
+              <w:left w:type="dxa" w:w="100"/>
+              <w:bottom w:type="dxa" w:w="70"/>
+              <w:right w:type="dxa" w:w="100"/>
+            </w:tcMar>
+          </w:tcPr>
+          <w:p>
+            <w:pPr>
+              <w:spacing w:after="0" w:line="260"/>
+            </w:pPr>
+            <w:r>
+              <w:rPr>
+                <w:b w:val="false"/>
+                <w:bCs w:val="false"/>
+                <w:color w:val="1A1A1A"/>
+                <w:sz w:val="18"/>
+                <w:szCs w:val="18"/>
+              </w:rPr>
+              <w:t xml:space="preserve">Intellectual Curiosity</w:t>
+            </w:r>
+          </w:p>
+        </w:tc>
+        <w:tc>
+          <w:tcPr>
+            <w:tcW w:type="dxa" w:w="3500"/>
+            <w:tcBorders>
+              <w:top w:val="single" w:color="D8D6D0" w:sz="2"/>
+              <w:left w:val="none"/>
+              <w:bottom w:val="single" w:color="D8D6D0" w:sz="2"/>
+              <w:right w:val="none"/>
+            </w:tcBorders>
+            <w:tcMar>
+              <w:top w:type="dxa" w:w="70"/>
+              <w:left w:type="dxa" w:w="100"/>
+              <w:bottom w:type="dxa" w:w="70"/>
+              <w:right w:type="dxa" w:w="100"/>
+            </w:tcMar>
+          </w:tcPr>
+          <w:p>
+            <w:pPr>
+              <w:spacing w:after="0" w:line="260"/>
+            </w:pPr>
+            <w:r>
+              <w:rPr>
+                <w:b w:val="false"/>
+                <w:bCs w:val="false"/>
+                <w:color w:val="1A1A1A"/>
+                <w:sz w:val="18"/>
+                <w:szCs w:val="18"/>
+              </w:rPr>
+              <w:t xml:space="preserve">Is curious about many different things.</w:t>
+            </w:r>
+          </w:p>
+        </w:tc>
+      </w:tr>
+      <w:tr>
+        <w:tc>
+          <w:tcPr>
+            <w:tcW w:type="dxa" w:w="800"/>
+            <w:tcBorders>
+              <w:top w:val="single" w:color="D8D6D0" w:sz="2"/>
+              <w:left w:val="none"/>
+              <w:bottom w:val="single" w:color="D8D6D0" w:sz="2"/>
+              <w:right w:val="none"/>
+            </w:tcBorders>
+            <w:shd w:fill="F4F3F0" w:color="auto" w:val="clear"/>
+            <w:tcMar>
+              <w:top w:type="dxa" w:w="70"/>
+              <w:left w:type="dxa" w:w="100"/>
+              <w:bottom w:type="dxa" w:w="70"/>
+              <w:right w:type="dxa" w:w="100"/>
+            </w:tcMar>
+          </w:tcPr>
+          <w:p>
+            <w:pPr>
+              <w:spacing w:after="0" w:line="260"/>
+            </w:pPr>
+            <w:r>
+              <w:rPr>
+                <w:b w:val="false"/>
+                <w:bCs w:val="false"/>
+                <w:color w:val="1A1A1A"/>
+                <w:sz w:val="18"/>
+                <w:szCs w:val="18"/>
+              </w:rPr>
+              <w:t xml:space="preserve">25r</w:t>
+            </w:r>
+          </w:p>
+        </w:tc>
+        <w:tc>
+          <w:tcPr>
+            <w:tcW w:type="dxa" w:w="1700"/>
+            <w:tcBorders>
+              <w:top w:val="single" w:color="D8D6D0" w:sz="2"/>
+              <w:left w:val="none"/>
+              <w:bottom w:val="single" w:color="D8D6D0" w:sz="2"/>
+              <w:right w:val="none"/>
+            </w:tcBorders>
+            <w:shd w:fill="F4F3F0" w:color="auto" w:val="clear"/>
+            <w:tcMar>
+              <w:top w:type="dxa" w:w="70"/>
+              <w:left w:type="dxa" w:w="100"/>
+              <w:bottom w:type="dxa" w:w="70"/>
+              <w:right w:type="dxa" w:w="100"/>
+            </w:tcMar>
+          </w:tcPr>
+          <w:p>
+            <w:pPr>
+              <w:spacing w:after="0" w:line="260"/>
+            </w:pPr>
+            <w:r>
+              <w:rPr>
+                <w:b w:val="false"/>
+                <w:bCs w:val="false"/>
+                <w:color w:val="1A1A1A"/>
+                <w:sz w:val="18"/>
+                <w:szCs w:val="18"/>
+              </w:rPr>
+              <w:t xml:space="preserve">Open-Mindedness</w:t>
+            </w:r>
+          </w:p>
+        </w:tc>
+        <w:tc>
+          <w:tcPr>
+            <w:tcW w:type="dxa" w:w="1900"/>
+            <w:tcBorders>
+              <w:top w:val="single" w:color="D8D6D0" w:sz="2"/>
+              <w:left w:val="none"/>
+              <w:bottom w:val="single" w:color="D8D6D0" w:sz="2"/>
+              <w:right w:val="none"/>
+            </w:tcBorders>
+            <w:shd w:fill="F4F3F0" w:color="auto" w:val="clear"/>
+            <w:tcMar>
+              <w:top w:type="dxa" w:w="70"/>
+              <w:left w:type="dxa" w:w="100"/>
+              <w:bottom w:type="dxa" w:w="70"/>
+              <w:right w:type="dxa" w:w="100"/>
+            </w:tcMar>
+          </w:tcPr>
+          <w:p>
+            <w:pPr>
+              <w:spacing w:after="0" w:line="260"/>
+            </w:pPr>
+            <w:r>
+              <w:rPr>
+                <w:b w:val="false"/>
+                <w:bCs w:val="false"/>
+                <w:color w:val="1A1A1A"/>
+                <w:sz w:val="18"/>
+                <w:szCs w:val="18"/>
+              </w:rPr>
+              <w:t xml:space="preserve">Intellectual Curiosity</w:t>
+            </w:r>
+          </w:p>
+        </w:tc>
+        <w:tc>
+          <w:tcPr>
+            <w:tcW w:type="dxa" w:w="3500"/>
+            <w:tcBorders>
+              <w:top w:val="single" w:color="D8D6D0" w:sz="2"/>
+              <w:left w:val="none"/>
+              <w:bottom w:val="single" w:color="D8D6D0" w:sz="2"/>
+              <w:right w:val="none"/>
+            </w:tcBorders>
+            <w:shd w:fill="F4F3F0" w:color="auto" w:val="clear"/>
+            <w:tcMar>
+              <w:top w:type="dxa" w:w="70"/>
+              <w:left w:type="dxa" w:w="100"/>
+              <w:bottom w:type="dxa" w:w="70"/>
+              <w:right w:type="dxa" w:w="100"/>
+            </w:tcMar>
+          </w:tcPr>
+          <w:p>
+            <w:pPr>
+              <w:spacing w:after="0" w:line="260"/>
+            </w:pPr>
+            <w:r>
+              <w:rPr>
+                <w:b w:val="false"/>
+                <w:bCs w:val="false"/>
+                <w:color w:val="1A1A1A"/>
+                <w:sz w:val="18"/>
+                <w:szCs w:val="18"/>
+              </w:rPr>
+              <w:t xml:space="preserve">Avoids intellectual, philosophical discussions.</w:t>
+            </w:r>
+          </w:p>
+        </w:tc>
+      </w:tr>
+      <w:tr>
+        <w:tc>
+          <w:tcPr>
+            <w:tcW w:type="dxa" w:w="800"/>
+            <w:tcBorders>
+              <w:top w:val="single" w:color="D8D6D0" w:sz="2"/>
+              <w:left w:val="none"/>
+              <w:bottom w:val="single" w:color="D8D6D0" w:sz="2"/>
+              <w:right w:val="none"/>
+            </w:tcBorders>
+            <w:tcMar>
+              <w:top w:type="dxa" w:w="70"/>
+              <w:left w:type="dxa" w:w="100"/>
+              <w:bottom w:type="dxa" w:w="70"/>
+              <w:right w:type="dxa" w:w="100"/>
+            </w:tcMar>
+          </w:tcPr>
+          <w:p>
+            <w:pPr>
+              <w:spacing w:after="0" w:line="260"/>
+            </w:pPr>
+            <w:r>
+              <w:rPr>
+                <w:b w:val="false"/>
+                <w:bCs w:val="false"/>
+                <w:color w:val="1A1A1A"/>
+                <w:sz w:val="18"/>
+                <w:szCs w:val="18"/>
+              </w:rPr>
+              <w:t xml:space="preserve">20</w:t>
+            </w:r>
+          </w:p>
+        </w:tc>
+        <w:tc>
+          <w:tcPr>
+            <w:tcW w:type="dxa" w:w="1700"/>
+            <w:tcBorders>
+              <w:top w:val="single" w:color="D8D6D0" w:sz="2"/>
+              <w:left w:val="none"/>
+              <w:bottom w:val="single" w:color="D8D6D0" w:sz="2"/>
+              <w:right w:val="none"/>
+            </w:tcBorders>
+            <w:tcMar>
+              <w:top w:type="dxa" w:w="70"/>
+              <w:left w:type="dxa" w:w="100"/>
+              <w:bottom w:type="dxa" w:w="70"/>
+              <w:right w:type="dxa" w:w="100"/>
+            </w:tcMar>
+          </w:tcPr>
+          <w:p>
+            <w:pPr>
+              <w:spacing w:after="0" w:line="260"/>
+            </w:pPr>
+            <w:r>
+              <w:rPr>
+                <w:b w:val="false"/>
+                <w:bCs w:val="false"/>
+                <w:color w:val="1A1A1A"/>
+                <w:sz w:val="18"/>
+                <w:szCs w:val="18"/>
+              </w:rPr>
+              <w:t xml:space="preserve">Open-Mindedness</w:t>
+            </w:r>
+          </w:p>
+        </w:tc>
+        <w:tc>
+          <w:tcPr>
+            <w:tcW w:type="dxa" w:w="1900"/>
+            <w:tcBorders>
+              <w:top w:val="single" w:color="D8D6D0" w:sz="2"/>
+              <w:left w:val="none"/>
+              <w:bottom w:val="single" w:color="D8D6D0" w:sz="2"/>
+              <w:right w:val="none"/>
+            </w:tcBorders>
+            <w:tcMar>
+              <w:top w:type="dxa" w:w="70"/>
+              <w:left w:type="dxa" w:w="100"/>
+              <w:bottom w:type="dxa" w:w="70"/>
+              <w:right w:type="dxa" w:w="100"/>
+            </w:tcMar>
+          </w:tcPr>
+          <w:p>
+            <w:pPr>
+              <w:spacing w:after="0" w:line="260"/>
+            </w:pPr>
+            <w:r>
+              <w:rPr>
+                <w:b w:val="false"/>
+                <w:bCs w:val="false"/>
+                <w:color w:val="1A1A1A"/>
+                <w:sz w:val="18"/>
+                <w:szCs w:val="18"/>
+              </w:rPr>
+              <w:t xml:space="preserve">Aesthetic Sensitivity</w:t>
+            </w:r>
+          </w:p>
+        </w:tc>
+        <w:tc>
+          <w:tcPr>
+            <w:tcW w:type="dxa" w:w="3500"/>
+            <w:tcBorders>
+              <w:top w:val="single" w:color="D8D6D0" w:sz="2"/>
+              <w:left w:val="none"/>
+              <w:bottom w:val="single" w:color="D8D6D0" w:sz="2"/>
+              <w:right w:val="none"/>
+            </w:tcBorders>
+            <w:tcMar>
+              <w:top w:type="dxa" w:w="70"/>
+              <w:left w:type="dxa" w:w="100"/>
+              <w:bottom w:type="dxa" w:w="70"/>
+              <w:right w:type="dxa" w:w="100"/>
+            </w:tcMar>
+          </w:tcPr>
+          <w:p>
+            <w:pPr>
+              <w:spacing w:after="0" w:line="260"/>
+            </w:pPr>
+            <w:r>
+              <w:rPr>
+                <w:b w:val="false"/>
+                <w:bCs w:val="false"/>
+                <w:color w:val="1A1A1A"/>
+                <w:sz w:val="18"/>
+                <w:szCs w:val="18"/>
+              </w:rPr>
+              <w:t xml:space="preserve">Is fascinated by art, music, or literature.</w:t>
+            </w:r>
+          </w:p>
+        </w:tc>
+      </w:tr>
+      <w:tr>
+        <w:tc>
+          <w:tcPr>
+            <w:tcW w:type="dxa" w:w="800"/>
+            <w:tcBorders>
+              <w:top w:val="single" w:color="D8D6D0" w:sz="2"/>
+              <w:left w:val="none"/>
+              <w:bottom w:val="single" w:color="D8D6D0" w:sz="2"/>
+              <w:right w:val="none"/>
+            </w:tcBorders>
+            <w:shd w:fill="F4F3F0" w:color="auto" w:val="clear"/>
+            <w:tcMar>
+              <w:top w:type="dxa" w:w="70"/>
+              <w:left w:type="dxa" w:w="100"/>
+              <w:bottom w:type="dxa" w:w="70"/>
+              <w:right w:type="dxa" w:w="100"/>
+            </w:tcMar>
+          </w:tcPr>
+          <w:p>
+            <w:pPr>
+              <w:spacing w:after="0" w:line="260"/>
+            </w:pPr>
+            <w:r>
+              <w:rPr>
+                <w:b w:val="false"/>
+                <w:bCs w:val="false"/>
+                <w:color w:val="1A1A1A"/>
+                <w:sz w:val="18"/>
+                <w:szCs w:val="18"/>
+              </w:rPr>
+              <w:t xml:space="preserve">5r</w:t>
+            </w:r>
+          </w:p>
+        </w:tc>
+        <w:tc>
+          <w:tcPr>
+            <w:tcW w:type="dxa" w:w="1700"/>
+            <w:tcBorders>
+              <w:top w:val="single" w:color="D8D6D0" w:sz="2"/>
+              <w:left w:val="none"/>
+              <w:bottom w:val="single" w:color="D8D6D0" w:sz="2"/>
+              <w:right w:val="none"/>
+            </w:tcBorders>
+            <w:shd w:fill="F4F3F0" w:color="auto" w:val="clear"/>
+            <w:tcMar>
+              <w:top w:type="dxa" w:w="70"/>
+              <w:left w:type="dxa" w:w="100"/>
+              <w:bottom w:type="dxa" w:w="70"/>
+              <w:right w:type="dxa" w:w="100"/>
+            </w:tcMar>
+          </w:tcPr>
+          <w:p>
+            <w:pPr>
+              <w:spacing w:after="0" w:line="260"/>
+            </w:pPr>
+            <w:r>
+              <w:rPr>
+                <w:b w:val="false"/>
+                <w:bCs w:val="false"/>
+                <w:color w:val="1A1A1A"/>
+                <w:sz w:val="18"/>
+                <w:szCs w:val="18"/>
+              </w:rPr>
+              <w:t xml:space="preserve">Open-Mindedness</w:t>
+            </w:r>
+          </w:p>
+        </w:tc>
+        <w:tc>
+          <w:tcPr>
+            <w:tcW w:type="dxa" w:w="1900"/>
+            <w:tcBorders>
+              <w:top w:val="single" w:color="D8D6D0" w:sz="2"/>
+              <w:left w:val="none"/>
+              <w:bottom w:val="single" w:color="D8D6D0" w:sz="2"/>
+              <w:right w:val="none"/>
+            </w:tcBorders>
+            <w:shd w:fill="F4F3F0" w:color="auto" w:val="clear"/>
+            <w:tcMar>
+              <w:top w:type="dxa" w:w="70"/>
+              <w:left w:type="dxa" w:w="100"/>
+              <w:bottom w:type="dxa" w:w="70"/>
+              <w:right w:type="dxa" w:w="100"/>
+            </w:tcMar>
+          </w:tcPr>
+          <w:p>
+            <w:pPr>
+              <w:spacing w:after="0" w:line="260"/>
+            </w:pPr>
+            <w:r>
+              <w:rPr>
+                <w:b w:val="false"/>
+                <w:bCs w:val="false"/>
+                <w:color w:val="1A1A1A"/>
+                <w:sz w:val="18"/>
+                <w:szCs w:val="18"/>
+              </w:rPr>
+              <w:t xml:space="preserve">Aesthetic Sensitivity</w:t>
+            </w:r>
+          </w:p>
+        </w:tc>
+        <w:tc>
+          <w:tcPr>
+            <w:tcW w:type="dxa" w:w="3500"/>
+            <w:tcBorders>
+              <w:top w:val="single" w:color="D8D6D0" w:sz="2"/>
+              <w:left w:val="none"/>
+              <w:bottom w:val="single" w:color="D8D6D0" w:sz="2"/>
+              <w:right w:val="none"/>
+            </w:tcBorders>
+            <w:shd w:fill="F4F3F0" w:color="auto" w:val="clear"/>
+            <w:tcMar>
+              <w:top w:type="dxa" w:w="70"/>
+              <w:left w:type="dxa" w:w="100"/>
+              <w:bottom w:type="dxa" w:w="70"/>
+              <w:right w:type="dxa" w:w="100"/>
+            </w:tcMar>
+          </w:tcPr>
+          <w:p>
+            <w:pPr>
+              <w:spacing w:after="0" w:line="260"/>
+            </w:pPr>
+            <w:r>
+              <w:rPr>
+                <w:b w:val="false"/>
+                <w:bCs w:val="false"/>
+                <w:color w:val="1A1A1A"/>
+                <w:sz w:val="18"/>
+                <w:szCs w:val="18"/>
+              </w:rPr>
+              <w:t xml:space="preserve">Has few artistic interests.</w:t>
+            </w:r>
+          </w:p>
+        </w:tc>
+      </w:tr>
+      <w:tr>
+        <w:tc>
+          <w:tcPr>
+            <w:tcW w:type="dxa" w:w="800"/>
+            <w:tcBorders>
+              <w:top w:val="single" w:color="D8D6D0" w:sz="2"/>
+              <w:left w:val="none"/>
+              <w:bottom w:val="single" w:color="D8D6D0" w:sz="2"/>
+              <w:right w:val="none"/>
+            </w:tcBorders>
+            <w:tcMar>
+              <w:top w:type="dxa" w:w="70"/>
+              <w:left w:type="dxa" w:w="100"/>
+              <w:bottom w:type="dxa" w:w="70"/>
+              <w:right w:type="dxa" w:w="100"/>
+            </w:tcMar>
+          </w:tcPr>
+          <w:p>
+            <w:pPr>
+              <w:spacing w:after="0" w:line="260"/>
+            </w:pPr>
+            <w:r>
+              <w:rPr>
+                <w:b w:val="false"/>
+                <w:bCs w:val="false"/>
+                <w:color w:val="1A1A1A"/>
+                <w:sz w:val="18"/>
+                <w:szCs w:val="18"/>
+              </w:rPr>
+              <w:t xml:space="preserve">15</w:t>
+            </w:r>
+          </w:p>
+        </w:tc>
+        <w:tc>
+          <w:tcPr>
+            <w:tcW w:type="dxa" w:w="1700"/>
+            <w:tcBorders>
+              <w:top w:val="single" w:color="D8D6D0" w:sz="2"/>
+              <w:left w:val="none"/>
+              <w:bottom w:val="single" w:color="D8D6D0" w:sz="2"/>
+              <w:right w:val="none"/>
+            </w:tcBorders>
+            <w:tcMar>
+              <w:top w:type="dxa" w:w="70"/>
+              <w:left w:type="dxa" w:w="100"/>
+              <w:bottom w:type="dxa" w:w="70"/>
+              <w:right w:type="dxa" w:w="100"/>
+            </w:tcMar>
+          </w:tcPr>
+          <w:p>
+            <w:pPr>
+              <w:spacing w:after="0" w:line="260"/>
+            </w:pPr>
+            <w:r>
+              <w:rPr>
+                <w:b w:val="false"/>
+                <w:bCs w:val="false"/>
+                <w:color w:val="1A1A1A"/>
+                <w:sz w:val="18"/>
+                <w:szCs w:val="18"/>
+              </w:rPr>
+              <w:t xml:space="preserve">Open-Mindedness</w:t>
+            </w:r>
+          </w:p>
+        </w:tc>
+        <w:tc>
+          <w:tcPr>
+            <w:tcW w:type="dxa" w:w="1900"/>
+            <w:tcBorders>
+              <w:top w:val="single" w:color="D8D6D0" w:sz="2"/>
+              <w:left w:val="none"/>
+              <w:bottom w:val="single" w:color="D8D6D0" w:sz="2"/>
+              <w:right w:val="none"/>
+            </w:tcBorders>
+            <w:tcMar>
+              <w:top w:type="dxa" w:w="70"/>
+              <w:left w:type="dxa" w:w="100"/>
+              <w:bottom w:type="dxa" w:w="70"/>
+              <w:right w:type="dxa" w:w="100"/>
+            </w:tcMar>
+          </w:tcPr>
+          <w:p>
+            <w:pPr>
+              <w:spacing w:after="0" w:line="260"/>
+            </w:pPr>
+            <w:r>
+              <w:rPr>
+                <w:b w:val="false"/>
+                <w:bCs w:val="false"/>
+                <w:color w:val="1A1A1A"/>
+                <w:sz w:val="18"/>
+                <w:szCs w:val="18"/>
+              </w:rPr>
+              <w:t xml:space="preserve">Creative Imagination</w:t>
+            </w:r>
+          </w:p>
+        </w:tc>
+        <w:tc>
+          <w:tcPr>
+            <w:tcW w:type="dxa" w:w="3500"/>
+            <w:tcBorders>
+              <w:top w:val="single" w:color="D8D6D0" w:sz="2"/>
+              <w:left w:val="none"/>
+              <w:bottom w:val="single" w:color="D8D6D0" w:sz="2"/>
+              <w:right w:val="none"/>
+            </w:tcBorders>
+            <w:tcMar>
+              <w:top w:type="dxa" w:w="70"/>
+              <w:left w:type="dxa" w:w="100"/>
+              <w:bottom w:type="dxa" w:w="70"/>
+              <w:right w:type="dxa" w:w="100"/>
+            </w:tcMar>
+          </w:tcPr>
+          <w:p>
+            <w:pPr>
+              <w:spacing w:after="0" w:line="260"/>
+            </w:pPr>
+            <w:r>
+              <w:rPr>
+                <w:b w:val="false"/>
+                <w:bCs w:val="false"/>
+                <w:color w:val="1A1A1A"/>
+                <w:sz w:val="18"/>
+                <w:szCs w:val="18"/>
+              </w:rPr>
+              <w:t xml:space="preserve">Is inventive, finds clever ways to do things.</w:t>
+            </w:r>
+          </w:p>
+        </w:tc>
+      </w:tr>
+      <w:tr>
+        <w:tc>
+          <w:tcPr>
+            <w:tcW w:type="dxa" w:w="800"/>
+            <w:tcBorders>
+              <w:top w:val="single" w:color="D8D6D0" w:sz="2"/>
+              <w:left w:val="none"/>
+              <w:bottom w:val="single" w:color="D8D6D0" w:sz="2"/>
+              <w:right w:val="none"/>
+            </w:tcBorders>
+            <w:shd w:fill="F4F3F0" w:color="auto" w:val="clear"/>
+            <w:tcMar>
+              <w:top w:type="dxa" w:w="70"/>
+              <w:left w:type="dxa" w:w="100"/>
+              <w:bottom w:type="dxa" w:w="70"/>
+              <w:right w:type="dxa" w:w="100"/>
+            </w:tcMar>
+          </w:tcPr>
+          <w:p>
+            <w:pPr>
+              <w:spacing w:after="0" w:line="260"/>
+            </w:pPr>
+            <w:r>
+              <w:rPr>
+                <w:b w:val="false"/>
+                <w:bCs w:val="false"/>
+                <w:color w:val="1A1A1A"/>
+                <w:sz w:val="18"/>
+                <w:szCs w:val="18"/>
+              </w:rPr>
+              <w:t xml:space="preserve">30r</w:t>
+            </w:r>
+          </w:p>
+        </w:tc>
+        <w:tc>
+          <w:tcPr>
+            <w:tcW w:type="dxa" w:w="1700"/>
+            <w:tcBorders>
+              <w:top w:val="single" w:color="D8D6D0" w:sz="2"/>
+              <w:left w:val="none"/>
+              <w:bottom w:val="single" w:color="D8D6D0" w:sz="2"/>
+              <w:right w:val="none"/>
+            </w:tcBorders>
+            <w:shd w:fill="F4F3F0" w:color="auto" w:val="clear"/>
+            <w:tcMar>
+              <w:top w:type="dxa" w:w="70"/>
+              <w:left w:type="dxa" w:w="100"/>
+              <w:bottom w:type="dxa" w:w="70"/>
+              <w:right w:type="dxa" w:w="100"/>
+            </w:tcMar>
+          </w:tcPr>
+          <w:p>
+            <w:pPr>
+              <w:spacing w:after="0" w:line="260"/>
+            </w:pPr>
+            <w:r>
+              <w:rPr>
+                <w:b w:val="false"/>
+                <w:bCs w:val="false"/>
+                <w:color w:val="1A1A1A"/>
+                <w:sz w:val="18"/>
+                <w:szCs w:val="18"/>
+              </w:rPr>
+              <w:t xml:space="preserve">Open-Mindedness</w:t>
+            </w:r>
+          </w:p>
+        </w:tc>
+        <w:tc>
+          <w:tcPr>
+            <w:tcW w:type="dxa" w:w="1900"/>
+            <w:tcBorders>
+              <w:top w:val="single" w:color="D8D6D0" w:sz="2"/>
+              <w:left w:val="none"/>
+              <w:bottom w:val="single" w:color="D8D6D0" w:sz="2"/>
+              <w:right w:val="none"/>
+            </w:tcBorders>
+            <w:shd w:fill="F4F3F0" w:color="auto" w:val="clear"/>
+            <w:tcMar>
+              <w:top w:type="dxa" w:w="70"/>
+              <w:left w:type="dxa" w:w="100"/>
+              <w:bottom w:type="dxa" w:w="70"/>
+              <w:right w:type="dxa" w:w="100"/>
+            </w:tcMar>
+          </w:tcPr>
+          <w:p>
+            <w:pPr>
+              <w:spacing w:after="0" w:line="260"/>
+            </w:pPr>
+            <w:r>
+              <w:rPr>
+                <w:b w:val="false"/>
+                <w:bCs w:val="false"/>
+                <w:color w:val="1A1A1A"/>
+                <w:sz w:val="18"/>
+                <w:szCs w:val="18"/>
+              </w:rPr>
+              <w:t xml:space="preserve">Creative Imagination</w:t>
+            </w:r>
+          </w:p>
+        </w:tc>
+        <w:tc>
+          <w:tcPr>
+            <w:tcW w:type="dxa" w:w="3500"/>
+            <w:tcBorders>
+              <w:top w:val="single" w:color="D8D6D0" w:sz="2"/>
+              <w:left w:val="none"/>
+              <w:bottom w:val="single" w:color="D8D6D0" w:sz="2"/>
+              <w:right w:val="none"/>
+            </w:tcBorders>
+            <w:shd w:fill="F4F3F0" w:color="auto" w:val="clear"/>
+            <w:tcMar>
+              <w:top w:type="dxa" w:w="70"/>
+              <w:left w:type="dxa" w:w="100"/>
+              <w:bottom w:type="dxa" w:w="70"/>
+              <w:right w:type="dxa" w:w="100"/>
+            </w:tcMar>
+          </w:tcPr>
+          <w:p>
+            <w:pPr>
+              <w:spacing w:after="0" w:line="260"/>
+            </w:pPr>
+            <w:r>
+              <w:rPr>
+                <w:b w:val="false"/>
+                <w:bCs w:val="false"/>
+                <w:color w:val="1A1A1A"/>
+                <w:sz w:val="18"/>
+                <w:szCs w:val="18"/>
+              </w:rPr>
+              <w:t xml:space="preserve">Has little creativity.</w:t>
+            </w:r>
+          </w:p>
+        </w:tc>
+      </w:tr>
+    </w:tbl>
+    <w:p>
+      <w:pPr>
+        <w:pStyle w:val="Heading2"/>
+        <w:keepNext/>
+        <w:spacing w:after="110" w:before="300"/>
+      </w:pPr>
+      <w:r>
+        <w:rPr>
+          <w:b/>
+          <w:bCs/>
+          <w:color w:val="1A1A1A"/>
+          <w:sz w:val="23"/>
+          <w:szCs w:val="23"/>
+        </w:rPr>
+        <w:t xml:space="preserve">A.5 Utility and value function, U1 to U6 and V1 to V6</w:t>
+      </w:r>
+    </w:p>
+    <w:p>
+      <w:pPr>
+        <w:spacing w:after="120" w:line="300"/>
+      </w:pPr>
+      <w:r>
+        <w:rPr>
+          <w:color w:val="1A1A1A"/>
+          <w:sz w:val="19"/>
+          <w:szCs w:val="19"/>
+        </w:rPr>
+        <w:t xml:space="preserve">The respondent first sets the lowest and highest amounts that feel relevant, A and B, with U(A) = 0 and U(B) = 1. Six intermediate amounts are then spaced across that range. For each one the respondent moves a slider to the probability of B that makes the certain amount and the gamble feel equal. At indifference U(X) = p.</w:t>
+      </w:r>
+    </w:p>
+    <w:tbl>
+      <w:tblPr>
+        <w:tblW w:type="dxa" w:w="8500"/>
+        <w:tblBorders>
+          <w:top w:val="single" w:color="auto" w:sz="4"/>
+          <w:left w:val="single" w:color="auto" w:sz="4"/>
+          <w:bottom w:val="single" w:color="auto" w:sz="4"/>
+          <w:right w:val="single" w:color="auto" w:sz="4"/>
+          <w:insideH w:val="single" w:color="auto" w:sz="4"/>
+          <w:insideV w:val="single" w:color="auto" w:sz="4"/>
+        </w:tblBorders>
+      </w:tblPr>
+      <w:tblGrid>
+        <w:gridCol w:w="700"/>
+        <w:gridCol w:w="3000"/>
+        <w:gridCol w:w="4800"/>
+      </w:tblGrid>
+      <w:tr>
+        <w:trPr>
+          <w:tblHeader/>
+        </w:trPr>
+        <w:tc>
+          <w:tcPr>
+            <w:tcW w:type="dxa" w:w="700"/>
+            <w:tcBorders>
+              <w:top w:val="single" w:color="D8D6D0" w:sz="2"/>
+              <w:left w:val="none"/>
+              <w:bottom w:val="single" w:color="D8D6D0" w:sz="8"/>
+              <w:right w:val="none"/>
+            </w:tcBorders>
+            <w:tcMar>
+              <w:top w:type="dxa" w:w="70"/>
+              <w:left w:type="dxa" w:w="100"/>
+              <w:bottom w:type="dxa" w:w="70"/>
+              <w:right w:type="dxa" w:w="100"/>
+            </w:tcMar>
+          </w:tcPr>
+          <w:p>
+            <w:pPr>
+              <w:spacing w:after="0" w:line="260"/>
+            </w:pPr>
+            <w:r>
+              <w:rPr>
+                <w:b/>
+                <w:bCs/>
+                <w:color w:val="56554F"/>
+                <w:sz w:val="17"/>
+                <w:szCs w:val="17"/>
+              </w:rPr>
+              <w:t xml:space="preserve">Q</w:t>
+            </w:r>
+          </w:p>
+        </w:tc>
+        <w:tc>
+          <w:tcPr>
+            <w:tcW w:type="dxa" w:w="3000"/>
+            <w:tcBorders>
+              <w:top w:val="single" w:color="D8D6D0" w:sz="2"/>
+              <w:left w:val="none"/>
+              <w:bottom w:val="single" w:color="D8D6D0" w:sz="8"/>
+              <w:right w:val="none"/>
+            </w:tcBorders>
+            <w:tcMar>
+              <w:top w:type="dxa" w:w="70"/>
+              <w:left w:type="dxa" w:w="100"/>
+              <w:bottom w:type="dxa" w:w="70"/>
+              <w:right w:type="dxa" w:w="100"/>
+            </w:tcMar>
+          </w:tcPr>
+          <w:p>
+            <w:pPr>
+              <w:spacing w:after="0" w:line="260"/>
+            </w:pPr>
+            <w:r>
+              <w:rPr>
+                <w:b/>
+                <w:bCs/>
+                <w:color w:val="56554F"/>
+                <w:sz w:val="17"/>
+                <w:szCs w:val="17"/>
+              </w:rPr>
+              <w:t xml:space="preserve">Certain outcome X</w:t>
+            </w:r>
+          </w:p>
+        </w:tc>
+        <w:tc>
+          <w:tcPr>
+            <w:tcW w:type="dxa" w:w="4800"/>
+            <w:tcBorders>
+              <w:top w:val="single" w:color="D8D6D0" w:sz="2"/>
+              <w:left w:val="none"/>
+              <w:bottom w:val="single" w:color="D8D6D0" w:sz="8"/>
+              <w:right w:val="none"/>
+            </w:tcBorders>
+            <w:tcMar>
+              <w:top w:type="dxa" w:w="70"/>
+              <w:left w:type="dxa" w:w="100"/>
+              <w:bottom w:type="dxa" w:w="70"/>
+              <w:right w:type="dxa" w:w="100"/>
+            </w:tcMar>
+          </w:tcPr>
+          <w:p>
+            <w:pPr>
+              <w:spacing w:after="0" w:line="260"/>
+            </w:pPr>
+            <w:r>
+              <w:rPr>
+                <w:b/>
+                <w:bCs/>
+                <w:color w:val="56554F"/>
+                <w:sz w:val="17"/>
+                <w:szCs w:val="17"/>
+              </w:rPr>
+              <w:t xml:space="preserve">Gamble</w:t>
+            </w:r>
+          </w:p>
+        </w:tc>
+      </w:tr>
+      <w:tr>
+        <w:tc>
+          <w:tcPr>
+            <w:tcW w:type="dxa" w:w="700"/>
+            <w:tcBorders>
+              <w:top w:val="single" w:color="D8D6D0" w:sz="2"/>
+              <w:left w:val="none"/>
+              <w:bottom w:val="single" w:color="D8D6D0" w:sz="2"/>
+              <w:right w:val="none"/>
+            </w:tcBorders>
+            <w:tcMar>
+              <w:top w:type="dxa" w:w="70"/>
+              <w:left w:type="dxa" w:w="100"/>
+              <w:bottom w:type="dxa" w:w="70"/>
+              <w:right w:type="dxa" w:w="100"/>
+            </w:tcMar>
+          </w:tcPr>
+          <w:p>
+            <w:pPr>
+              <w:spacing w:after="0" w:line="260"/>
+            </w:pPr>
+            <w:r>
+              <w:rPr>
+                <w:b w:val="false"/>
+                <w:bCs w:val="false"/>
+                <w:color w:val="1A1A1A"/>
+                <w:sz w:val="18"/>
+                <w:szCs w:val="18"/>
+              </w:rPr>
+              <w:t xml:space="preserve">U1</w:t>
+            </w:r>
+          </w:p>
+        </w:tc>
+        <w:tc>
+          <w:tcPr>
+            <w:tcW w:type="dxa" w:w="3000"/>
+            <w:tcBorders>
+              <w:top w:val="single" w:color="D8D6D0" w:sz="2"/>
+              <w:left w:val="none"/>
+              <w:bottom w:val="single" w:color="D8D6D0" w:sz="2"/>
+              <w:right w:val="none"/>
+            </w:tcBorders>
+            <w:tcMar>
+              <w:top w:type="dxa" w:w="70"/>
+              <w:left w:type="dxa" w:w="100"/>
+              <w:bottom w:type="dxa" w:w="70"/>
+              <w:right w:type="dxa" w:w="100"/>
+            </w:tcMar>
+          </w:tcPr>
+          <w:p>
+            <w:pPr>
+              <w:spacing w:after="0" w:line="260"/>
+            </w:pPr>
+            <w:r>
+              <w:rPr>
+                <w:b w:val="false"/>
+                <w:bCs w:val="false"/>
+                <w:color w:val="1A1A1A"/>
+                <w:sz w:val="18"/>
+                <w:szCs w:val="18"/>
+              </w:rPr>
+              <w:t xml:space="preserve">Intermediate 1, spaced between A and B</w:t>
+            </w:r>
+          </w:p>
+        </w:tc>
+        <w:tc>
+          <w:tcPr>
+            <w:tcW w:type="dxa" w:w="4800"/>
+            <w:tcBorders>
+              <w:top w:val="single" w:color="D8D6D0" w:sz="2"/>
+              <w:left w:val="none"/>
+              <w:bottom w:val="single" w:color="D8D6D0" w:sz="2"/>
+              <w:right w:val="none"/>
+            </w:tcBorders>
+            <w:tcMar>
+              <w:top w:type="dxa" w:w="70"/>
+              <w:left w:type="dxa" w:w="100"/>
+              <w:bottom w:type="dxa" w:w="70"/>
+              <w:right w:type="dxa" w:w="100"/>
+            </w:tcMar>
+          </w:tcPr>
+          <w:p>
+            <w:pPr>
+              <w:spacing w:after="0" w:line="260"/>
+            </w:pPr>
+            <w:r>
+              <w:rPr>
+                <w:b w:val="false"/>
+                <w:bCs w:val="false"/>
+                <w:color w:val="1A1A1A"/>
+                <w:sz w:val="18"/>
+                <w:szCs w:val="18"/>
+              </w:rPr>
+              <w:t xml:space="preserve">A with probability 1 - p, B with probability p</w:t>
+            </w:r>
+          </w:p>
+        </w:tc>
+      </w:tr>
+      <w:tr>
+        <w:tc>
+          <w:tcPr>
+            <w:tcW w:type="dxa" w:w="700"/>
+            <w:tcBorders>
+              <w:top w:val="single" w:color="D8D6D0" w:sz="2"/>
+              <w:left w:val="none"/>
+              <w:bottom w:val="single" w:color="D8D6D0" w:sz="2"/>
+              <w:right w:val="none"/>
+            </w:tcBorders>
+            <w:shd w:fill="F4F3F0" w:color="auto" w:val="clear"/>
+            <w:tcMar>
+              <w:top w:type="dxa" w:w="70"/>
+              <w:left w:type="dxa" w:w="100"/>
+              <w:bottom w:type="dxa" w:w="70"/>
+              <w:right w:type="dxa" w:w="100"/>
+            </w:tcMar>
+          </w:tcPr>
+          <w:p>
+            <w:pPr>
+              <w:spacing w:after="0" w:line="260"/>
+            </w:pPr>
+            <w:r>
+              <w:rPr>
+                <w:b w:val="false"/>
+                <w:bCs w:val="false"/>
+                <w:color w:val="1A1A1A"/>
+                <w:sz w:val="18"/>
+                <w:szCs w:val="18"/>
+              </w:rPr>
+              <w:t xml:space="preserve">U2</w:t>
+            </w:r>
+          </w:p>
+        </w:tc>
+        <w:tc>
+          <w:tcPr>
+            <w:tcW w:type="dxa" w:w="3000"/>
+            <w:tcBorders>
+              <w:top w:val="single" w:color="D8D6D0" w:sz="2"/>
+              <w:left w:val="none"/>
+              <w:bottom w:val="single" w:color="D8D6D0" w:sz="2"/>
+              <w:right w:val="none"/>
+            </w:tcBorders>
+            <w:shd w:fill="F4F3F0" w:color="auto" w:val="clear"/>
+            <w:tcMar>
+              <w:top w:type="dxa" w:w="70"/>
+              <w:left w:type="dxa" w:w="100"/>
+              <w:bottom w:type="dxa" w:w="70"/>
+              <w:right w:type="dxa" w:w="100"/>
+            </w:tcMar>
+          </w:tcPr>
+          <w:p>
+            <w:pPr>
+              <w:spacing w:after="0" w:line="260"/>
+            </w:pPr>
+            <w:r>
+              <w:rPr>
+                <w:b w:val="false"/>
+                <w:bCs w:val="false"/>
+                <w:color w:val="1A1A1A"/>
+                <w:sz w:val="18"/>
+                <w:szCs w:val="18"/>
+              </w:rPr>
+              <w:t xml:space="preserve">Intermediate 2, spaced between A and B</w:t>
+            </w:r>
+          </w:p>
+        </w:tc>
+        <w:tc>
+          <w:tcPr>
+            <w:tcW w:type="dxa" w:w="4800"/>
+            <w:tcBorders>
+              <w:top w:val="single" w:color="D8D6D0" w:sz="2"/>
+              <w:left w:val="none"/>
+              <w:bottom w:val="single" w:color="D8D6D0" w:sz="2"/>
+              <w:right w:val="none"/>
+            </w:tcBorders>
+            <w:shd w:fill="F4F3F0" w:color="auto" w:val="clear"/>
+            <w:tcMar>
+              <w:top w:type="dxa" w:w="70"/>
+              <w:left w:type="dxa" w:w="100"/>
+              <w:bottom w:type="dxa" w:w="70"/>
+              <w:right w:type="dxa" w:w="100"/>
+            </w:tcMar>
+          </w:tcPr>
+          <w:p>
+            <w:pPr>
+              <w:spacing w:after="0" w:line="260"/>
+            </w:pPr>
+            <w:r>
+              <w:rPr>
+                <w:b w:val="false"/>
+                <w:bCs w:val="false"/>
+                <w:color w:val="1A1A1A"/>
+                <w:sz w:val="18"/>
+                <w:szCs w:val="18"/>
+              </w:rPr>
+              <w:t xml:space="preserve">A with probability 1 - p, B with probability p</w:t>
+            </w:r>
+          </w:p>
+        </w:tc>
+      </w:tr>
+      <w:tr>
+        <w:tc>
+          <w:tcPr>
+            <w:tcW w:type="dxa" w:w="700"/>
+            <w:tcBorders>
+              <w:top w:val="single" w:color="D8D6D0" w:sz="2"/>
+              <w:left w:val="none"/>
+              <w:bottom w:val="single" w:color="D8D6D0" w:sz="2"/>
+              <w:right w:val="none"/>
+            </w:tcBorders>
+            <w:tcMar>
+              <w:top w:type="dxa" w:w="70"/>
+              <w:left w:type="dxa" w:w="100"/>
+              <w:bottom w:type="dxa" w:w="70"/>
+              <w:right w:type="dxa" w:w="100"/>
+            </w:tcMar>
+          </w:tcPr>
+          <w:p>
+            <w:pPr>
+              <w:spacing w:after="0" w:line="260"/>
+            </w:pPr>
+            <w:r>
+              <w:rPr>
+                <w:b w:val="false"/>
+                <w:bCs w:val="false"/>
+                <w:color w:val="1A1A1A"/>
+                <w:sz w:val="18"/>
+                <w:szCs w:val="18"/>
+              </w:rPr>
+              <w:t xml:space="preserve">U3</w:t>
+            </w:r>
+          </w:p>
+        </w:tc>
+        <w:tc>
+          <w:tcPr>
+            <w:tcW w:type="dxa" w:w="3000"/>
+            <w:tcBorders>
+              <w:top w:val="single" w:color="D8D6D0" w:sz="2"/>
+              <w:left w:val="none"/>
+              <w:bottom w:val="single" w:color="D8D6D0" w:sz="2"/>
+              <w:right w:val="none"/>
+            </w:tcBorders>
+            <w:tcMar>
+              <w:top w:type="dxa" w:w="70"/>
+              <w:left w:type="dxa" w:w="100"/>
+              <w:bottom w:type="dxa" w:w="70"/>
+              <w:right w:type="dxa" w:w="100"/>
+            </w:tcMar>
+          </w:tcPr>
+          <w:p>
+            <w:pPr>
+              <w:spacing w:after="0" w:line="260"/>
+            </w:pPr>
+            <w:r>
+              <w:rPr>
+                <w:b w:val="false"/>
+                <w:bCs w:val="false"/>
+                <w:color w:val="1A1A1A"/>
+                <w:sz w:val="18"/>
+                <w:szCs w:val="18"/>
+              </w:rPr>
+              <w:t xml:space="preserve">Intermediate 3, spaced between A and B</w:t>
+            </w:r>
+          </w:p>
+        </w:tc>
+        <w:tc>
+          <w:tcPr>
+            <w:tcW w:type="dxa" w:w="4800"/>
+            <w:tcBorders>
+              <w:top w:val="single" w:color="D8D6D0" w:sz="2"/>
+              <w:left w:val="none"/>
+              <w:bottom w:val="single" w:color="D8D6D0" w:sz="2"/>
+              <w:right w:val="none"/>
+            </w:tcBorders>
+            <w:tcMar>
+              <w:top w:type="dxa" w:w="70"/>
+              <w:left w:type="dxa" w:w="100"/>
+              <w:bottom w:type="dxa" w:w="70"/>
+              <w:right w:type="dxa" w:w="100"/>
+            </w:tcMar>
+          </w:tcPr>
+          <w:p>
+            <w:pPr>
+              <w:spacing w:after="0" w:line="260"/>
+            </w:pPr>
+            <w:r>
+              <w:rPr>
+                <w:b w:val="false"/>
+                <w:bCs w:val="false"/>
+                <w:color w:val="1A1A1A"/>
+                <w:sz w:val="18"/>
+                <w:szCs w:val="18"/>
+              </w:rPr>
+              <w:t xml:space="preserve">A with probability 1 - p, B with probability p</w:t>
+            </w:r>
+          </w:p>
+        </w:tc>
+      </w:tr>
+      <w:tr>
+        <w:tc>
+          <w:tcPr>
+            <w:tcW w:type="dxa" w:w="700"/>
+            <w:tcBorders>
+              <w:top w:val="single" w:color="D8D6D0" w:sz="2"/>
+              <w:left w:val="none"/>
+              <w:bottom w:val="single" w:color="D8D6D0" w:sz="2"/>
+              <w:right w:val="none"/>
+            </w:tcBorders>
+            <w:shd w:fill="F4F3F0" w:color="auto" w:val="clear"/>
+            <w:tcMar>
+              <w:top w:type="dxa" w:w="70"/>
+              <w:left w:type="dxa" w:w="100"/>
+              <w:bottom w:type="dxa" w:w="70"/>
+              <w:right w:type="dxa" w:w="100"/>
+            </w:tcMar>
+          </w:tcPr>
+          <w:p>
+            <w:pPr>
+              <w:spacing w:after="0" w:line="260"/>
+            </w:pPr>
+            <w:r>
+              <w:rPr>
+                <w:b w:val="false"/>
+                <w:bCs w:val="false"/>
+                <w:color w:val="1A1A1A"/>
+                <w:sz w:val="18"/>
+                <w:szCs w:val="18"/>
+              </w:rPr>
+              <w:t xml:space="preserve">U4</w:t>
+            </w:r>
+          </w:p>
+        </w:tc>
+        <w:tc>
+          <w:tcPr>
+            <w:tcW w:type="dxa" w:w="3000"/>
+            <w:tcBorders>
+              <w:top w:val="single" w:color="D8D6D0" w:sz="2"/>
+              <w:left w:val="none"/>
+              <w:bottom w:val="single" w:color="D8D6D0" w:sz="2"/>
+              <w:right w:val="none"/>
+            </w:tcBorders>
+            <w:shd w:fill="F4F3F0" w:color="auto" w:val="clear"/>
+            <w:tcMar>
+              <w:top w:type="dxa" w:w="70"/>
+              <w:left w:type="dxa" w:w="100"/>
+              <w:bottom w:type="dxa" w:w="70"/>
+              <w:right w:type="dxa" w:w="100"/>
+            </w:tcMar>
+          </w:tcPr>
+          <w:p>
+            <w:pPr>
+              <w:spacing w:after="0" w:line="260"/>
+            </w:pPr>
+            <w:r>
+              <w:rPr>
+                <w:b w:val="false"/>
+                <w:bCs w:val="false"/>
+                <w:color w:val="1A1A1A"/>
+                <w:sz w:val="18"/>
+                <w:szCs w:val="18"/>
+              </w:rPr>
+              <w:t xml:space="preserve">Intermediate 4, spaced between A and B</w:t>
+            </w:r>
+          </w:p>
+        </w:tc>
+        <w:tc>
+          <w:tcPr>
+            <w:tcW w:type="dxa" w:w="4800"/>
+            <w:tcBorders>
+              <w:top w:val="single" w:color="D8D6D0" w:sz="2"/>
+              <w:left w:val="none"/>
+              <w:bottom w:val="single" w:color="D8D6D0" w:sz="2"/>
+              <w:right w:val="none"/>
+            </w:tcBorders>
+            <w:shd w:fill="F4F3F0" w:color="auto" w:val="clear"/>
+            <w:tcMar>
+              <w:top w:type="dxa" w:w="70"/>
+              <w:left w:type="dxa" w:w="100"/>
+              <w:bottom w:type="dxa" w:w="70"/>
+              <w:right w:type="dxa" w:w="100"/>
+            </w:tcMar>
+          </w:tcPr>
+          <w:p>
+            <w:pPr>
+              <w:spacing w:after="0" w:line="260"/>
+            </w:pPr>
+            <w:r>
+              <w:rPr>
+                <w:b w:val="false"/>
+                <w:bCs w:val="false"/>
+                <w:color w:val="1A1A1A"/>
+                <w:sz w:val="18"/>
+                <w:szCs w:val="18"/>
+              </w:rPr>
+              <w:t xml:space="preserve">A with probability 1 - p, B with probability p</w:t>
+            </w:r>
+          </w:p>
+        </w:tc>
+      </w:tr>
+      <w:tr>
+        <w:tc>
+          <w:tcPr>
+            <w:tcW w:type="dxa" w:w="700"/>
+            <w:tcBorders>
+              <w:top w:val="single" w:color="D8D6D0" w:sz="2"/>
+              <w:left w:val="none"/>
+              <w:bottom w:val="single" w:color="D8D6D0" w:sz="2"/>
+              <w:right w:val="none"/>
+            </w:tcBorders>
+            <w:tcMar>
+              <w:top w:type="dxa" w:w="70"/>
+              <w:left w:type="dxa" w:w="100"/>
+              <w:bottom w:type="dxa" w:w="70"/>
+              <w:right w:type="dxa" w:w="100"/>
+            </w:tcMar>
+          </w:tcPr>
+          <w:p>
+            <w:pPr>
+              <w:spacing w:after="0" w:line="260"/>
+            </w:pPr>
+            <w:r>
+              <w:rPr>
+                <w:b w:val="false"/>
+                <w:bCs w:val="false"/>
+                <w:color w:val="1A1A1A"/>
+                <w:sz w:val="18"/>
+                <w:szCs w:val="18"/>
+              </w:rPr>
+              <w:t xml:space="preserve">U5</w:t>
+            </w:r>
+          </w:p>
+        </w:tc>
+        <w:tc>
+          <w:tcPr>
+            <w:tcW w:type="dxa" w:w="3000"/>
+            <w:tcBorders>
+              <w:top w:val="single" w:color="D8D6D0" w:sz="2"/>
+              <w:left w:val="none"/>
+              <w:bottom w:val="single" w:color="D8D6D0" w:sz="2"/>
+              <w:right w:val="none"/>
+            </w:tcBorders>
+            <w:tcMar>
+              <w:top w:type="dxa" w:w="70"/>
+              <w:left w:type="dxa" w:w="100"/>
+              <w:bottom w:type="dxa" w:w="70"/>
+              <w:right w:type="dxa" w:w="100"/>
+            </w:tcMar>
+          </w:tcPr>
+          <w:p>
+            <w:pPr>
+              <w:spacing w:after="0" w:line="260"/>
+            </w:pPr>
+            <w:r>
+              <w:rPr>
+                <w:b w:val="false"/>
+                <w:bCs w:val="false"/>
+                <w:color w:val="1A1A1A"/>
+                <w:sz w:val="18"/>
+                <w:szCs w:val="18"/>
+              </w:rPr>
+              <w:t xml:space="preserve">Intermediate 5, spaced between A and B</w:t>
+            </w:r>
+          </w:p>
+        </w:tc>
+        <w:tc>
+          <w:tcPr>
+            <w:tcW w:type="dxa" w:w="4800"/>
+            <w:tcBorders>
+              <w:top w:val="single" w:color="D8D6D0" w:sz="2"/>
+              <w:left w:val="none"/>
+              <w:bottom w:val="single" w:color="D8D6D0" w:sz="2"/>
+              <w:right w:val="none"/>
+            </w:tcBorders>
+            <w:tcMar>
+              <w:top w:type="dxa" w:w="70"/>
+              <w:left w:type="dxa" w:w="100"/>
+              <w:bottom w:type="dxa" w:w="70"/>
+              <w:right w:type="dxa" w:w="100"/>
+            </w:tcMar>
+          </w:tcPr>
+          <w:p>
+            <w:pPr>
+              <w:spacing w:after="0" w:line="260"/>
+            </w:pPr>
+            <w:r>
+              <w:rPr>
+                <w:b w:val="false"/>
+                <w:bCs w:val="false"/>
+                <w:color w:val="1A1A1A"/>
+                <w:sz w:val="18"/>
+                <w:szCs w:val="18"/>
+              </w:rPr>
+              <w:t xml:space="preserve">A with probability 1 - p, B with probability p</w:t>
+            </w:r>
+          </w:p>
+        </w:tc>
+      </w:tr>
+      <w:tr>
+        <w:tc>
+          <w:tcPr>
+            <w:tcW w:type="dxa" w:w="700"/>
+            <w:tcBorders>
+              <w:top w:val="single" w:color="D8D6D0" w:sz="2"/>
+              <w:left w:val="none"/>
+              <w:bottom w:val="single" w:color="D8D6D0" w:sz="2"/>
+              <w:right w:val="none"/>
+            </w:tcBorders>
+            <w:shd w:fill="F4F3F0" w:color="auto" w:val="clear"/>
+            <w:tcMar>
+              <w:top w:type="dxa" w:w="70"/>
+              <w:left w:type="dxa" w:w="100"/>
+              <w:bottom w:type="dxa" w:w="70"/>
+              <w:right w:type="dxa" w:w="100"/>
+            </w:tcMar>
+          </w:tcPr>
+          <w:p>
+            <w:pPr>
+              <w:spacing w:after="0" w:line="260"/>
+            </w:pPr>
+            <w:r>
+              <w:rPr>
+                <w:b w:val="false"/>
+                <w:bCs w:val="false"/>
+                <w:color w:val="1A1A1A"/>
+                <w:sz w:val="18"/>
+                <w:szCs w:val="18"/>
+              </w:rPr>
+              <w:t xml:space="preserve">U6</w:t>
+            </w:r>
+          </w:p>
+        </w:tc>
+        <w:tc>
+          <w:tcPr>
+            <w:tcW w:type="dxa" w:w="3000"/>
+            <w:tcBorders>
+              <w:top w:val="single" w:color="D8D6D0" w:sz="2"/>
+              <w:left w:val="none"/>
+              <w:bottom w:val="single" w:color="D8D6D0" w:sz="2"/>
+              <w:right w:val="none"/>
+            </w:tcBorders>
+            <w:shd w:fill="F4F3F0" w:color="auto" w:val="clear"/>
+            <w:tcMar>
+              <w:top w:type="dxa" w:w="70"/>
+              <w:left w:type="dxa" w:w="100"/>
+              <w:bottom w:type="dxa" w:w="70"/>
+              <w:right w:type="dxa" w:w="100"/>
+            </w:tcMar>
+          </w:tcPr>
+          <w:p>
+            <w:pPr>
+              <w:spacing w:after="0" w:line="260"/>
+            </w:pPr>
+            <w:r>
+              <w:rPr>
+                <w:b w:val="false"/>
+                <w:bCs w:val="false"/>
+                <w:color w:val="1A1A1A"/>
+                <w:sz w:val="18"/>
+                <w:szCs w:val="18"/>
+              </w:rPr>
+              <w:t xml:space="preserve">Intermediate 6, spaced between A and B</w:t>
+            </w:r>
+          </w:p>
+        </w:tc>
+        <w:tc>
+          <w:tcPr>
+            <w:tcW w:type="dxa" w:w="4800"/>
+            <w:tcBorders>
+              <w:top w:val="single" w:color="D8D6D0" w:sz="2"/>
+              <w:left w:val="none"/>
+              <w:bottom w:val="single" w:color="D8D6D0" w:sz="2"/>
+              <w:right w:val="none"/>
+            </w:tcBorders>
+            <w:shd w:fill="F4F3F0" w:color="auto" w:val="clear"/>
+            <w:tcMar>
+              <w:top w:type="dxa" w:w="70"/>
+              <w:left w:type="dxa" w:w="100"/>
+              <w:bottom w:type="dxa" w:w="70"/>
+              <w:right w:type="dxa" w:w="100"/>
+            </w:tcMar>
+          </w:tcPr>
+          <w:p>
+            <w:pPr>
+              <w:spacing w:after="0" w:line="260"/>
+            </w:pPr>
+            <w:r>
+              <w:rPr>
+                <w:b w:val="false"/>
+                <w:bCs w:val="false"/>
+                <w:color w:val="1A1A1A"/>
+                <w:sz w:val="18"/>
+                <w:szCs w:val="18"/>
+              </w:rPr>
+              <w:t xml:space="preserve">A with probability 1 - p, B with probability p</w:t>
+            </w:r>
+          </w:p>
+        </w:tc>
+      </w:tr>
+    </w:tbl>
+    <w:p>
+      <w:pPr>
+        <w:spacing w:after="120" w:line="300"/>
+      </w:pPr>
+      <w:r>
+        <w:rPr>
+          <w:color w:val="1A1A1A"/>
+          <w:sz w:val="19"/>
+          <w:szCs w:val="19"/>
+        </w:rPr>
+        <w:t xml:space="preserve">The lecture's worked example uses A = Rs 10,000 and B = Rs 50,000, where indifference at p = 0.5 gives U(Rs 20,000) = 0.5. That is the default range in the portal.</w:t>
+      </w:r>
+    </w:p>
+    <w:p>
+      <w:pPr>
+        <w:spacing w:after="120" w:line="300"/>
+      </w:pPr>
+      <w:r>
+        <w:rPr>
+          <w:color w:val="1A1A1A"/>
+          <w:sz w:val="19"/>
+          <w:szCs w:val="19"/>
+        </w:rPr>
+        <w:t xml:space="preserve">The value function section first asks for a reference amount W0, then presents six rows. Each offers a certain outcome against a gamble paying double or nothing, and the respondent gives the probability at indifference.</w:t>
+      </w:r>
+    </w:p>
+    <w:tbl>
+      <w:tblPr>
+        <w:tblW w:type="dxa" w:w="8500"/>
+        <w:tblBorders>
+          <w:top w:val="single" w:color="auto" w:sz="4"/>
+          <w:left w:val="single" w:color="auto" w:sz="4"/>
+          <w:bottom w:val="single" w:color="auto" w:sz="4"/>
+          <w:right w:val="single" w:color="auto" w:sz="4"/>
+          <w:insideH w:val="single" w:color="auto" w:sz="4"/>
+          <w:insideV w:val="single" w:color="auto" w:sz="4"/>
+        </w:tblBorders>
+      </w:tblPr>
+      <w:tblGrid>
+        <w:gridCol w:w="700"/>
+        <w:gridCol w:w="3300"/>
+        <w:gridCol w:w="4500"/>
+      </w:tblGrid>
+      <w:tr>
+        <w:trPr>
+          <w:tblHeader/>
+        </w:trPr>
+        <w:tc>
+          <w:tcPr>
+            <w:tcW w:type="dxa" w:w="700"/>
+            <w:tcBorders>
+              <w:top w:val="single" w:color="D8D6D0" w:sz="2"/>
+              <w:left w:val="none"/>
+              <w:bottom w:val="single" w:color="D8D6D0" w:sz="8"/>
+              <w:right w:val="none"/>
+            </w:tcBorders>
+            <w:tcMar>
+              <w:top w:type="dxa" w:w="70"/>
+              <w:left w:type="dxa" w:w="100"/>
+              <w:bottom w:type="dxa" w:w="70"/>
+              <w:right w:type="dxa" w:w="100"/>
+            </w:tcMar>
+          </w:tcPr>
+          <w:p>
+            <w:pPr>
+              <w:spacing w:after="0" w:line="260"/>
+            </w:pPr>
+            <w:r>
+              <w:rPr>
+                <w:b/>
+                <w:bCs/>
+                <w:color w:val="56554F"/>
+                <w:sz w:val="17"/>
+                <w:szCs w:val="17"/>
+              </w:rPr>
+              <w:t xml:space="preserve">Q</w:t>
+            </w:r>
+          </w:p>
+        </w:tc>
+        <w:tc>
+          <w:tcPr>
+            <w:tcW w:type="dxa" w:w="3300"/>
+            <w:tcBorders>
+              <w:top w:val="single" w:color="D8D6D0" w:sz="2"/>
+              <w:left w:val="none"/>
+              <w:bottom w:val="single" w:color="D8D6D0" w:sz="8"/>
+              <w:right w:val="none"/>
+            </w:tcBorders>
+            <w:tcMar>
+              <w:top w:type="dxa" w:w="70"/>
+              <w:left w:type="dxa" w:w="100"/>
+              <w:bottom w:type="dxa" w:w="70"/>
+              <w:right w:type="dxa" w:w="100"/>
+            </w:tcMar>
+          </w:tcPr>
+          <w:p>
+            <w:pPr>
+              <w:spacing w:after="0" w:line="260"/>
+            </w:pPr>
+            <w:r>
+              <w:rPr>
+                <w:b/>
+                <w:bCs/>
+                <w:color w:val="56554F"/>
+                <w:sz w:val="17"/>
+                <w:szCs w:val="17"/>
+              </w:rPr>
+              <w:t xml:space="preserve">Certain choice</w:t>
+            </w:r>
+          </w:p>
+        </w:tc>
+        <w:tc>
+          <w:tcPr>
+            <w:tcW w:type="dxa" w:w="4500"/>
+            <w:tcBorders>
+              <w:top w:val="single" w:color="D8D6D0" w:sz="2"/>
+              <w:left w:val="none"/>
+              <w:bottom w:val="single" w:color="D8D6D0" w:sz="8"/>
+              <w:right w:val="none"/>
+            </w:tcBorders>
+            <w:tcMar>
+              <w:top w:type="dxa" w:w="70"/>
+              <w:left w:type="dxa" w:w="100"/>
+              <w:bottom w:type="dxa" w:w="70"/>
+              <w:right w:type="dxa" w:w="100"/>
+            </w:tcMar>
+          </w:tcPr>
+          <w:p>
+            <w:pPr>
+              <w:spacing w:after="0" w:line="260"/>
+            </w:pPr>
+            <w:r>
+              <w:rPr>
+                <w:b/>
+                <w:bCs/>
+                <w:color w:val="56554F"/>
+                <w:sz w:val="17"/>
+                <w:szCs w:val="17"/>
+              </w:rPr>
+              <w:t xml:space="preserve">Risky choice</w:t>
+            </w:r>
+          </w:p>
+        </w:tc>
+      </w:tr>
+      <w:tr>
+        <w:tc>
+          <w:tcPr>
+            <w:tcW w:type="dxa" w:w="700"/>
+            <w:tcBorders>
+              <w:top w:val="single" w:color="D8D6D0" w:sz="2"/>
+              <w:left w:val="none"/>
+              <w:bottom w:val="single" w:color="D8D6D0" w:sz="2"/>
+              <w:right w:val="none"/>
+            </w:tcBorders>
+            <w:tcMar>
+              <w:top w:type="dxa" w:w="70"/>
+              <w:left w:type="dxa" w:w="100"/>
+              <w:bottom w:type="dxa" w:w="70"/>
+              <w:right w:type="dxa" w:w="100"/>
+            </w:tcMar>
+          </w:tcPr>
+          <w:p>
+            <w:pPr>
+              <w:spacing w:after="0" w:line="260"/>
+            </w:pPr>
+            <w:r>
+              <w:rPr>
+                <w:b w:val="false"/>
+                <w:bCs w:val="false"/>
+                <w:color w:val="1A1A1A"/>
+                <w:sz w:val="18"/>
+                <w:szCs w:val="18"/>
+              </w:rPr>
+              <w:t xml:space="preserve">V1</w:t>
+            </w:r>
+          </w:p>
+        </w:tc>
+        <w:tc>
+          <w:tcPr>
+            <w:tcW w:type="dxa" w:w="3300"/>
+            <w:tcBorders>
+              <w:top w:val="single" w:color="D8D6D0" w:sz="2"/>
+              <w:left w:val="none"/>
+              <w:bottom w:val="single" w:color="D8D6D0" w:sz="2"/>
+              <w:right w:val="none"/>
+            </w:tcBorders>
+            <w:tcMar>
+              <w:top w:type="dxa" w:w="70"/>
+              <w:left w:type="dxa" w:w="100"/>
+              <w:bottom w:type="dxa" w:w="70"/>
+              <w:right w:type="dxa" w:w="100"/>
+            </w:tcMar>
+          </w:tcPr>
+          <w:p>
+            <w:pPr>
+              <w:spacing w:after="0" w:line="260"/>
+            </w:pPr>
+            <w:r>
+              <w:rPr>
+                <w:b w:val="false"/>
+                <w:bCs w:val="false"/>
+                <w:color w:val="1A1A1A"/>
+                <w:sz w:val="18"/>
+                <w:szCs w:val="18"/>
+              </w:rPr>
+              <w:t xml:space="preserve">Guaranteed gain of Rs 10,000</w:t>
+            </w:r>
+          </w:p>
+        </w:tc>
+        <w:tc>
+          <w:tcPr>
+            <w:tcW w:type="dxa" w:w="4500"/>
+            <w:tcBorders>
+              <w:top w:val="single" w:color="D8D6D0" w:sz="2"/>
+              <w:left w:val="none"/>
+              <w:bottom w:val="single" w:color="D8D6D0" w:sz="2"/>
+              <w:right w:val="none"/>
+            </w:tcBorders>
+            <w:tcMar>
+              <w:top w:type="dxa" w:w="70"/>
+              <w:left w:type="dxa" w:w="100"/>
+              <w:bottom w:type="dxa" w:w="70"/>
+              <w:right w:type="dxa" w:w="100"/>
+            </w:tcMar>
+          </w:tcPr>
+          <w:p>
+            <w:pPr>
+              <w:spacing w:after="0" w:line="260"/>
+            </w:pPr>
+            <w:r>
+              <w:rPr>
+                <w:b w:val="false"/>
+                <w:bCs w:val="false"/>
+                <w:color w:val="1A1A1A"/>
+                <w:sz w:val="18"/>
+                <w:szCs w:val="18"/>
+              </w:rPr>
+              <w:t xml:space="preserve">50% gain Rs 20,000, 50% gain Rs 0</w:t>
+            </w:r>
+          </w:p>
+        </w:tc>
+      </w:tr>
+      <w:tr>
+        <w:tc>
+          <w:tcPr>
+            <w:tcW w:type="dxa" w:w="700"/>
+            <w:tcBorders>
+              <w:top w:val="single" w:color="D8D6D0" w:sz="2"/>
+              <w:left w:val="none"/>
+              <w:bottom w:val="single" w:color="D8D6D0" w:sz="2"/>
+              <w:right w:val="none"/>
+            </w:tcBorders>
+            <w:shd w:fill="F4F3F0" w:color="auto" w:val="clear"/>
+            <w:tcMar>
+              <w:top w:type="dxa" w:w="70"/>
+              <w:left w:type="dxa" w:w="100"/>
+              <w:bottom w:type="dxa" w:w="70"/>
+              <w:right w:type="dxa" w:w="100"/>
+            </w:tcMar>
+          </w:tcPr>
+          <w:p>
+            <w:pPr>
+              <w:spacing w:after="0" w:line="260"/>
+            </w:pPr>
+            <w:r>
+              <w:rPr>
+                <w:b w:val="false"/>
+                <w:bCs w:val="false"/>
+                <w:color w:val="1A1A1A"/>
+                <w:sz w:val="18"/>
+                <w:szCs w:val="18"/>
+              </w:rPr>
+              <w:t xml:space="preserve">V2</w:t>
+            </w:r>
+          </w:p>
+        </w:tc>
+        <w:tc>
+          <w:tcPr>
+            <w:tcW w:type="dxa" w:w="3300"/>
+            <w:tcBorders>
+              <w:top w:val="single" w:color="D8D6D0" w:sz="2"/>
+              <w:left w:val="none"/>
+              <w:bottom w:val="single" w:color="D8D6D0" w:sz="2"/>
+              <w:right w:val="none"/>
+            </w:tcBorders>
+            <w:shd w:fill="F4F3F0" w:color="auto" w:val="clear"/>
+            <w:tcMar>
+              <w:top w:type="dxa" w:w="70"/>
+              <w:left w:type="dxa" w:w="100"/>
+              <w:bottom w:type="dxa" w:w="70"/>
+              <w:right w:type="dxa" w:w="100"/>
+            </w:tcMar>
+          </w:tcPr>
+          <w:p>
+            <w:pPr>
+              <w:spacing w:after="0" w:line="260"/>
+            </w:pPr>
+            <w:r>
+              <w:rPr>
+                <w:b w:val="false"/>
+                <w:bCs w:val="false"/>
+                <w:color w:val="1A1A1A"/>
+                <w:sz w:val="18"/>
+                <w:szCs w:val="18"/>
+              </w:rPr>
+              <w:t xml:space="preserve">Guaranteed gain of Rs 20,000</w:t>
+            </w:r>
+          </w:p>
+        </w:tc>
+        <w:tc>
+          <w:tcPr>
+            <w:tcW w:type="dxa" w:w="4500"/>
+            <w:tcBorders>
+              <w:top w:val="single" w:color="D8D6D0" w:sz="2"/>
+              <w:left w:val="none"/>
+              <w:bottom w:val="single" w:color="D8D6D0" w:sz="2"/>
+              <w:right w:val="none"/>
+            </w:tcBorders>
+            <w:shd w:fill="F4F3F0" w:color="auto" w:val="clear"/>
+            <w:tcMar>
+              <w:top w:type="dxa" w:w="70"/>
+              <w:left w:type="dxa" w:w="100"/>
+              <w:bottom w:type="dxa" w:w="70"/>
+              <w:right w:type="dxa" w:w="100"/>
+            </w:tcMar>
+          </w:tcPr>
+          <w:p>
+            <w:pPr>
+              <w:spacing w:after="0" w:line="260"/>
+            </w:pPr>
+            <w:r>
+              <w:rPr>
+                <w:b w:val="false"/>
+                <w:bCs w:val="false"/>
+                <w:color w:val="1A1A1A"/>
+                <w:sz w:val="18"/>
+                <w:szCs w:val="18"/>
+              </w:rPr>
+              <w:t xml:space="preserve">50% gain Rs 40,000, 50% gain Rs 0</w:t>
+            </w:r>
+          </w:p>
+        </w:tc>
+      </w:tr>
+      <w:tr>
+        <w:tc>
+          <w:tcPr>
+            <w:tcW w:type="dxa" w:w="700"/>
+            <w:tcBorders>
+              <w:top w:val="single" w:color="D8D6D0" w:sz="2"/>
+              <w:left w:val="none"/>
+              <w:bottom w:val="single" w:color="D8D6D0" w:sz="2"/>
+              <w:right w:val="none"/>
+            </w:tcBorders>
+            <w:tcMar>
+              <w:top w:type="dxa" w:w="70"/>
+              <w:left w:type="dxa" w:w="100"/>
+              <w:bottom w:type="dxa" w:w="70"/>
+              <w:right w:type="dxa" w:w="100"/>
+            </w:tcMar>
+          </w:tcPr>
+          <w:p>
+            <w:pPr>
+              <w:spacing w:after="0" w:line="260"/>
+            </w:pPr>
+            <w:r>
+              <w:rPr>
+                <w:b w:val="false"/>
+                <w:bCs w:val="false"/>
+                <w:color w:val="1A1A1A"/>
+                <w:sz w:val="18"/>
+                <w:szCs w:val="18"/>
+              </w:rPr>
+              <w:t xml:space="preserve">V3</w:t>
+            </w:r>
+          </w:p>
+        </w:tc>
+        <w:tc>
+          <w:tcPr>
+            <w:tcW w:type="dxa" w:w="3300"/>
+            <w:tcBorders>
+              <w:top w:val="single" w:color="D8D6D0" w:sz="2"/>
+              <w:left w:val="none"/>
+              <w:bottom w:val="single" w:color="D8D6D0" w:sz="2"/>
+              <w:right w:val="none"/>
+            </w:tcBorders>
+            <w:tcMar>
+              <w:top w:type="dxa" w:w="70"/>
+              <w:left w:type="dxa" w:w="100"/>
+              <w:bottom w:type="dxa" w:w="70"/>
+              <w:right w:type="dxa" w:w="100"/>
+            </w:tcMar>
+          </w:tcPr>
+          <w:p>
+            <w:pPr>
+              <w:spacing w:after="0" w:line="260"/>
+            </w:pPr>
+            <w:r>
+              <w:rPr>
+                <w:b w:val="false"/>
+                <w:bCs w:val="false"/>
+                <w:color w:val="1A1A1A"/>
+                <w:sz w:val="18"/>
+                <w:szCs w:val="18"/>
+              </w:rPr>
+              <w:t xml:space="preserve">Guaranteed gain of Rs 30,000</w:t>
+            </w:r>
+          </w:p>
+        </w:tc>
+        <w:tc>
+          <w:tcPr>
+            <w:tcW w:type="dxa" w:w="4500"/>
+            <w:tcBorders>
+              <w:top w:val="single" w:color="D8D6D0" w:sz="2"/>
+              <w:left w:val="none"/>
+              <w:bottom w:val="single" w:color="D8D6D0" w:sz="2"/>
+              <w:right w:val="none"/>
+            </w:tcBorders>
+            <w:tcMar>
+              <w:top w:type="dxa" w:w="70"/>
+              <w:left w:type="dxa" w:w="100"/>
+              <w:bottom w:type="dxa" w:w="70"/>
+              <w:right w:type="dxa" w:w="100"/>
+            </w:tcMar>
+          </w:tcPr>
+          <w:p>
+            <w:pPr>
+              <w:spacing w:after="0" w:line="260"/>
+            </w:pPr>
+            <w:r>
+              <w:rPr>
+                <w:b w:val="false"/>
+                <w:bCs w:val="false"/>
+                <w:color w:val="1A1A1A"/>
+                <w:sz w:val="18"/>
+                <w:szCs w:val="18"/>
+              </w:rPr>
+              <w:t xml:space="preserve">50% gain Rs 60,000, 50% gain Rs 0</w:t>
+            </w:r>
+          </w:p>
+        </w:tc>
+      </w:tr>
+      <w:tr>
+        <w:tc>
+          <w:tcPr>
+            <w:tcW w:type="dxa" w:w="700"/>
+            <w:tcBorders>
+              <w:top w:val="single" w:color="D8D6D0" w:sz="2"/>
+              <w:left w:val="none"/>
+              <w:bottom w:val="single" w:color="D8D6D0" w:sz="2"/>
+              <w:right w:val="none"/>
+            </w:tcBorders>
+            <w:shd w:fill="F4F3F0" w:color="auto" w:val="clear"/>
+            <w:tcMar>
+              <w:top w:type="dxa" w:w="70"/>
+              <w:left w:type="dxa" w:w="100"/>
+              <w:bottom w:type="dxa" w:w="70"/>
+              <w:right w:type="dxa" w:w="100"/>
+            </w:tcMar>
+          </w:tcPr>
+          <w:p>
+            <w:pPr>
+              <w:spacing w:after="0" w:line="260"/>
+            </w:pPr>
+            <w:r>
+              <w:rPr>
+                <w:b w:val="false"/>
+                <w:bCs w:val="false"/>
+                <w:color w:val="1A1A1A"/>
+                <w:sz w:val="18"/>
+                <w:szCs w:val="18"/>
+              </w:rPr>
+              <w:t xml:space="preserve">V4</w:t>
+            </w:r>
+          </w:p>
+        </w:tc>
+        <w:tc>
+          <w:tcPr>
+            <w:tcW w:type="dxa" w:w="3300"/>
+            <w:tcBorders>
+              <w:top w:val="single" w:color="D8D6D0" w:sz="2"/>
+              <w:left w:val="none"/>
+              <w:bottom w:val="single" w:color="D8D6D0" w:sz="2"/>
+              <w:right w:val="none"/>
+            </w:tcBorders>
+            <w:shd w:fill="F4F3F0" w:color="auto" w:val="clear"/>
+            <w:tcMar>
+              <w:top w:type="dxa" w:w="70"/>
+              <w:left w:type="dxa" w:w="100"/>
+              <w:bottom w:type="dxa" w:w="70"/>
+              <w:right w:type="dxa" w:w="100"/>
+            </w:tcMar>
+          </w:tcPr>
+          <w:p>
+            <w:pPr>
+              <w:spacing w:after="0" w:line="260"/>
+            </w:pPr>
+            <w:r>
+              <w:rPr>
+                <w:b w:val="false"/>
+                <w:bCs w:val="false"/>
+                <w:color w:val="1A1A1A"/>
+                <w:sz w:val="18"/>
+                <w:szCs w:val="18"/>
+              </w:rPr>
+              <w:t xml:space="preserve">Guaranteed loss of Rs 10,000</w:t>
+            </w:r>
+          </w:p>
+        </w:tc>
+        <w:tc>
+          <w:tcPr>
+            <w:tcW w:type="dxa" w:w="4500"/>
+            <w:tcBorders>
+              <w:top w:val="single" w:color="D8D6D0" w:sz="2"/>
+              <w:left w:val="none"/>
+              <w:bottom w:val="single" w:color="D8D6D0" w:sz="2"/>
+              <w:right w:val="none"/>
+            </w:tcBorders>
+            <w:shd w:fill="F4F3F0" w:color="auto" w:val="clear"/>
+            <w:tcMar>
+              <w:top w:type="dxa" w:w="70"/>
+              <w:left w:type="dxa" w:w="100"/>
+              <w:bottom w:type="dxa" w:w="70"/>
+              <w:right w:type="dxa" w:w="100"/>
+            </w:tcMar>
+          </w:tcPr>
+          <w:p>
+            <w:pPr>
+              <w:spacing w:after="0" w:line="260"/>
+            </w:pPr>
+            <w:r>
+              <w:rPr>
+                <w:b w:val="false"/>
+                <w:bCs w:val="false"/>
+                <w:color w:val="1A1A1A"/>
+                <w:sz w:val="18"/>
+                <w:szCs w:val="18"/>
+              </w:rPr>
+              <w:t xml:space="preserve">50% loss Rs 20,000, 50% loss Rs 0</w:t>
+            </w:r>
+          </w:p>
+        </w:tc>
+      </w:tr>
+      <w:tr>
+        <w:tc>
+          <w:tcPr>
+            <w:tcW w:type="dxa" w:w="700"/>
+            <w:tcBorders>
+              <w:top w:val="single" w:color="D8D6D0" w:sz="2"/>
+              <w:left w:val="none"/>
+              <w:bottom w:val="single" w:color="D8D6D0" w:sz="2"/>
+              <w:right w:val="none"/>
+            </w:tcBorders>
+            <w:tcMar>
+              <w:top w:type="dxa" w:w="70"/>
+              <w:left w:type="dxa" w:w="100"/>
+              <w:bottom w:type="dxa" w:w="70"/>
+              <w:right w:type="dxa" w:w="100"/>
+            </w:tcMar>
+          </w:tcPr>
+          <w:p>
+            <w:pPr>
+              <w:spacing w:after="0" w:line="260"/>
+            </w:pPr>
+            <w:r>
+              <w:rPr>
+                <w:b w:val="false"/>
+                <w:bCs w:val="false"/>
+                <w:color w:val="1A1A1A"/>
+                <w:sz w:val="18"/>
+                <w:szCs w:val="18"/>
+              </w:rPr>
+              <w:t xml:space="preserve">V5</w:t>
+            </w:r>
+          </w:p>
+        </w:tc>
+        <w:tc>
+          <w:tcPr>
+            <w:tcW w:type="dxa" w:w="3300"/>
+            <w:tcBorders>
+              <w:top w:val="single" w:color="D8D6D0" w:sz="2"/>
+              <w:left w:val="none"/>
+              <w:bottom w:val="single" w:color="D8D6D0" w:sz="2"/>
+              <w:right w:val="none"/>
+            </w:tcBorders>
+            <w:tcMar>
+              <w:top w:type="dxa" w:w="70"/>
+              <w:left w:type="dxa" w:w="100"/>
+              <w:bottom w:type="dxa" w:w="70"/>
+              <w:right w:type="dxa" w:w="100"/>
+            </w:tcMar>
+          </w:tcPr>
+          <w:p>
+            <w:pPr>
+              <w:spacing w:after="0" w:line="260"/>
+            </w:pPr>
+            <w:r>
+              <w:rPr>
+                <w:b w:val="false"/>
+                <w:bCs w:val="false"/>
+                <w:color w:val="1A1A1A"/>
+                <w:sz w:val="18"/>
+                <w:szCs w:val="18"/>
+              </w:rPr>
+              <w:t xml:space="preserve">Guaranteed loss of Rs 20,000</w:t>
+            </w:r>
+          </w:p>
+        </w:tc>
+        <w:tc>
+          <w:tcPr>
+            <w:tcW w:type="dxa" w:w="4500"/>
+            <w:tcBorders>
+              <w:top w:val="single" w:color="D8D6D0" w:sz="2"/>
+              <w:left w:val="none"/>
+              <w:bottom w:val="single" w:color="D8D6D0" w:sz="2"/>
+              <w:right w:val="none"/>
+            </w:tcBorders>
+            <w:tcMar>
+              <w:top w:type="dxa" w:w="70"/>
+              <w:left w:type="dxa" w:w="100"/>
+              <w:bottom w:type="dxa" w:w="70"/>
+              <w:right w:type="dxa" w:w="100"/>
+            </w:tcMar>
+          </w:tcPr>
+          <w:p>
+            <w:pPr>
+              <w:spacing w:after="0" w:line="260"/>
+            </w:pPr>
+            <w:r>
+              <w:rPr>
+                <w:b w:val="false"/>
+                <w:bCs w:val="false"/>
+                <w:color w:val="1A1A1A"/>
+                <w:sz w:val="18"/>
+                <w:szCs w:val="18"/>
+              </w:rPr>
+              <w:t xml:space="preserve">50% loss Rs 40,000, 50% loss Rs 0</w:t>
+            </w:r>
+          </w:p>
+        </w:tc>
+      </w:tr>
+      <w:tr>
+        <w:tc>
+          <w:tcPr>
+            <w:tcW w:type="dxa" w:w="700"/>
+            <w:tcBorders>
+              <w:top w:val="single" w:color="D8D6D0" w:sz="2"/>
+              <w:left w:val="none"/>
+              <w:bottom w:val="single" w:color="D8D6D0" w:sz="2"/>
+              <w:right w:val="none"/>
+            </w:tcBorders>
+            <w:shd w:fill="F4F3F0" w:color="auto" w:val="clear"/>
+            <w:tcMar>
+              <w:top w:type="dxa" w:w="70"/>
+              <w:left w:type="dxa" w:w="100"/>
+              <w:bottom w:type="dxa" w:w="70"/>
+              <w:right w:type="dxa" w:w="100"/>
+            </w:tcMar>
+          </w:tcPr>
+          <w:p>
+            <w:pPr>
+              <w:spacing w:after="0" w:line="260"/>
+            </w:pPr>
+            <w:r>
+              <w:rPr>
+                <w:b w:val="false"/>
+                <w:bCs w:val="false"/>
+                <w:color w:val="1A1A1A"/>
+                <w:sz w:val="18"/>
+                <w:szCs w:val="18"/>
+              </w:rPr>
+              <w:t xml:space="preserve">V6</w:t>
+            </w:r>
+          </w:p>
+        </w:tc>
+        <w:tc>
+          <w:tcPr>
+            <w:tcW w:type="dxa" w:w="3300"/>
+            <w:tcBorders>
+              <w:top w:val="single" w:color="D8D6D0" w:sz="2"/>
+              <w:left w:val="none"/>
+              <w:bottom w:val="single" w:color="D8D6D0" w:sz="2"/>
+              <w:right w:val="none"/>
+            </w:tcBorders>
+            <w:shd w:fill="F4F3F0" w:color="auto" w:val="clear"/>
+            <w:tcMar>
+              <w:top w:type="dxa" w:w="70"/>
+              <w:left w:type="dxa" w:w="100"/>
+              <w:bottom w:type="dxa" w:w="70"/>
+              <w:right w:type="dxa" w:w="100"/>
+            </w:tcMar>
+          </w:tcPr>
+          <w:p>
+            <w:pPr>
+              <w:spacing w:after="0" w:line="260"/>
+            </w:pPr>
+            <w:r>
+              <w:rPr>
+                <w:b w:val="false"/>
+                <w:bCs w:val="false"/>
+                <w:color w:val="1A1A1A"/>
+                <w:sz w:val="18"/>
+                <w:szCs w:val="18"/>
+              </w:rPr>
+              <w:t xml:space="preserve">Guaranteed loss of Rs 30,000</w:t>
+            </w:r>
+          </w:p>
+        </w:tc>
+        <w:tc>
+          <w:tcPr>
+            <w:tcW w:type="dxa" w:w="4500"/>
+            <w:tcBorders>
+              <w:top w:val="single" w:color="D8D6D0" w:sz="2"/>
+              <w:left w:val="none"/>
+              <w:bottom w:val="single" w:color="D8D6D0" w:sz="2"/>
+              <w:right w:val="none"/>
+            </w:tcBorders>
+            <w:shd w:fill="F4F3F0" w:color="auto" w:val="clear"/>
+            <w:tcMar>
+              <w:top w:type="dxa" w:w="70"/>
+              <w:left w:type="dxa" w:w="100"/>
+              <w:bottom w:type="dxa" w:w="70"/>
+              <w:right w:type="dxa" w:w="100"/>
+            </w:tcMar>
+          </w:tcPr>
+          <w:p>
+            <w:pPr>
+              <w:spacing w:after="0" w:line="260"/>
+            </w:pPr>
+            <w:r>
+              <w:rPr>
+                <w:b w:val="false"/>
+                <w:bCs w:val="false"/>
+                <w:color w:val="1A1A1A"/>
+                <w:sz w:val="18"/>
+                <w:szCs w:val="18"/>
+              </w:rPr>
+              <w:t xml:space="preserve">50% loss Rs 60,000, 50% loss Rs 0</w:t>
+            </w:r>
+          </w:p>
+        </w:tc>
+      </w:tr>
+    </w:tbl>
+    <w:p>
+      <w:pPr>
+        <w:pStyle w:val="Heading2"/>
+        <w:keepNext/>
+        <w:spacing w:after="110" w:before="300"/>
+      </w:pPr>
+      <w:r>
+        <w:rPr>
+          <w:b/>
+          <w:bCs/>
+          <w:color w:val="1A1A1A"/>
+          <w:sz w:val="23"/>
+          <w:szCs w:val="23"/>
+        </w:rPr>
+        <w:t xml:space="preserve">A.6 The four added questions</w:t>
+      </w:r>
+    </w:p>
+    <w:p>
+      <w:pPr>
+        <w:spacing w:after="120" w:line="300"/>
+      </w:pPr>
+      <w:r>
+        <w:rPr>
+          <w:color w:val="1A1A1A"/>
+          <w:sz w:val="19"/>
+          <w:szCs w:val="19"/>
+        </w:rPr>
+        <w:t xml:space="preserve">Not part of the class form. Section 6.3 explains why each is needed.</w:t>
+      </w:r>
+    </w:p>
+    <w:tbl>
+      <w:tblPr>
+        <w:tblW w:type="dxa" w:w="8700"/>
+        <w:tblBorders>
+          <w:top w:val="single" w:color="auto" w:sz="4"/>
+          <w:left w:val="single" w:color="auto" w:sz="4"/>
+          <w:bottom w:val="single" w:color="auto" w:sz="4"/>
+          <w:right w:val="single" w:color="auto" w:sz="4"/>
+          <w:insideH w:val="single" w:color="auto" w:sz="4"/>
+          <w:insideV w:val="single" w:color="auto" w:sz="4"/>
+        </w:tblBorders>
+      </w:tblPr>
+      <w:tblGrid>
+        <w:gridCol w:w="700"/>
+        <w:gridCol w:w="4400"/>
+        <w:gridCol w:w="3600"/>
+      </w:tblGrid>
+      <w:tr>
+        <w:trPr>
+          <w:tblHeader/>
+        </w:trPr>
+        <w:tc>
+          <w:tcPr>
+            <w:tcW w:type="dxa" w:w="700"/>
+            <w:tcBorders>
+              <w:top w:val="single" w:color="D8D6D0" w:sz="2"/>
+              <w:left w:val="none"/>
+              <w:bottom w:val="single" w:color="D8D6D0" w:sz="8"/>
+              <w:right w:val="none"/>
+            </w:tcBorders>
+            <w:tcMar>
+              <w:top w:type="dxa" w:w="70"/>
+              <w:left w:type="dxa" w:w="100"/>
+              <w:bottom w:type="dxa" w:w="70"/>
+              <w:right w:type="dxa" w:w="100"/>
+            </w:tcMar>
+          </w:tcPr>
+          <w:p>
+            <w:pPr>
+              <w:spacing w:after="0" w:line="260"/>
+            </w:pPr>
+            <w:r>
+              <w:rPr>
+                <w:b/>
+                <w:bCs/>
+                <w:color w:val="56554F"/>
+                <w:sz w:val="17"/>
+                <w:szCs w:val="17"/>
+              </w:rPr>
+              <w:t xml:space="preserve">Q</w:t>
+            </w:r>
+          </w:p>
+        </w:tc>
+        <w:tc>
+          <w:tcPr>
+            <w:tcW w:type="dxa" w:w="4400"/>
+            <w:tcBorders>
+              <w:top w:val="single" w:color="D8D6D0" w:sz="2"/>
+              <w:left w:val="none"/>
+              <w:bottom w:val="single" w:color="D8D6D0" w:sz="8"/>
+              <w:right w:val="none"/>
+            </w:tcBorders>
+            <w:tcMar>
+              <w:top w:type="dxa" w:w="70"/>
+              <w:left w:type="dxa" w:w="100"/>
+              <w:bottom w:type="dxa" w:w="70"/>
+              <w:right w:type="dxa" w:w="100"/>
+            </w:tcMar>
+          </w:tcPr>
+          <w:p>
+            <w:pPr>
+              <w:spacing w:after="0" w:line="260"/>
+            </w:pPr>
+            <w:r>
+              <w:rPr>
+                <w:b/>
+                <w:bCs/>
+                <w:color w:val="56554F"/>
+                <w:sz w:val="17"/>
+                <w:szCs w:val="17"/>
+              </w:rPr>
+              <w:t xml:space="preserve">Question</w:t>
+            </w:r>
+          </w:p>
+        </w:tc>
+        <w:tc>
+          <w:tcPr>
+            <w:tcW w:type="dxa" w:w="3600"/>
+            <w:tcBorders>
+              <w:top w:val="single" w:color="D8D6D0" w:sz="2"/>
+              <w:left w:val="none"/>
+              <w:bottom w:val="single" w:color="D8D6D0" w:sz="8"/>
+              <w:right w:val="none"/>
+            </w:tcBorders>
+            <w:tcMar>
+              <w:top w:type="dxa" w:w="70"/>
+              <w:left w:type="dxa" w:w="100"/>
+              <w:bottom w:type="dxa" w:w="70"/>
+              <w:right w:type="dxa" w:w="100"/>
+            </w:tcMar>
+          </w:tcPr>
+          <w:p>
+            <w:pPr>
+              <w:spacing w:after="0" w:line="260"/>
+            </w:pPr>
+            <w:r>
+              <w:rPr>
+                <w:b/>
+                <w:bCs/>
+                <w:color w:val="56554F"/>
+                <w:sz w:val="17"/>
+                <w:szCs w:val="17"/>
+              </w:rPr>
+              <w:t xml:space="preserve">What it identifies</w:t>
+            </w:r>
+          </w:p>
+        </w:tc>
+      </w:tr>
+      <w:tr>
+        <w:tc>
+          <w:tcPr>
+            <w:tcW w:type="dxa" w:w="700"/>
+            <w:tcBorders>
+              <w:top w:val="single" w:color="D8D6D0" w:sz="2"/>
+              <w:left w:val="none"/>
+              <w:bottom w:val="single" w:color="D8D6D0" w:sz="2"/>
+              <w:right w:val="none"/>
+            </w:tcBorders>
+            <w:tcMar>
+              <w:top w:type="dxa" w:w="70"/>
+              <w:left w:type="dxa" w:w="100"/>
+              <w:bottom w:type="dxa" w:w="70"/>
+              <w:right w:type="dxa" w:w="100"/>
+            </w:tcMar>
+          </w:tcPr>
+          <w:p>
+            <w:pPr>
+              <w:spacing w:after="0" w:line="260"/>
+            </w:pPr>
+            <w:r>
+              <w:rPr>
+                <w:b w:val="false"/>
+                <w:bCs w:val="false"/>
+                <w:color w:val="1A1A1A"/>
+                <w:sz w:val="18"/>
+                <w:szCs w:val="18"/>
+              </w:rPr>
+              <w:t xml:space="preserve">E1</w:t>
+            </w:r>
+          </w:p>
+        </w:tc>
+        <w:tc>
+          <w:tcPr>
+            <w:tcW w:type="dxa" w:w="4400"/>
+            <w:tcBorders>
+              <w:top w:val="single" w:color="D8D6D0" w:sz="2"/>
+              <w:left w:val="none"/>
+              <w:bottom w:val="single" w:color="D8D6D0" w:sz="2"/>
+              <w:right w:val="none"/>
+            </w:tcBorders>
+            <w:tcMar>
+              <w:top w:type="dxa" w:w="70"/>
+              <w:left w:type="dxa" w:w="100"/>
+              <w:bottom w:type="dxa" w:w="70"/>
+              <w:right w:type="dxa" w:w="100"/>
+            </w:tcMar>
+          </w:tcPr>
+          <w:p>
+            <w:pPr>
+              <w:spacing w:after="0" w:line="260"/>
+            </w:pPr>
+            <w:r>
+              <w:rPr>
+                <w:b w:val="false"/>
+                <w:bCs w:val="false"/>
+                <w:color w:val="1A1A1A"/>
+                <w:sz w:val="18"/>
+                <w:szCs w:val="18"/>
+              </w:rPr>
+              <w:t xml:space="preserve">A coin flip. Tails, you lose Rs 10,000. Heads, you win G. How big does G have to be before you would take the bet?</w:t>
+            </w:r>
+          </w:p>
+        </w:tc>
+        <w:tc>
+          <w:tcPr>
+            <w:tcW w:type="dxa" w:w="3600"/>
+            <w:tcBorders>
+              <w:top w:val="single" w:color="D8D6D0" w:sz="2"/>
+              <w:left w:val="none"/>
+              <w:bottom w:val="single" w:color="D8D6D0" w:sz="2"/>
+              <w:right w:val="none"/>
+            </w:tcBorders>
+            <w:tcMar>
+              <w:top w:type="dxa" w:w="70"/>
+              <w:left w:type="dxa" w:w="100"/>
+              <w:bottom w:type="dxa" w:w="70"/>
+              <w:right w:type="dxa" w:w="100"/>
+            </w:tcMar>
+          </w:tcPr>
+          <w:p>
+            <w:pPr>
+              <w:spacing w:after="0" w:line="260"/>
+            </w:pPr>
+            <w:r>
+              <w:rPr>
+                <w:b w:val="false"/>
+                <w:bCs w:val="false"/>
+                <w:color w:val="1A1A1A"/>
+                <w:sz w:val="18"/>
+                <w:szCs w:val="18"/>
+              </w:rPr>
+              <w:t xml:space="preserve">Loss aversion lambda</w:t>
+            </w:r>
+          </w:p>
+        </w:tc>
+      </w:tr>
+      <w:tr>
+        <w:tc>
+          <w:tcPr>
+            <w:tcW w:type="dxa" w:w="700"/>
+            <w:tcBorders>
+              <w:top w:val="single" w:color="D8D6D0" w:sz="2"/>
+              <w:left w:val="none"/>
+              <w:bottom w:val="single" w:color="D8D6D0" w:sz="2"/>
+              <w:right w:val="none"/>
+            </w:tcBorders>
+            <w:shd w:fill="F4F3F0" w:color="auto" w:val="clear"/>
+            <w:tcMar>
+              <w:top w:type="dxa" w:w="70"/>
+              <w:left w:type="dxa" w:w="100"/>
+              <w:bottom w:type="dxa" w:w="70"/>
+              <w:right w:type="dxa" w:w="100"/>
+            </w:tcMar>
+          </w:tcPr>
+          <w:p>
+            <w:pPr>
+              <w:spacing w:after="0" w:line="260"/>
+            </w:pPr>
+            <w:r>
+              <w:rPr>
+                <w:b w:val="false"/>
+                <w:bCs w:val="false"/>
+                <w:color w:val="1A1A1A"/>
+                <w:sz w:val="18"/>
+                <w:szCs w:val="18"/>
+              </w:rPr>
+              <w:t xml:space="preserve">E2a</w:t>
+            </w:r>
+          </w:p>
+        </w:tc>
+        <w:tc>
+          <w:tcPr>
+            <w:tcW w:type="dxa" w:w="4400"/>
+            <w:tcBorders>
+              <w:top w:val="single" w:color="D8D6D0" w:sz="2"/>
+              <w:left w:val="none"/>
+              <w:bottom w:val="single" w:color="D8D6D0" w:sz="2"/>
+              <w:right w:val="none"/>
+            </w:tcBorders>
+            <w:shd w:fill="F4F3F0" w:color="auto" w:val="clear"/>
+            <w:tcMar>
+              <w:top w:type="dxa" w:w="70"/>
+              <w:left w:type="dxa" w:w="100"/>
+              <w:bottom w:type="dxa" w:w="70"/>
+              <w:right w:type="dxa" w:w="100"/>
+            </w:tcMar>
+          </w:tcPr>
+          <w:p>
+            <w:pPr>
+              <w:spacing w:after="0" w:line="260"/>
+            </w:pPr>
+            <w:r>
+              <w:rPr>
+                <w:b w:val="false"/>
+                <w:bCs w:val="false"/>
+                <w:color w:val="1A1A1A"/>
+                <w:sz w:val="18"/>
+                <w:szCs w:val="18"/>
+              </w:rPr>
+              <w:t xml:space="preserve">You have a 10 in 100 chance of winning Rs 10,000, otherwise nothing. What amount, given for sure, would feel just as good?</w:t>
+            </w:r>
+          </w:p>
+        </w:tc>
+        <w:tc>
+          <w:tcPr>
+            <w:tcW w:type="dxa" w:w="3600"/>
+            <w:tcBorders>
+              <w:top w:val="single" w:color="D8D6D0" w:sz="2"/>
+              <w:left w:val="none"/>
+              <w:bottom w:val="single" w:color="D8D6D0" w:sz="2"/>
+              <w:right w:val="none"/>
+            </w:tcBorders>
+            <w:shd w:fill="F4F3F0" w:color="auto" w:val="clear"/>
+            <w:tcMar>
+              <w:top w:type="dxa" w:w="70"/>
+              <w:left w:type="dxa" w:w="100"/>
+              <w:bottom w:type="dxa" w:w="70"/>
+              <w:right w:type="dxa" w:w="100"/>
+            </w:tcMar>
+          </w:tcPr>
+          <w:p>
+            <w:pPr>
+              <w:spacing w:after="0" w:line="260"/>
+            </w:pPr>
+            <w:r>
+              <w:rPr>
+                <w:b w:val="false"/>
+                <w:bCs w:val="false"/>
+                <w:color w:val="1A1A1A"/>
+                <w:sz w:val="18"/>
+                <w:szCs w:val="18"/>
+              </w:rPr>
+              <w:t xml:space="preserve">One point of the probability weighting function</w:t>
+            </w:r>
+          </w:p>
+        </w:tc>
+      </w:tr>
+      <w:tr>
+        <w:tc>
+          <w:tcPr>
+            <w:tcW w:type="dxa" w:w="700"/>
+            <w:tcBorders>
+              <w:top w:val="single" w:color="D8D6D0" w:sz="2"/>
+              <w:left w:val="none"/>
+              <w:bottom w:val="single" w:color="D8D6D0" w:sz="2"/>
+              <w:right w:val="none"/>
+            </w:tcBorders>
+            <w:tcMar>
+              <w:top w:type="dxa" w:w="70"/>
+              <w:left w:type="dxa" w:w="100"/>
+              <w:bottom w:type="dxa" w:w="70"/>
+              <w:right w:type="dxa" w:w="100"/>
+            </w:tcMar>
+          </w:tcPr>
+          <w:p>
+            <w:pPr>
+              <w:spacing w:after="0" w:line="260"/>
+            </w:pPr>
+            <w:r>
+              <w:rPr>
+                <w:b w:val="false"/>
+                <w:bCs w:val="false"/>
+                <w:color w:val="1A1A1A"/>
+                <w:sz w:val="18"/>
+                <w:szCs w:val="18"/>
+              </w:rPr>
+              <w:t xml:space="preserve">E2b</w:t>
+            </w:r>
+          </w:p>
+        </w:tc>
+        <w:tc>
+          <w:tcPr>
+            <w:tcW w:type="dxa" w:w="4400"/>
+            <w:tcBorders>
+              <w:top w:val="single" w:color="D8D6D0" w:sz="2"/>
+              <w:left w:val="none"/>
+              <w:bottom w:val="single" w:color="D8D6D0" w:sz="2"/>
+              <w:right w:val="none"/>
+            </w:tcBorders>
+            <w:tcMar>
+              <w:top w:type="dxa" w:w="70"/>
+              <w:left w:type="dxa" w:w="100"/>
+              <w:bottom w:type="dxa" w:w="70"/>
+              <w:right w:type="dxa" w:w="100"/>
+            </w:tcMar>
+          </w:tcPr>
+          <w:p>
+            <w:pPr>
+              <w:spacing w:after="0" w:line="260"/>
+            </w:pPr>
+            <w:r>
+              <w:rPr>
+                <w:b w:val="false"/>
+                <w:bCs w:val="false"/>
+                <w:color w:val="1A1A1A"/>
+                <w:sz w:val="18"/>
+                <w:szCs w:val="18"/>
+              </w:rPr>
+              <w:t xml:space="preserve">The same question at 90 in 100.</w:t>
+            </w:r>
+          </w:p>
+        </w:tc>
+        <w:tc>
+          <w:tcPr>
+            <w:tcW w:type="dxa" w:w="3600"/>
+            <w:tcBorders>
+              <w:top w:val="single" w:color="D8D6D0" w:sz="2"/>
+              <w:left w:val="none"/>
+              <w:bottom w:val="single" w:color="D8D6D0" w:sz="2"/>
+              <w:right w:val="none"/>
+            </w:tcBorders>
+            <w:tcMar>
+              <w:top w:type="dxa" w:w="70"/>
+              <w:left w:type="dxa" w:w="100"/>
+              <w:bottom w:type="dxa" w:w="70"/>
+              <w:right w:type="dxa" w:w="100"/>
+            </w:tcMar>
+          </w:tcPr>
+          <w:p>
+            <w:pPr>
+              <w:spacing w:after="0" w:line="260"/>
+            </w:pPr>
+            <w:r>
+              <w:rPr>
+                <w:b w:val="false"/>
+                <w:bCs w:val="false"/>
+                <w:color w:val="1A1A1A"/>
+                <w:sz w:val="18"/>
+                <w:szCs w:val="18"/>
+              </w:rPr>
+              <w:t xml:space="preserve">The second point, which fits the weighting curvature</w:t>
+            </w:r>
+          </w:p>
+        </w:tc>
+      </w:tr>
+      <w:tr>
+        <w:tc>
+          <w:tcPr>
+            <w:tcW w:type="dxa" w:w="700"/>
+            <w:tcBorders>
+              <w:top w:val="single" w:color="D8D6D0" w:sz="2"/>
+              <w:left w:val="none"/>
+              <w:bottom w:val="single" w:color="D8D6D0" w:sz="2"/>
+              <w:right w:val="none"/>
+            </w:tcBorders>
+            <w:shd w:fill="F4F3F0" w:color="auto" w:val="clear"/>
+            <w:tcMar>
+              <w:top w:type="dxa" w:w="70"/>
+              <w:left w:type="dxa" w:w="100"/>
+              <w:bottom w:type="dxa" w:w="70"/>
+              <w:right w:type="dxa" w:w="100"/>
+            </w:tcMar>
+          </w:tcPr>
+          <w:p>
+            <w:pPr>
+              <w:spacing w:after="0" w:line="260"/>
+            </w:pPr>
+            <w:r>
+              <w:rPr>
+                <w:b w:val="false"/>
+                <w:bCs w:val="false"/>
+                <w:color w:val="1A1A1A"/>
+                <w:sz w:val="18"/>
+                <w:szCs w:val="18"/>
+              </w:rPr>
+              <w:t xml:space="preserve">E3a</w:t>
+            </w:r>
+          </w:p>
+        </w:tc>
+        <w:tc>
+          <w:tcPr>
+            <w:tcW w:type="dxa" w:w="4400"/>
+            <w:tcBorders>
+              <w:top w:val="single" w:color="D8D6D0" w:sz="2"/>
+              <w:left w:val="none"/>
+              <w:bottom w:val="single" w:color="D8D6D0" w:sz="2"/>
+              <w:right w:val="none"/>
+            </w:tcBorders>
+            <w:shd w:fill="F4F3F0" w:color="auto" w:val="clear"/>
+            <w:tcMar>
+              <w:top w:type="dxa" w:w="70"/>
+              <w:left w:type="dxa" w:w="100"/>
+              <w:bottom w:type="dxa" w:w="70"/>
+              <w:right w:type="dxa" w:w="100"/>
+            </w:tcMar>
+          </w:tcPr>
+          <w:p>
+            <w:pPr>
+              <w:spacing w:after="0" w:line="260"/>
+            </w:pPr>
+            <w:r>
+              <w:rPr>
+                <w:b w:val="false"/>
+                <w:bCs w:val="false"/>
+                <w:color w:val="1A1A1A"/>
+                <w:sz w:val="18"/>
+                <w:szCs w:val="18"/>
+              </w:rPr>
+              <w:t xml:space="preserve">What is the smallest amount you must still have at the end?</w:t>
+            </w:r>
+          </w:p>
+        </w:tc>
+        <w:tc>
+          <w:tcPr>
+            <w:tcW w:type="dxa" w:w="3600"/>
+            <w:tcBorders>
+              <w:top w:val="single" w:color="D8D6D0" w:sz="2"/>
+              <w:left w:val="none"/>
+              <w:bottom w:val="single" w:color="D8D6D0" w:sz="2"/>
+              <w:right w:val="none"/>
+            </w:tcBorders>
+            <w:shd w:fill="F4F3F0" w:color="auto" w:val="clear"/>
+            <w:tcMar>
+              <w:top w:type="dxa" w:w="70"/>
+              <w:left w:type="dxa" w:w="100"/>
+              <w:bottom w:type="dxa" w:w="70"/>
+              <w:right w:type="dxa" w:w="100"/>
+            </w:tcMar>
+          </w:tcPr>
+          <w:p>
+            <w:pPr>
+              <w:spacing w:after="0" w:line="260"/>
+            </w:pPr>
+            <w:r>
+              <w:rPr>
+                <w:b w:val="false"/>
+                <w:bCs w:val="false"/>
+                <w:color w:val="1A1A1A"/>
+                <w:sz w:val="18"/>
+                <w:szCs w:val="18"/>
+              </w:rPr>
+              <w:t xml:space="preserve">The floor for the safety layer</w:t>
+            </w:r>
+          </w:p>
+        </w:tc>
+      </w:tr>
+      <w:tr>
+        <w:tc>
+          <w:tcPr>
+            <w:tcW w:type="dxa" w:w="700"/>
+            <w:tcBorders>
+              <w:top w:val="single" w:color="D8D6D0" w:sz="2"/>
+              <w:left w:val="none"/>
+              <w:bottom w:val="single" w:color="D8D6D0" w:sz="2"/>
+              <w:right w:val="none"/>
+            </w:tcBorders>
+            <w:tcMar>
+              <w:top w:type="dxa" w:w="70"/>
+              <w:left w:type="dxa" w:w="100"/>
+              <w:bottom w:type="dxa" w:w="70"/>
+              <w:right w:type="dxa" w:w="100"/>
+            </w:tcMar>
+          </w:tcPr>
+          <w:p>
+            <w:pPr>
+              <w:spacing w:after="0" w:line="260"/>
+            </w:pPr>
+            <w:r>
+              <w:rPr>
+                <w:b w:val="false"/>
+                <w:bCs w:val="false"/>
+                <w:color w:val="1A1A1A"/>
+                <w:sz w:val="18"/>
+                <w:szCs w:val="18"/>
+              </w:rPr>
+              <w:t xml:space="preserve">E3b</w:t>
+            </w:r>
+          </w:p>
+        </w:tc>
+        <w:tc>
+          <w:tcPr>
+            <w:tcW w:type="dxa" w:w="4400"/>
+            <w:tcBorders>
+              <w:top w:val="single" w:color="D8D6D0" w:sz="2"/>
+              <w:left w:val="none"/>
+              <w:bottom w:val="single" w:color="D8D6D0" w:sz="2"/>
+              <w:right w:val="none"/>
+            </w:tcBorders>
+            <w:tcMar>
+              <w:top w:type="dxa" w:w="70"/>
+              <w:left w:type="dxa" w:w="100"/>
+              <w:bottom w:type="dxa" w:w="70"/>
+              <w:right w:type="dxa" w:w="100"/>
+            </w:tcMar>
+          </w:tcPr>
+          <w:p>
+            <w:pPr>
+              <w:spacing w:after="0" w:line="260"/>
+            </w:pPr>
+            <w:r>
+              <w:rPr>
+                <w:b w:val="false"/>
+                <w:bCs w:val="false"/>
+                <w:color w:val="1A1A1A"/>
+                <w:sz w:val="18"/>
+                <w:szCs w:val="18"/>
+              </w:rPr>
+              <w:t xml:space="preserve">How often could you live with falling below it? (1 in 50, 1 in 20, 1 in 10, 1 in 5, 1 in 4)</w:t>
+            </w:r>
+          </w:p>
+        </w:tc>
+        <w:tc>
+          <w:tcPr>
+            <w:tcW w:type="dxa" w:w="3600"/>
+            <w:tcBorders>
+              <w:top w:val="single" w:color="D8D6D0" w:sz="2"/>
+              <w:left w:val="none"/>
+              <w:bottom w:val="single" w:color="D8D6D0" w:sz="2"/>
+              <w:right w:val="none"/>
+            </w:tcBorders>
+            <w:tcMar>
+              <w:top w:type="dxa" w:w="70"/>
+              <w:left w:type="dxa" w:w="100"/>
+              <w:bottom w:type="dxa" w:w="70"/>
+              <w:right w:type="dxa" w:w="100"/>
+            </w:tcMar>
+          </w:tcPr>
+          <w:p>
+            <w:pPr>
+              <w:spacing w:after="0" w:line="260"/>
+            </w:pPr>
+            <w:r>
+              <w:rPr>
+                <w:b w:val="false"/>
+                <w:bCs w:val="false"/>
+                <w:color w:val="1A1A1A"/>
+                <w:sz w:val="18"/>
+                <w:szCs w:val="18"/>
+              </w:rPr>
+              <w:t xml:space="preserve">The shortfall tolerance</w:t>
+            </w:r>
+          </w:p>
+        </w:tc>
+      </w:tr>
+      <w:tr>
+        <w:tc>
+          <w:tcPr>
+            <w:tcW w:type="dxa" w:w="700"/>
+            <w:tcBorders>
+              <w:top w:val="single" w:color="D8D6D0" w:sz="2"/>
+              <w:left w:val="none"/>
+              <w:bottom w:val="single" w:color="D8D6D0" w:sz="2"/>
+              <w:right w:val="none"/>
+            </w:tcBorders>
+            <w:shd w:fill="F4F3F0" w:color="auto" w:val="clear"/>
+            <w:tcMar>
+              <w:top w:type="dxa" w:w="70"/>
+              <w:left w:type="dxa" w:w="100"/>
+              <w:bottom w:type="dxa" w:w="70"/>
+              <w:right w:type="dxa" w:w="100"/>
+            </w:tcMar>
+          </w:tcPr>
+          <w:p>
+            <w:pPr>
+              <w:spacing w:after="0" w:line="260"/>
+            </w:pPr>
+            <w:r>
+              <w:rPr>
+                <w:b w:val="false"/>
+                <w:bCs w:val="false"/>
+                <w:color w:val="1A1A1A"/>
+                <w:sz w:val="18"/>
+                <w:szCs w:val="18"/>
+              </w:rPr>
+              <w:t xml:space="preserve">E4a</w:t>
+            </w:r>
+          </w:p>
+        </w:tc>
+        <w:tc>
+          <w:tcPr>
+            <w:tcW w:type="dxa" w:w="4400"/>
+            <w:tcBorders>
+              <w:top w:val="single" w:color="D8D6D0" w:sz="2"/>
+              <w:left w:val="none"/>
+              <w:bottom w:val="single" w:color="D8D6D0" w:sz="2"/>
+              <w:right w:val="none"/>
+            </w:tcBorders>
+            <w:shd w:fill="F4F3F0" w:color="auto" w:val="clear"/>
+            <w:tcMar>
+              <w:top w:type="dxa" w:w="70"/>
+              <w:left w:type="dxa" w:w="100"/>
+              <w:bottom w:type="dxa" w:w="70"/>
+              <w:right w:type="dxa" w:w="100"/>
+            </w:tcMar>
+          </w:tcPr>
+          <w:p>
+            <w:pPr>
+              <w:spacing w:after="0" w:line="260"/>
+            </w:pPr>
+            <w:r>
+              <w:rPr>
+                <w:b w:val="false"/>
+                <w:bCs w:val="false"/>
+                <w:color w:val="1A1A1A"/>
+                <w:sz w:val="18"/>
+                <w:szCs w:val="18"/>
+              </w:rPr>
+              <w:t xml:space="preserve">What amount at the end would make you call this a success?</w:t>
+            </w:r>
+          </w:p>
+        </w:tc>
+        <w:tc>
+          <w:tcPr>
+            <w:tcW w:type="dxa" w:w="3600"/>
+            <w:tcBorders>
+              <w:top w:val="single" w:color="D8D6D0" w:sz="2"/>
+              <w:left w:val="none"/>
+              <w:bottom w:val="single" w:color="D8D6D0" w:sz="2"/>
+              <w:right w:val="none"/>
+            </w:tcBorders>
+            <w:shd w:fill="F4F3F0" w:color="auto" w:val="clear"/>
+            <w:tcMar>
+              <w:top w:type="dxa" w:w="70"/>
+              <w:left w:type="dxa" w:w="100"/>
+              <w:bottom w:type="dxa" w:w="70"/>
+              <w:right w:type="dxa" w:w="100"/>
+            </w:tcMar>
+          </w:tcPr>
+          <w:p>
+            <w:pPr>
+              <w:spacing w:after="0" w:line="260"/>
+            </w:pPr>
+            <w:r>
+              <w:rPr>
+                <w:b w:val="false"/>
+                <w:bCs w:val="false"/>
+                <w:color w:val="1A1A1A"/>
+                <w:sz w:val="18"/>
+                <w:szCs w:val="18"/>
+              </w:rPr>
+              <w:t xml:space="preserve">The aspiration level</w:t>
+            </w:r>
+          </w:p>
+        </w:tc>
+      </w:tr>
+      <w:tr>
+        <w:tc>
+          <w:tcPr>
+            <w:tcW w:type="dxa" w:w="700"/>
+            <w:tcBorders>
+              <w:top w:val="single" w:color="D8D6D0" w:sz="2"/>
+              <w:left w:val="none"/>
+              <w:bottom w:val="single" w:color="D8D6D0" w:sz="2"/>
+              <w:right w:val="none"/>
+            </w:tcBorders>
+            <w:tcMar>
+              <w:top w:type="dxa" w:w="70"/>
+              <w:left w:type="dxa" w:w="100"/>
+              <w:bottom w:type="dxa" w:w="70"/>
+              <w:right w:type="dxa" w:w="100"/>
+            </w:tcMar>
+          </w:tcPr>
+          <w:p>
+            <w:pPr>
+              <w:spacing w:after="0" w:line="260"/>
+            </w:pPr>
+            <w:r>
+              <w:rPr>
+                <w:b w:val="false"/>
+                <w:bCs w:val="false"/>
+                <w:color w:val="1A1A1A"/>
+                <w:sz w:val="18"/>
+                <w:szCs w:val="18"/>
+              </w:rPr>
+              <w:t xml:space="preserve">E4b</w:t>
+            </w:r>
+          </w:p>
+        </w:tc>
+        <w:tc>
+          <w:tcPr>
+            <w:tcW w:type="dxa" w:w="4400"/>
+            <w:tcBorders>
+              <w:top w:val="single" w:color="D8D6D0" w:sz="2"/>
+              <w:left w:val="none"/>
+              <w:bottom w:val="single" w:color="D8D6D0" w:sz="2"/>
+              <w:right w:val="none"/>
+            </w:tcBorders>
+            <w:tcMar>
+              <w:top w:type="dxa" w:w="70"/>
+              <w:left w:type="dxa" w:w="100"/>
+              <w:bottom w:type="dxa" w:w="70"/>
+              <w:right w:type="dxa" w:w="100"/>
+            </w:tcMar>
+          </w:tcPr>
+          <w:p>
+            <w:pPr>
+              <w:spacing w:after="0" w:line="260"/>
+            </w:pPr>
+            <w:r>
+              <w:rPr>
+                <w:b w:val="false"/>
+                <w:bCs w:val="false"/>
+                <w:color w:val="1A1A1A"/>
+                <w:sz w:val="18"/>
+                <w:szCs w:val="18"/>
+              </w:rPr>
+              <w:t xml:space="preserve">Split 100 points between staying safe and having a real shot at that number.</w:t>
+            </w:r>
+          </w:p>
+        </w:tc>
+        <w:tc>
+          <w:tcPr>
+            <w:tcW w:type="dxa" w:w="3600"/>
+            <w:tcBorders>
+              <w:top w:val="single" w:color="D8D6D0" w:sz="2"/>
+              <w:left w:val="none"/>
+              <w:bottom w:val="single" w:color="D8D6D0" w:sz="2"/>
+              <w:right w:val="none"/>
+            </w:tcBorders>
+            <w:tcMar>
+              <w:top w:type="dxa" w:w="70"/>
+              <w:left w:type="dxa" w:w="100"/>
+              <w:bottom w:type="dxa" w:w="70"/>
+              <w:right w:type="dxa" w:w="100"/>
+            </w:tcMar>
+          </w:tcPr>
+          <w:p>
+            <w:pPr>
+              <w:spacing w:after="0" w:line="260"/>
+            </w:pPr>
+            <w:r>
+              <w:rPr>
+                <w:b w:val="false"/>
+                <w:bCs w:val="false"/>
+                <w:color w:val="1A1A1A"/>
+                <w:sz w:val="18"/>
+                <w:szCs w:val="18"/>
+              </w:rPr>
+              <w:t xml:space="preserve">The security and potential weight in SP/A</w:t>
+            </w:r>
+          </w:p>
+        </w:tc>
+      </w:tr>
+      <w:tr>
+        <w:tc>
+          <w:tcPr>
+            <w:tcW w:type="dxa" w:w="700"/>
+            <w:tcBorders>
+              <w:top w:val="single" w:color="D8D6D0" w:sz="2"/>
+              <w:left w:val="none"/>
+              <w:bottom w:val="single" w:color="D8D6D0" w:sz="2"/>
+              <w:right w:val="none"/>
+            </w:tcBorders>
+            <w:shd w:fill="F4F3F0" w:color="auto" w:val="clear"/>
+            <w:tcMar>
+              <w:top w:type="dxa" w:w="70"/>
+              <w:left w:type="dxa" w:w="100"/>
+              <w:bottom w:type="dxa" w:w="70"/>
+              <w:right w:type="dxa" w:w="100"/>
+            </w:tcMar>
+          </w:tcPr>
+          <w:p>
+            <w:pPr>
+              <w:spacing w:after="0" w:line="260"/>
+            </w:pPr>
+            <w:r>
+              <w:rPr>
+                <w:b w:val="false"/>
+                <w:bCs w:val="false"/>
+                <w:color w:val="1A1A1A"/>
+                <w:sz w:val="18"/>
+                <w:szCs w:val="18"/>
+              </w:rPr>
+              <w:t xml:space="preserve">E4c</w:t>
+            </w:r>
+          </w:p>
+        </w:tc>
+        <w:tc>
+          <w:tcPr>
+            <w:tcW w:type="dxa" w:w="4400"/>
+            <w:tcBorders>
+              <w:top w:val="single" w:color="D8D6D0" w:sz="2"/>
+              <w:left w:val="none"/>
+              <w:bottom w:val="single" w:color="D8D6D0" w:sz="2"/>
+              <w:right w:val="none"/>
+            </w:tcBorders>
+            <w:shd w:fill="F4F3F0" w:color="auto" w:val="clear"/>
+            <w:tcMar>
+              <w:top w:type="dxa" w:w="70"/>
+              <w:left w:type="dxa" w:w="100"/>
+              <w:bottom w:type="dxa" w:w="70"/>
+              <w:right w:type="dxa" w:w="100"/>
+            </w:tcMar>
+          </w:tcPr>
+          <w:p>
+            <w:pPr>
+              <w:spacing w:after="0" w:line="260"/>
+            </w:pPr>
+            <w:r>
+              <w:rPr>
+                <w:b w:val="false"/>
+                <w:bCs w:val="false"/>
+                <w:color w:val="1A1A1A"/>
+                <w:sz w:val="18"/>
+                <w:szCs w:val="18"/>
+              </w:rPr>
+              <w:t xml:space="preserve">How much expected end wealth would you give up to raise your chance of hitting it by 10 points?</w:t>
+            </w:r>
+          </w:p>
+        </w:tc>
+        <w:tc>
+          <w:tcPr>
+            <w:tcW w:type="dxa" w:w="3600"/>
+            <w:tcBorders>
+              <w:top w:val="single" w:color="D8D6D0" w:sz="2"/>
+              <w:left w:val="none"/>
+              <w:bottom w:val="single" w:color="D8D6D0" w:sz="2"/>
+              <w:right w:val="none"/>
+            </w:tcBorders>
+            <w:shd w:fill="F4F3F0" w:color="auto" w:val="clear"/>
+            <w:tcMar>
+              <w:top w:type="dxa" w:w="70"/>
+              <w:left w:type="dxa" w:w="100"/>
+              <w:bottom w:type="dxa" w:w="70"/>
+              <w:right w:type="dxa" w:w="100"/>
+            </w:tcMar>
+          </w:tcPr>
+          <w:p>
+            <w:pPr>
+              <w:spacing w:after="0" w:line="260"/>
+            </w:pPr>
+            <w:r>
+              <w:rPr>
+                <w:b w:val="false"/>
+                <w:bCs w:val="false"/>
+                <w:color w:val="1A1A1A"/>
+                <w:sz w:val="18"/>
+                <w:szCs w:val="18"/>
+              </w:rPr>
+              <w:t xml:space="preserve">The weight on aspiration</w:t>
+            </w:r>
+          </w:p>
+        </w:tc>
+      </w:tr>
+      <w:tr>
+        <w:tc>
+          <w:tcPr>
+            <w:tcW w:type="dxa" w:w="700"/>
+            <w:tcBorders>
+              <w:top w:val="single" w:color="D8D6D0" w:sz="2"/>
+              <w:left w:val="none"/>
+              <w:bottom w:val="single" w:color="D8D6D0" w:sz="2"/>
+              <w:right w:val="none"/>
+            </w:tcBorders>
+            <w:tcMar>
+              <w:top w:type="dxa" w:w="70"/>
+              <w:left w:type="dxa" w:w="100"/>
+              <w:bottom w:type="dxa" w:w="70"/>
+              <w:right w:type="dxa" w:w="100"/>
+            </w:tcMar>
+          </w:tcPr>
+          <w:p>
+            <w:pPr>
+              <w:spacing w:after="0" w:line="260"/>
+            </w:pPr>
+            <w:r>
+              <w:rPr>
+                <w:b w:val="false"/>
+                <w:bCs w:val="false"/>
+                <w:color w:val="1A1A1A"/>
+                <w:sz w:val="18"/>
+                <w:szCs w:val="18"/>
+              </w:rPr>
+              <w:t xml:space="preserve">E5</w:t>
+            </w:r>
+          </w:p>
+        </w:tc>
+        <w:tc>
+          <w:tcPr>
+            <w:tcW w:type="dxa" w:w="4400"/>
+            <w:tcBorders>
+              <w:top w:val="single" w:color="D8D6D0" w:sz="2"/>
+              <w:left w:val="none"/>
+              <w:bottom w:val="single" w:color="D8D6D0" w:sz="2"/>
+              <w:right w:val="none"/>
+            </w:tcBorders>
+            <w:tcMar>
+              <w:top w:type="dxa" w:w="70"/>
+              <w:left w:type="dxa" w:w="100"/>
+              <w:bottom w:type="dxa" w:w="70"/>
+              <w:right w:type="dxa" w:w="100"/>
+            </w:tcMar>
+          </w:tcPr>
+          <w:p>
+            <w:pPr>
+              <w:spacing w:after="0" w:line="260"/>
+            </w:pPr>
+            <w:r>
+              <w:rPr>
+                <w:b w:val="false"/>
+                <w:bCs w:val="false"/>
+                <w:color w:val="1A1A1A"/>
+                <w:sz w:val="18"/>
+                <w:szCs w:val="18"/>
+              </w:rPr>
+              <w:t xml:space="preserve">Do you need to take money out each year, and how much?</w:t>
+            </w:r>
+          </w:p>
+        </w:tc>
+        <w:tc>
+          <w:tcPr>
+            <w:tcW w:type="dxa" w:w="3600"/>
+            <w:tcBorders>
+              <w:top w:val="single" w:color="D8D6D0" w:sz="2"/>
+              <w:left w:val="none"/>
+              <w:bottom w:val="single" w:color="D8D6D0" w:sz="2"/>
+              <w:right w:val="none"/>
+            </w:tcBorders>
+            <w:tcMar>
+              <w:top w:type="dxa" w:w="70"/>
+              <w:left w:type="dxa" w:w="100"/>
+              <w:bottom w:type="dxa" w:w="70"/>
+              <w:right w:type="dxa" w:w="100"/>
+            </w:tcMar>
+          </w:tcPr>
+          <w:p>
+            <w:pPr>
+              <w:spacing w:after="0" w:line="260"/>
+            </w:pPr>
+            <w:r>
+              <w:rPr>
+                <w:b w:val="false"/>
+                <w:bCs w:val="false"/>
+                <w:color w:val="1A1A1A"/>
+                <w:sz w:val="18"/>
+                <w:szCs w:val="18"/>
+              </w:rPr>
+              <w:t xml:space="preserve">The income layer</w:t>
+            </w:r>
+          </w:p>
+        </w:tc>
+      </w:tr>
+    </w:tbl>
+    <w:p>
+      <w:r>
+        <w:br w:type="page"/>
+      </w:r>
+    </w:p>
+    <w:p>
+      <w:pPr>
+        <w:pStyle w:val="Heading1"/>
+        <w:keepNext/>
+        <w:spacing w:after="160" w:before="380"/>
+      </w:pPr>
+      <w:r>
+        <w:rPr>
+          <w:b/>
+          <w:bCs/>
+          <w:color w:val="1A1A1A"/>
+          <w:sz w:val="28"/>
+          <w:szCs w:val="28"/>
+        </w:rPr>
+        <w:t xml:space="preserve">Appendix B. Reproducing every number</w:t>
       </w:r>
     </w:p>
     <w:p>

--- a/report/MBA680_Steps1to6_Report.docx
+++ b/report/MBA680_Steps1to6_Report.docx
@@ -3369,7 +3369,7 @@
       <w:r>
         <w:drawing>
           <wp:inline distT="0" distB="0" distL="0" distR="0">
-            <wp:extent cx="4457700" cy="1695450"/>
+            <wp:extent cx="4457700" cy="1619250"/>
             <wp:effectExtent t="0" r="0" b="0" l="0"/>
             <wp:docPr id="1" name="" descr="" title=""/>
             <wp:cNvGraphicFramePr>
@@ -3394,7 +3394,7 @@
                   <pic:spPr bwMode="auto">
                     <a:xfrm>
                       <a:off x="0" y="0"/>
-                      <a:ext cx="4457700" cy="1695450"/>
+                      <a:ext cx="4457700" cy="1619250"/>
                     </a:xfrm>
                     <a:prstGeom prst="rect">
                       <a:avLst/>
@@ -9253,7 +9253,7 @@
       <w:r>
         <w:drawing>
           <wp:inline distT="0" distB="0" distL="0" distR="0">
-            <wp:extent cx="4457700" cy="2590800"/>
+            <wp:extent cx="4457700" cy="2257425"/>
             <wp:effectExtent t="0" r="0" b="0" l="0"/>
             <wp:docPr id="1" name="" descr="" title=""/>
             <wp:cNvGraphicFramePr>
@@ -9278,7 +9278,7 @@
                   <pic:spPr bwMode="auto">
                     <a:xfrm>
                       <a:off x="0" y="0"/>
-                      <a:ext cx="4457700" cy="2590800"/>
+                      <a:ext cx="4457700" cy="2257425"/>
                     </a:xfrm>
                     <a:prstGeom prst="rect">
                       <a:avLst/>
@@ -9315,7 +9315,7 @@
       <w:r>
         <w:drawing>
           <wp:inline distT="0" distB="0" distL="0" distR="0">
-            <wp:extent cx="4457700" cy="2085975"/>
+            <wp:extent cx="4457700" cy="2066925"/>
             <wp:effectExtent t="0" r="0" b="0" l="0"/>
             <wp:docPr id="1" name="" descr="" title=""/>
             <wp:cNvGraphicFramePr>
@@ -9340,7 +9340,7 @@
                   <pic:spPr bwMode="auto">
                     <a:xfrm>
                       <a:off x="0" y="0"/>
-                      <a:ext cx="4457700" cy="2085975"/>
+                      <a:ext cx="4457700" cy="2066925"/>
                     </a:xfrm>
                     <a:prstGeom prst="rect">
                       <a:avLst/>
